--- a/dist/library/downloads/pri-tzaddik-rosh-chodesh-marcheshvan-annotated.docx
+++ b/dist/library/downloads/pri-tzaddik-rosh-chodesh-marcheshvan-annotated.docx
@@ -147,15 +147,21 @@
           <w:b w:val="0"/>
           <w:sz w:val="19"/>
           <w:rtl w:val="1"/>
+          <w:szCs w:val="19"/>
+          <w:bCs w:val="0"/>
+          <w:lang w:val="he-IL" w:bidi="he-IL"/>
         </w:rPr>
         <w:t xml:space="preserve">אִיתָא בְּסֵפֶר יְצִירָה: </w:t>
       </w:r>
       <w:r>
         <w:rPr>
           <w:rFonts w:ascii="Times New Roman" w:hAnsi="Times New Roman" w:eastAsia="Times New Roman" w:cs="Times New Roman"/>
-          <w:b/>
+          <w:b w:val="1"/>
           <w:sz w:val="19"/>
           <w:rtl w:val="0"/>
+          <w:szCs w:val="19"/>
+          <w:bCs w:val="1"/>
+          <w:lang w:val="en-US"/>
         </w:rPr>
         <w:t xml:space="preserve">It is stated in Sefer Yetzirah: </w:t>
       </w:r>
@@ -168,17 +174,23 @@
           <w:b w:val="0"/>
           <w:sz w:val="19"/>
           <w:rtl w:val="1"/>
+          <w:szCs w:val="19"/>
+          <w:bCs w:val="0"/>
+          <w:lang w:val="he-IL" w:bidi="he-IL"/>
         </w:rPr>
         <w:t xml:space="preserve">"הִמְלִיךְ אוֹת נוּ״ן בְּרֵיחַ וְכוּלֵי וְחֶשְׁוָן בַּשָּׁנָה". </w:t>
       </w:r>
       <w:r>
         <w:rPr>
           <w:rFonts w:ascii="Times New Roman" w:hAnsi="Times New Roman" w:eastAsia="Times New Roman" w:cs="Times New Roman"/>
-          <w:b/>
+          <w:b w:val="1"/>
           <w:sz w:val="19"/>
           <w:rtl w:val="0"/>
-        </w:rPr>
-        <w:t xml:space="preserve">"He crowned the letter Nun with smell, etc., and Cheshvan in the year." </w:t>
+          <w:szCs w:val="19"/>
+          <w:bCs w:val="1"/>
+          <w:lang w:val="en-US"/>
+        </w:rPr>
+        <w:t xml:space="preserve">“He made the letter Nun rule over smell, etc., and Cheshvan in the year.” </w:t>
       </w:r>
       <w:r>
         <w:rPr>
@@ -204,15 +216,21 @@
           <w:b w:val="0"/>
           <w:sz w:val="19"/>
           <w:rtl w:val="1"/>
+          <w:szCs w:val="19"/>
+          <w:bCs w:val="0"/>
+          <w:lang w:val="he-IL" w:bidi="he-IL"/>
         </w:rPr>
         <w:t xml:space="preserve">בַּזֹּהַר הַקָּדוֹשׁ (חֵלֶק ב, צא עַמּוּד א): </w:t>
       </w:r>
       <w:r>
         <w:rPr>
           <w:rFonts w:ascii="Times New Roman" w:hAnsi="Times New Roman" w:eastAsia="Times New Roman" w:cs="Times New Roman"/>
-          <w:b/>
+          <w:b w:val="1"/>
           <w:sz w:val="19"/>
           <w:rtl w:val="0"/>
+          <w:szCs w:val="19"/>
+          <w:bCs w:val="1"/>
+          <w:lang w:val="en-US"/>
         </w:rPr>
         <w:t xml:space="preserve">In the holy Zohar (Part II, 91a): </w:t>
       </w:r>
@@ -225,15 +243,21 @@
           <w:b w:val="0"/>
           <w:sz w:val="19"/>
           <w:rtl w:val="1"/>
+          <w:szCs w:val="19"/>
+          <w:bCs w:val="0"/>
+          <w:lang w:val="he-IL" w:bidi="he-IL"/>
         </w:rPr>
         <w:t xml:space="preserve">"נוּ״ן – רָזָא לְמִדְחַל מִקּוּדְשָׁא בְּרִיךְ הוּא, </w:t>
       </w:r>
       <w:r>
         <w:rPr>
           <w:rFonts w:ascii="Times New Roman" w:hAnsi="Times New Roman" w:eastAsia="Times New Roman" w:cs="Times New Roman"/>
-          <w:b/>
+          <w:b w:val="1"/>
           <w:sz w:val="19"/>
           <w:rtl w:val="0"/>
+          <w:szCs w:val="19"/>
+          <w:bCs w:val="1"/>
+          <w:lang w:val="en-US"/>
         </w:rPr>
         <w:t xml:space="preserve">'The letter Nun is the mystery of revering the Holy One, </w:t>
       </w:r>
@@ -246,15 +270,21 @@
           <w:b w:val="0"/>
           <w:sz w:val="19"/>
           <w:rtl w:val="1"/>
+          <w:szCs w:val="19"/>
+          <w:bCs w:val="0"/>
+          <w:lang w:val="he-IL" w:bidi="he-IL"/>
         </w:rPr>
         <w:t xml:space="preserve">וּלְמִנְדַּע דְּאִית דִּין וְאִית דַּיָּין, </w:t>
       </w:r>
       <w:r>
         <w:rPr>
           <w:rFonts w:ascii="Times New Roman" w:hAnsi="Times New Roman" w:eastAsia="Times New Roman" w:cs="Times New Roman"/>
-          <w:b/>
+          <w:b w:val="1"/>
           <w:sz w:val="19"/>
           <w:rtl w:val="0"/>
+          <w:szCs w:val="19"/>
+          <w:bCs w:val="1"/>
+          <w:lang w:val="en-US"/>
         </w:rPr>
         <w:t xml:space="preserve">and knowing that there is judgment and there is a Judge, </w:t>
       </w:r>
@@ -282,15 +312,21 @@
           <w:b w:val="0"/>
           <w:sz w:val="19"/>
           <w:rtl w:val="1"/>
+          <w:szCs w:val="19"/>
+          <w:bCs w:val="0"/>
+          <w:lang w:val="he-IL" w:bidi="he-IL"/>
         </w:rPr>
         <w:t xml:space="preserve">וְאִית אֲגַר טָב לְצַדִּיקַיָּא וּפֻרְעָנוּתָא לְרַשִּׁיעַיָּא, </w:t>
       </w:r>
       <w:r>
         <w:rPr>
           <w:rFonts w:ascii="Times New Roman" w:hAnsi="Times New Roman" w:eastAsia="Times New Roman" w:cs="Times New Roman"/>
-          <w:b/>
+          <w:b w:val="1"/>
           <w:sz w:val="19"/>
           <w:rtl w:val="0"/>
+          <w:szCs w:val="19"/>
+          <w:bCs w:val="1"/>
+          <w:lang w:val="en-US"/>
         </w:rPr>
         <w:t xml:space="preserve">and there is good reward for the righteous and retribution for the wicked, </w:t>
       </w:r>
@@ -303,15 +339,21 @@
           <w:b w:val="0"/>
           <w:sz w:val="19"/>
           <w:rtl w:val="1"/>
+          <w:szCs w:val="19"/>
+          <w:bCs w:val="0"/>
+          <w:lang w:val="he-IL" w:bidi="he-IL"/>
         </w:rPr>
         <w:t xml:space="preserve">בְּגִין דְּרָזָא דִּילֵיהּ הֵ״א תַּתָּאָה"; </w:t>
       </w:r>
       <w:r>
         <w:rPr>
           <w:rFonts w:ascii="Times New Roman" w:hAnsi="Times New Roman" w:eastAsia="Times New Roman" w:cs="Times New Roman"/>
-          <w:b/>
+          <w:b w:val="1"/>
           <w:sz w:val="19"/>
           <w:rtl w:val="0"/>
+          <w:szCs w:val="19"/>
+          <w:bCs w:val="1"/>
+          <w:lang w:val="en-US"/>
         </w:rPr>
         <w:t xml:space="preserve">because its esoteric mystery is the lower Hei'; </w:t>
       </w:r>
@@ -324,15 +366,21 @@
           <w:b w:val="0"/>
           <w:sz w:val="19"/>
           <w:rtl w:val="1"/>
+          <w:szCs w:val="19"/>
+          <w:bCs w:val="0"/>
+          <w:lang w:val="he-IL" w:bidi="he-IL"/>
         </w:rPr>
         <w:t xml:space="preserve">וְיָדוּעַ דְּהֵ״א תַּתָּאָה הוּא מַלְכוּת, </w:t>
       </w:r>
       <w:r>
         <w:rPr>
           <w:rFonts w:ascii="Times New Roman" w:hAnsi="Times New Roman" w:eastAsia="Times New Roman" w:cs="Times New Roman"/>
-          <w:b/>
+          <w:b w:val="1"/>
           <w:sz w:val="19"/>
           <w:rtl w:val="0"/>
+          <w:szCs w:val="19"/>
+          <w:bCs w:val="1"/>
+          <w:lang w:val="en-US"/>
         </w:rPr>
         <w:t xml:space="preserve">and it is known that the lower Hei represents Malchut, </w:t>
       </w:r>
@@ -345,15 +393,21 @@
           <w:b w:val="0"/>
           <w:sz w:val="19"/>
           <w:rtl w:val="1"/>
+          <w:szCs w:val="19"/>
+          <w:bCs w:val="0"/>
+          <w:lang w:val="he-IL" w:bidi="he-IL"/>
         </w:rPr>
         <w:t xml:space="preserve">וְכֵן הוּא בַּזֹּהַר הַקָּדוֹשׁ (אַחֲרֵי מוֹת סו עַמּוּד ב): </w:t>
       </w:r>
       <w:r>
         <w:rPr>
           <w:rFonts w:ascii="Times New Roman" w:hAnsi="Times New Roman" w:eastAsia="Times New Roman" w:cs="Times New Roman"/>
-          <w:b/>
+          <w:b w:val="1"/>
           <w:sz w:val="19"/>
           <w:rtl w:val="0"/>
+          <w:szCs w:val="19"/>
+          <w:bCs w:val="1"/>
+          <w:lang w:val="en-US"/>
         </w:rPr>
         <w:t xml:space="preserve">and so it is in the holy Zohar (Acharei Mot 66b): </w:t>
       </w:r>
@@ -372,15 +426,21 @@
           <w:b w:val="0"/>
           <w:sz w:val="19"/>
           <w:rtl w:val="1"/>
+          <w:szCs w:val="19"/>
+          <w:bCs w:val="0"/>
+          <w:lang w:val="he-IL" w:bidi="he-IL"/>
         </w:rPr>
         <w:t xml:space="preserve">"נוּ״ן כְּפוּפָה – דָּא מַטְרוֹנִיתָא", עַיֵּין שָׁם. </w:t>
       </w:r>
       <w:r>
         <w:rPr>
           <w:rFonts w:ascii="Times New Roman" w:hAnsi="Times New Roman" w:eastAsia="Times New Roman" w:cs="Times New Roman"/>
-          <w:b/>
+          <w:b w:val="1"/>
           <w:sz w:val="19"/>
           <w:rtl w:val="0"/>
+          <w:szCs w:val="19"/>
+          <w:bCs w:val="1"/>
+          <w:lang w:val="en-US"/>
         </w:rPr>
         <w:t xml:space="preserve">'A bent Nun—this is the Matronita (Shekhinah/Malchut),' see there. </w:t>
       </w:r>
@@ -393,15 +453,21 @@
           <w:b w:val="0"/>
           <w:sz w:val="19"/>
           <w:rtl w:val="1"/>
+          <w:szCs w:val="19"/>
+          <w:bCs w:val="0"/>
+          <w:lang w:val="he-IL" w:bidi="he-IL"/>
         </w:rPr>
         <w:t xml:space="preserve">"וּמֶלֶךְ בְּמִשְׁפָּט יַעֲמִיד אָרֶץ", </w:t>
       </w:r>
       <w:r>
         <w:rPr>
           <w:rFonts w:ascii="Times New Roman" w:hAnsi="Times New Roman" w:eastAsia="Times New Roman" w:cs="Times New Roman"/>
-          <w:b/>
+          <w:b w:val="1"/>
           <w:sz w:val="19"/>
           <w:rtl w:val="0"/>
+          <w:szCs w:val="19"/>
+          <w:bCs w:val="1"/>
+          <w:lang w:val="en-US"/>
         </w:rPr>
         <w:t xml:space="preserve">And 'a king by justice establishes the land,' </w:t>
       </w:r>
@@ -429,15 +495,21 @@
           <w:b w:val="0"/>
           <w:sz w:val="19"/>
           <w:rtl w:val="1"/>
-        </w:rPr>
-        <w:t xml:space="preserve">וְהוּא שֵׁם אֲדֹנָי, דִּינָא דְּמַלְכוּתָא. </w:t>
-      </w:r>
-      <w:r>
-        <w:rPr>
-          <w:rFonts w:ascii="Times New Roman" w:hAnsi="Times New Roman" w:eastAsia="Times New Roman" w:cs="Times New Roman"/>
-          <w:b/>
+          <w:szCs w:val="19"/>
+          <w:bCs w:val="0"/>
+          <w:lang w:val="he-IL" w:bidi="he-IL"/>
+        </w:rPr>
+        <w:t xml:space="preserve">וְהוּא שֵׁם אֲדֹנוּת, דִּינָא דְּמַלְכוּתָא. </w:t>
+      </w:r>
+      <w:r>
+        <w:rPr>
+          <w:rFonts w:ascii="Times New Roman" w:hAnsi="Times New Roman" w:eastAsia="Times New Roman" w:cs="Times New Roman"/>
+          <w:b w:val="1"/>
           <w:sz w:val="19"/>
           <w:rtl w:val="0"/>
+          <w:szCs w:val="19"/>
+          <w:bCs w:val="1"/>
+          <w:lang w:val="en-US"/>
         </w:rPr>
         <w:t xml:space="preserve">which corresponds to the Divine Name Adonai, the royal law of judgment. </w:t>
       </w:r>
@@ -455,15 +527,21 @@
           <w:b w:val="0"/>
           <w:sz w:val="19"/>
           <w:rtl w:val="1"/>
+          <w:szCs w:val="19"/>
+          <w:bCs w:val="0"/>
+          <w:lang w:val="he-IL" w:bidi="he-IL"/>
         </w:rPr>
         <w:t xml:space="preserve">וּבְמַאֲמַר פָּתַח אֵלִיָּהוּ: "צֶדֶק יְדִיעָא דְּאִיהוּ דִּין", </w:t>
       </w:r>
       <w:r>
         <w:rPr>
           <w:rFonts w:ascii="Times New Roman" w:hAnsi="Times New Roman" w:eastAsia="Times New Roman" w:cs="Times New Roman"/>
-          <w:b/>
+          <w:b w:val="1"/>
           <w:sz w:val="19"/>
           <w:rtl w:val="0"/>
+          <w:szCs w:val="19"/>
+          <w:bCs w:val="1"/>
+          <w:lang w:val="en-US"/>
         </w:rPr>
         <w:t xml:space="preserve">And in the discourse Petach Eliyahu: 'Tzedek is known as Din (Judgment)', </w:t>
       </w:r>
@@ -476,15 +554,21 @@
           <w:b w:val="0"/>
           <w:sz w:val="19"/>
           <w:rtl w:val="1"/>
+          <w:szCs w:val="19"/>
+          <w:bCs w:val="0"/>
+          <w:lang w:val="he-IL" w:bidi="he-IL"/>
         </w:rPr>
         <w:t xml:space="preserve">וְזֶהוּ "דְּאִית דִּין"; </w:t>
       </w:r>
       <w:r>
         <w:rPr>
           <w:rFonts w:ascii="Times New Roman" w:hAnsi="Times New Roman" w:eastAsia="Times New Roman" w:cs="Times New Roman"/>
-          <w:b/>
+          <w:b w:val="1"/>
           <w:sz w:val="19"/>
           <w:rtl w:val="0"/>
+          <w:szCs w:val="19"/>
+          <w:bCs w:val="1"/>
+          <w:lang w:val="en-US"/>
         </w:rPr>
         <w:t xml:space="preserve">and this is 'there is judgment'; </w:t>
       </w:r>
@@ -497,15 +581,21 @@
           <w:b w:val="0"/>
           <w:sz w:val="19"/>
           <w:rtl w:val="1"/>
+          <w:szCs w:val="19"/>
+          <w:bCs w:val="0"/>
+          <w:lang w:val="he-IL" w:bidi="he-IL"/>
         </w:rPr>
         <w:t xml:space="preserve">וְכֵן בָּעֵי לְמִדְחַל, </w:t>
       </w:r>
       <w:r>
         <w:rPr>
           <w:rFonts w:ascii="Times New Roman" w:hAnsi="Times New Roman" w:eastAsia="Times New Roman" w:cs="Times New Roman"/>
-          <w:b/>
+          <w:b w:val="1"/>
           <w:sz w:val="19"/>
           <w:rtl w:val="0"/>
+          <w:szCs w:val="19"/>
+          <w:bCs w:val="1"/>
+          <w:lang w:val="en-US"/>
         </w:rPr>
         <w:t xml:space="preserve">and so one must revere, </w:t>
       </w:r>
@@ -518,15 +608,21 @@
           <w:b w:val="0"/>
           <w:sz w:val="19"/>
           <w:rtl w:val="1"/>
+          <w:szCs w:val="19"/>
+          <w:bCs w:val="0"/>
+          <w:lang w:val="he-IL" w:bidi="he-IL"/>
         </w:rPr>
         <w:t xml:space="preserve">דִּבְמֶלֶךְ נֶאֱמַר: "שׂוֹם" וְגוֹמֵר – </w:t>
       </w:r>
       <w:r>
         <w:rPr>
           <w:rFonts w:ascii="Times New Roman" w:hAnsi="Times New Roman" w:eastAsia="Times New Roman" w:cs="Times New Roman"/>
-          <w:b/>
+          <w:b w:val="1"/>
           <w:sz w:val="19"/>
           <w:rtl w:val="0"/>
+          <w:szCs w:val="19"/>
+          <w:bCs w:val="1"/>
+          <w:lang w:val="en-US"/>
         </w:rPr>
         <w:t xml:space="preserve">for concerning a king it is said: 'You shall set a king over you...'— </w:t>
       </w:r>
@@ -539,15 +635,21 @@
           <w:b w:val="0"/>
           <w:sz w:val="19"/>
           <w:rtl w:val="1"/>
+          <w:szCs w:val="19"/>
+          <w:bCs w:val="0"/>
+          <w:lang w:val="he-IL" w:bidi="he-IL"/>
         </w:rPr>
         <w:t xml:space="preserve">שֶׁתְּהֵא אֵימָתוֹ עָלֶיךָ, </w:t>
       </w:r>
       <w:r>
         <w:rPr>
           <w:rFonts w:ascii="Times New Roman" w:hAnsi="Times New Roman" w:eastAsia="Times New Roman" w:cs="Times New Roman"/>
-          <w:b/>
+          <w:b w:val="1"/>
           <w:sz w:val="19"/>
           <w:rtl w:val="0"/>
+          <w:szCs w:val="19"/>
+          <w:bCs w:val="1"/>
+          <w:lang w:val="en-US"/>
         </w:rPr>
         <w:t xml:space="preserve">that his dread be upon you; </w:t>
       </w:r>
@@ -560,15 +662,21 @@
           <w:b w:val="0"/>
           <w:sz w:val="19"/>
           <w:rtl w:val="1"/>
+          <w:szCs w:val="19"/>
+          <w:bCs w:val="0"/>
+          <w:lang w:val="he-IL" w:bidi="he-IL"/>
         </w:rPr>
         <w:t xml:space="preserve">וְנֶאֱמַר: "וְאִם אֲדוֹנִים אָנִי אַיֵּה מוֹרָאִי". </w:t>
       </w:r>
       <w:r>
         <w:rPr>
           <w:rFonts w:ascii="Times New Roman" w:hAnsi="Times New Roman" w:eastAsia="Times New Roman" w:cs="Times New Roman"/>
-          <w:b/>
+          <w:b w:val="1"/>
           <w:sz w:val="19"/>
           <w:rtl w:val="0"/>
+          <w:szCs w:val="19"/>
+          <w:bCs w:val="1"/>
+          <w:lang w:val="en-US"/>
         </w:rPr>
         <w:t xml:space="preserve">and it is said: 'And if I be a Master, where is My fear?' </w:t>
       </w:r>
@@ -596,15 +704,21 @@
           <w:b w:val="0"/>
           <w:sz w:val="19"/>
           <w:rtl w:val="1"/>
+          <w:szCs w:val="19"/>
+          <w:bCs w:val="0"/>
+          <w:lang w:val="he-IL" w:bidi="he-IL"/>
         </w:rPr>
         <w:t xml:space="preserve">וּבְחֶשְׁוָן הִתְחִיל מִשְׁפַּט דּוֹר הַמַּבּוּל </w:t>
       </w:r>
       <w:r>
         <w:rPr>
           <w:rFonts w:ascii="Times New Roman" w:hAnsi="Times New Roman" w:eastAsia="Times New Roman" w:cs="Times New Roman"/>
-          <w:b/>
+          <w:b w:val="1"/>
           <w:sz w:val="19"/>
           <w:rtl w:val="0"/>
+          <w:szCs w:val="19"/>
+          <w:bCs w:val="1"/>
+          <w:lang w:val="en-US"/>
         </w:rPr>
         <w:t xml:space="preserve">And in Cheshvan the judgment of the generation of the Flood began, </w:t>
       </w:r>
@@ -617,15 +731,21 @@
           <w:b w:val="0"/>
           <w:sz w:val="19"/>
           <w:rtl w:val="1"/>
+          <w:szCs w:val="19"/>
+          <w:bCs w:val="0"/>
+          <w:lang w:val="he-IL" w:bidi="he-IL"/>
         </w:rPr>
         <w:t xml:space="preserve">אֲשֶׁר הִרְבּוּ לַחֲטֹא וְלֹא יָרְאוּ אֱלֹהִים, </w:t>
       </w:r>
       <w:r>
         <w:rPr>
           <w:rFonts w:ascii="Times New Roman" w:hAnsi="Times New Roman" w:eastAsia="Times New Roman" w:cs="Times New Roman"/>
-          <w:b/>
+          <w:b w:val="1"/>
           <w:sz w:val="19"/>
           <w:rtl w:val="0"/>
+          <w:szCs w:val="19"/>
+          <w:bCs w:val="1"/>
+          <w:lang w:val="en-US"/>
         </w:rPr>
         <w:t xml:space="preserve">who sinned abundantly and did not fear God, </w:t>
       </w:r>
@@ -638,15 +758,21 @@
           <w:b w:val="0"/>
           <w:sz w:val="19"/>
           <w:rtl w:val="1"/>
+          <w:szCs w:val="19"/>
+          <w:bCs w:val="0"/>
+          <w:lang w:val="he-IL" w:bidi="he-IL"/>
         </w:rPr>
         <w:t xml:space="preserve">וְאָמְרוּ דְּלֵית דִּין וְלֵית דַּיָּין, </w:t>
       </w:r>
       <w:r>
         <w:rPr>
           <w:rFonts w:ascii="Times New Roman" w:hAnsi="Times New Roman" w:eastAsia="Times New Roman" w:cs="Times New Roman"/>
-          <w:b/>
+          <w:b w:val="1"/>
           <w:sz w:val="19"/>
           <w:rtl w:val="0"/>
+          <w:szCs w:val="19"/>
+          <w:bCs w:val="1"/>
+          <w:lang w:val="en-US"/>
         </w:rPr>
         <w:t xml:space="preserve">proclaiming that there is neither judgment nor Judge, </w:t>
       </w:r>
@@ -659,17 +785,23 @@
           <w:b w:val="0"/>
           <w:sz w:val="19"/>
           <w:rtl w:val="1"/>
+          <w:szCs w:val="19"/>
+          <w:bCs w:val="0"/>
+          <w:lang w:val="he-IL" w:bidi="he-IL"/>
         </w:rPr>
         <w:t xml:space="preserve">כְּמוֹ שֶׁכָּתוּב: "וַיֹּאמְרוּ לָאֵל סוּר מִמֶּנּוּ" וְגוֹמֵר </w:t>
       </w:r>
       <w:r>
         <w:rPr>
           <w:rFonts w:ascii="Times New Roman" w:hAnsi="Times New Roman" w:eastAsia="Times New Roman" w:cs="Times New Roman"/>
-          <w:b/>
+          <w:b w:val="1"/>
           <w:sz w:val="19"/>
           <w:rtl w:val="0"/>
-        </w:rPr>
-        <w:t xml:space="preserve">as is written: 'And they say unto God: Depart from us, etc., </w:t>
+          <w:szCs w:val="19"/>
+          <w:bCs w:val="1"/>
+          <w:lang w:val="en-US"/>
+        </w:rPr>
+        <w:t xml:space="preserve">as is written: ‘They said to God, “Depart from us,”’ etc., </w:t>
       </w:r>
       <w:r>
         <w:t xml:space="preserve">  </w:t>
@@ -680,17 +812,23 @@
           <w:b w:val="0"/>
           <w:sz w:val="19"/>
           <w:rtl w:val="1"/>
+          <w:szCs w:val="19"/>
+          <w:bCs w:val="0"/>
+          <w:lang w:val="he-IL" w:bidi="he-IL"/>
         </w:rPr>
         <w:t xml:space="preserve">"כִּי נַעַבְדֶנּוּ וּמַה נּוֹעִיל כִּי נִפְגַּע בּוֹ". </w:t>
       </w:r>
       <w:r>
         <w:rPr>
           <w:rFonts w:ascii="Times New Roman" w:hAnsi="Times New Roman" w:eastAsia="Times New Roman" w:cs="Times New Roman"/>
-          <w:b/>
+          <w:b w:val="1"/>
           <w:sz w:val="19"/>
           <w:rtl w:val="0"/>
-        </w:rPr>
-        <w:t xml:space="preserve">what is the Almighty that we should serve Him, and what profit should we have if we pray to Him?' </w:t>
+          <w:szCs w:val="19"/>
+          <w:bCs w:val="1"/>
+          <w:lang w:val="en-US"/>
+        </w:rPr>
+        <w:t xml:space="preserve">‘that we should serve Him? And what would we gain by entreating Him?’ </w:t>
       </w:r>
       <w:r>
         <w:rPr>
@@ -716,15 +854,21 @@
           <w:b w:val="0"/>
           <w:sz w:val="19"/>
           <w:rtl w:val="1"/>
+          <w:szCs w:val="19"/>
+          <w:bCs w:val="0"/>
+          <w:lang w:val="he-IL" w:bidi="he-IL"/>
         </w:rPr>
         <w:t xml:space="preserve">וְעַד גְּמַר בִּנְיַן הַבַּיִת עַל יְדֵי שְׁלֹמֹה הַמֶּלֶךְ עָלָיו הַשָּׁלוֹם </w:t>
       </w:r>
       <w:r>
         <w:rPr>
           <w:rFonts w:ascii="Times New Roman" w:hAnsi="Times New Roman" w:eastAsia="Times New Roman" w:cs="Times New Roman"/>
-          <w:b/>
+          <w:b w:val="1"/>
           <w:sz w:val="19"/>
           <w:rtl w:val="0"/>
+          <w:szCs w:val="19"/>
+          <w:bCs w:val="1"/>
+          <w:lang w:val="en-US"/>
         </w:rPr>
         <w:t xml:space="preserve">And until the completion of the Temple's construction by King Solomon, peace be upon him, </w:t>
       </w:r>
@@ -742,15 +886,21 @@
           <w:b w:val="0"/>
           <w:sz w:val="19"/>
           <w:rtl w:val="1"/>
+          <w:szCs w:val="19"/>
+          <w:bCs w:val="0"/>
+          <w:lang w:val="he-IL" w:bidi="he-IL"/>
         </w:rPr>
         <w:t xml:space="preserve">הָיָה רֹשֶׁם מִשְׁפַּט דּוֹר הַמַּבּוּל בָּעוֹלָם, </w:t>
       </w:r>
       <w:r>
         <w:rPr>
           <w:rFonts w:ascii="Times New Roman" w:hAnsi="Times New Roman" w:eastAsia="Times New Roman" w:cs="Times New Roman"/>
-          <w:b/>
+          <w:b w:val="1"/>
           <w:sz w:val="19"/>
           <w:rtl w:val="0"/>
+          <w:szCs w:val="19"/>
+          <w:bCs w:val="1"/>
+          <w:lang w:val="en-US"/>
         </w:rPr>
         <w:t xml:space="preserve">the imprint of the judgment of the Flood remained present in the world, </w:t>
       </w:r>
@@ -763,15 +913,21 @@
           <w:b w:val="0"/>
           <w:sz w:val="19"/>
           <w:rtl w:val="1"/>
+          <w:szCs w:val="19"/>
+          <w:bCs w:val="0"/>
+          <w:lang w:val="he-IL" w:bidi="he-IL"/>
         </w:rPr>
         <w:t xml:space="preserve">וּכְמוֹ שֶׁכָּתוּב (תַּנְחוּמָא נֹחַ ח) </w:t>
       </w:r>
       <w:r>
         <w:rPr>
           <w:rFonts w:ascii="Times New Roman" w:hAnsi="Times New Roman" w:eastAsia="Times New Roman" w:cs="Times New Roman"/>
-          <w:b/>
+          <w:b w:val="1"/>
           <w:sz w:val="19"/>
           <w:rtl w:val="0"/>
+          <w:szCs w:val="19"/>
+          <w:bCs w:val="1"/>
+          <w:lang w:val="en-US"/>
         </w:rPr>
         <w:t xml:space="preserve">as written (Tanchuma, Noach 8) </w:t>
       </w:r>
@@ -799,15 +955,21 @@
           <w:b w:val="0"/>
           <w:sz w:val="19"/>
           <w:rtl w:val="1"/>
+          <w:szCs w:val="19"/>
+          <w:bCs w:val="0"/>
+          <w:lang w:val="he-IL" w:bidi="he-IL"/>
         </w:rPr>
         <w:t xml:space="preserve">שֶׁבְּכָל שָׁנָה בְּחֹדֶשׁ חֶשְׁוָן הָיוּ אַרְבָּעִים יוֹם הַמַּיִם שׁוֹטְפִים; </w:t>
       </w:r>
       <w:r>
         <w:rPr>
           <w:rFonts w:ascii="Times New Roman" w:hAnsi="Times New Roman" w:eastAsia="Times New Roman" w:cs="Times New Roman"/>
-          <w:b/>
+          <w:b w:val="1"/>
           <w:sz w:val="19"/>
           <w:rtl w:val="0"/>
+          <w:szCs w:val="19"/>
+          <w:bCs w:val="1"/>
+          <w:lang w:val="en-US"/>
         </w:rPr>
         <w:t xml:space="preserve">that every year in the month of Cheshvan torrential waters poured down for forty days; </w:t>
       </w:r>
@@ -820,15 +982,21 @@
           <w:b w:val="0"/>
           <w:sz w:val="19"/>
           <w:rtl w:val="1"/>
+          <w:szCs w:val="19"/>
+          <w:bCs w:val="0"/>
+          <w:lang w:val="he-IL" w:bidi="he-IL"/>
         </w:rPr>
         <w:t xml:space="preserve">וּלְכָךְ נִקְרָא חֹדֶשׁ חֶשְׁוָן בִּמְלָכִים (מְלָכִים א ו, לח) בִּגְמַר בִּנְיַן הַבַּיִת </w:t>
       </w:r>
       <w:r>
         <w:rPr>
           <w:rFonts w:ascii="Times New Roman" w:hAnsi="Times New Roman" w:eastAsia="Times New Roman" w:cs="Times New Roman"/>
-          <w:b/>
+          <w:b w:val="1"/>
           <w:sz w:val="19"/>
           <w:rtl w:val="0"/>
+          <w:szCs w:val="19"/>
+          <w:bCs w:val="1"/>
+          <w:lang w:val="en-US"/>
         </w:rPr>
         <w:t xml:space="preserve">and for this reason the month of Cheshvan is named in Kings (I Kings 6:38) at the completion of the Temple </w:t>
       </w:r>
@@ -856,17 +1024,23 @@
           <w:b w:val="0"/>
           <w:sz w:val="19"/>
           <w:rtl w:val="1"/>
+          <w:szCs w:val="19"/>
+          <w:bCs w:val="0"/>
+          <w:lang w:val="he-IL" w:bidi="he-IL"/>
         </w:rPr>
         <w:t xml:space="preserve">"יֶרַח בּוּל" בְּלֹא מֵ״ם, </w:t>
       </w:r>
       <w:r>
         <w:rPr>
           <w:rFonts w:ascii="Times New Roman" w:hAnsi="Times New Roman" w:eastAsia="Times New Roman" w:cs="Times New Roman"/>
-          <w:b/>
+          <w:b w:val="1"/>
           <w:sz w:val="19"/>
           <w:rtl w:val="0"/>
-        </w:rPr>
-        <w:t xml:space="preserve">the 'month of Bul' without the letter Mem (spelling מבול, flood), </w:t>
+          <w:szCs w:val="19"/>
+          <w:bCs w:val="1"/>
+          <w:lang w:val="en-US"/>
+        </w:rPr>
+        <w:t xml:space="preserve">the ‘month of Bul,’ without the mem of mabul (flood), </w:t>
       </w:r>
       <w:r>
         <w:t xml:space="preserve">  </w:t>
@@ -877,15 +1051,21 @@
           <w:b w:val="0"/>
           <w:sz w:val="19"/>
           <w:rtl w:val="1"/>
+          <w:szCs w:val="19"/>
+          <w:bCs w:val="0"/>
+          <w:lang w:val="he-IL" w:bidi="he-IL"/>
         </w:rPr>
         <w:t xml:space="preserve">שֶׁבִּגְמַר בִּנְיַן הַבַּיִת פָּסְקוּ הָאַרְבָּעִים יוֹם רֹשֶׁם מִשְׁפַּט הַמַּבּוּל. </w:t>
       </w:r>
       <w:r>
         <w:rPr>
           <w:rFonts w:ascii="Times New Roman" w:hAnsi="Times New Roman" w:eastAsia="Times New Roman" w:cs="Times New Roman"/>
-          <w:b/>
+          <w:b w:val="1"/>
           <w:sz w:val="19"/>
           <w:rtl w:val="0"/>
+          <w:szCs w:val="19"/>
+          <w:bCs w:val="1"/>
+          <w:lang w:val="en-US"/>
         </w:rPr>
         <w:t xml:space="preserve">for upon the completion of the Temple, the forty days marking the Flood ceased. </w:t>
       </w:r>
@@ -898,15 +1078,21 @@
           <w:b w:val="0"/>
           <w:sz w:val="19"/>
           <w:rtl w:val="1"/>
+          <w:szCs w:val="19"/>
+          <w:bCs w:val="0"/>
+          <w:lang w:val="he-IL" w:bidi="he-IL"/>
         </w:rPr>
         <w:t xml:space="preserve">שֶׁתַּכְלִית הַמְּכֻוָּן מֵהַבְּרִיאָה </w:t>
       </w:r>
       <w:r>
         <w:rPr>
           <w:rFonts w:ascii="Times New Roman" w:hAnsi="Times New Roman" w:eastAsia="Times New Roman" w:cs="Times New Roman"/>
-          <w:b/>
+          <w:b w:val="1"/>
           <w:sz w:val="19"/>
           <w:rtl w:val="0"/>
+          <w:szCs w:val="19"/>
+          <w:bCs w:val="1"/>
+          <w:lang w:val="en-US"/>
         </w:rPr>
         <w:t xml:space="preserve">For the ultimate intent of Creation </w:t>
       </w:r>
@@ -919,15 +1105,21 @@
           <w:b w:val="0"/>
           <w:sz w:val="19"/>
           <w:rtl w:val="1"/>
+          <w:szCs w:val="19"/>
+          <w:bCs w:val="0"/>
+          <w:lang w:val="he-IL" w:bidi="he-IL"/>
         </w:rPr>
         <w:t xml:space="preserve">לִהְיוֹת דִּירָה בַּתַּחְתּוֹנִים, לִשְׁכּוֹן הַשְּׁכִינָה בָּאָרֶץ; </w:t>
       </w:r>
       <w:r>
         <w:rPr>
           <w:rFonts w:ascii="Times New Roman" w:hAnsi="Times New Roman" w:eastAsia="Times New Roman" w:cs="Times New Roman"/>
-          <w:b/>
+          <w:b w:val="1"/>
           <w:sz w:val="19"/>
           <w:rtl w:val="0"/>
+          <w:szCs w:val="19"/>
+          <w:bCs w:val="1"/>
+          <w:lang w:val="en-US"/>
         </w:rPr>
         <w:t xml:space="preserve">is to be an abode in the lower realms, for the Shekhinah to dwell upon earth; </w:t>
       </w:r>
@@ -940,15 +1132,21 @@
           <w:b w:val="0"/>
           <w:sz w:val="19"/>
           <w:rtl w:val="1"/>
+          <w:szCs w:val="19"/>
+          <w:bCs w:val="0"/>
+          <w:lang w:val="he-IL" w:bidi="he-IL"/>
         </w:rPr>
         <w:t xml:space="preserve">וּבְחֵטְא דּוֹר הַמַּבּוּל וְדוֹר הַפַּלָּגָה נִסְתַּלְּקָה הַשְּׁכִינָה, </w:t>
       </w:r>
       <w:r>
         <w:rPr>
           <w:rFonts w:ascii="Times New Roman" w:hAnsi="Times New Roman" w:eastAsia="Times New Roman" w:cs="Times New Roman"/>
-          <w:b/>
+          <w:b w:val="1"/>
           <w:sz w:val="19"/>
           <w:rtl w:val="0"/>
+          <w:szCs w:val="19"/>
+          <w:bCs w:val="1"/>
+          <w:lang w:val="en-US"/>
         </w:rPr>
         <w:t xml:space="preserve">and through the sin of the Flood generation and the Dispersion, the Shekhinah departed, </w:t>
       </w:r>
@@ -961,15 +1159,21 @@
           <w:b w:val="0"/>
           <w:sz w:val="19"/>
           <w:rtl w:val="1"/>
+          <w:szCs w:val="19"/>
+          <w:bCs w:val="0"/>
+          <w:lang w:val="he-IL" w:bidi="he-IL"/>
         </w:rPr>
         <w:t xml:space="preserve">וְעַל יְדֵי בִּנְיַן הַבַּיִת חָזְרָה. </w:t>
       </w:r>
       <w:r>
         <w:rPr>
           <w:rFonts w:ascii="Times New Roman" w:hAnsi="Times New Roman" w:eastAsia="Times New Roman" w:cs="Times New Roman"/>
-          <w:b/>
+          <w:b w:val="1"/>
           <w:sz w:val="19"/>
           <w:rtl w:val="0"/>
+          <w:szCs w:val="19"/>
+          <w:bCs w:val="1"/>
+          <w:lang w:val="en-US"/>
         </w:rPr>
         <w:t xml:space="preserve">and through the construction of the Temple, She returned. </w:t>
       </w:r>
@@ -982,15 +1186,21 @@
           <w:b w:val="0"/>
           <w:sz w:val="19"/>
           <w:rtl w:val="1"/>
+          <w:szCs w:val="19"/>
+          <w:bCs w:val="0"/>
+          <w:lang w:val="he-IL" w:bidi="he-IL"/>
         </w:rPr>
         <w:t xml:space="preserve">בְּבֵית הַמִּקְדָּשׁ הָיָה הַשְׁרָאַת הַשְּׁכִינָה בִּקְבִיעוּת, </w:t>
       </w:r>
       <w:r>
         <w:rPr>
           <w:rFonts w:ascii="Times New Roman" w:hAnsi="Times New Roman" w:eastAsia="Times New Roman" w:cs="Times New Roman"/>
-          <w:b/>
+          <w:b w:val="1"/>
           <w:sz w:val="19"/>
           <w:rtl w:val="0"/>
+          <w:szCs w:val="19"/>
+          <w:bCs w:val="1"/>
+          <w:lang w:val="en-US"/>
         </w:rPr>
         <w:t xml:space="preserve">In the Holy Temple, the indwelling of the Shekhinah was permanent, </w:t>
       </w:r>
@@ -1003,15 +1213,21 @@
           <w:b w:val="0"/>
           <w:sz w:val="19"/>
           <w:rtl w:val="1"/>
+          <w:szCs w:val="19"/>
+          <w:bCs w:val="0"/>
+          <w:lang w:val="he-IL" w:bidi="he-IL"/>
         </w:rPr>
         <w:t xml:space="preserve">כְּמוֹ שֶׁקָּרָא יַעֲקֹב לִמְקוֹם הַמִּקְדָּשׁ "בַּיִת", </w:t>
       </w:r>
       <w:r>
         <w:rPr>
           <w:rFonts w:ascii="Times New Roman" w:hAnsi="Times New Roman" w:eastAsia="Times New Roman" w:cs="Times New Roman"/>
-          <w:b/>
+          <w:b w:val="1"/>
           <w:sz w:val="19"/>
           <w:rtl w:val="0"/>
+          <w:szCs w:val="19"/>
+          <w:bCs w:val="1"/>
+          <w:lang w:val="en-US"/>
         </w:rPr>
         <w:t xml:space="preserve">as Jacob named the site of the Temple a 'house', </w:t>
       </w:r>
@@ -1029,15 +1245,21 @@
           <w:b w:val="0"/>
           <w:sz w:val="19"/>
           <w:rtl w:val="1"/>
+          <w:szCs w:val="19"/>
+          <w:bCs w:val="0"/>
+          <w:lang w:val="he-IL" w:bidi="he-IL"/>
         </w:rPr>
         <w:t xml:space="preserve">וְהַיְינוּ קְבִיעוּת מָקוֹם לְגִילּוּי שְׁכִינָתוֹ יִתְבָּרַךְ שְׁמוֹ; </w:t>
       </w:r>
       <w:r>
         <w:rPr>
           <w:rFonts w:ascii="Times New Roman" w:hAnsi="Times New Roman" w:eastAsia="Times New Roman" w:cs="Times New Roman"/>
-          <w:b/>
+          <w:b w:val="1"/>
           <w:sz w:val="19"/>
           <w:rtl w:val="0"/>
+          <w:szCs w:val="19"/>
+          <w:bCs w:val="1"/>
+          <w:lang w:val="en-US"/>
         </w:rPr>
         <w:t xml:space="preserve">signifying an established domicile for the manifestation of His Shekhinah; </w:t>
       </w:r>
@@ -1050,15 +1272,21 @@
           <w:b w:val="0"/>
           <w:sz w:val="19"/>
           <w:rtl w:val="1"/>
+          <w:szCs w:val="19"/>
+          <w:bCs w:val="0"/>
+          <w:lang w:val="he-IL" w:bidi="he-IL"/>
         </w:rPr>
         <w:t xml:space="preserve">וּמִשָּׁם יִרְאָה יוֹצֵאת לָעוֹלָם, </w:t>
       </w:r>
       <w:r>
         <w:rPr>
           <w:rFonts w:ascii="Times New Roman" w:hAnsi="Times New Roman" w:eastAsia="Times New Roman" w:cs="Times New Roman"/>
-          <w:b/>
+          <w:b w:val="1"/>
           <w:sz w:val="19"/>
           <w:rtl w:val="0"/>
+          <w:szCs w:val="19"/>
+          <w:bCs w:val="1"/>
+          <w:lang w:val="en-US"/>
         </w:rPr>
         <w:t xml:space="preserve">and from there awe goes forth to the world, </w:t>
       </w:r>
@@ -1071,15 +1299,21 @@
           <w:b w:val="0"/>
           <w:sz w:val="19"/>
           <w:rtl w:val="1"/>
-        </w:rPr>
-        <w:t xml:space="preserve">כְּמוֹ שֶׁנֶּאֱמַר: "לְמַעַן תִּלְמַד לְיִרְאָה אֶת ה'" וְגוֹמֵר, </w:t>
-      </w:r>
-      <w:r>
-        <w:rPr>
-          <w:rFonts w:ascii="Times New Roman" w:hAnsi="Times New Roman" w:eastAsia="Times New Roman" w:cs="Times New Roman"/>
-          <w:b/>
+          <w:szCs w:val="19"/>
+          <w:bCs w:val="0"/>
+          <w:lang w:val="he-IL" w:bidi="he-IL"/>
+        </w:rPr>
+        <w:t xml:space="preserve">כְּמוֹ שֶׁנֶּאֱמַר: "לְמַעַן תִּלְמַד לְיִרְאָה אֶת הַשֵּׁם" וְגוֹמֵר, </w:t>
+      </w:r>
+      <w:r>
+        <w:rPr>
+          <w:rFonts w:ascii="Times New Roman" w:hAnsi="Times New Roman" w:eastAsia="Times New Roman" w:cs="Times New Roman"/>
+          <w:b w:val="1"/>
           <w:sz w:val="19"/>
           <w:rtl w:val="0"/>
+          <w:szCs w:val="19"/>
+          <w:bCs w:val="1"/>
+          <w:lang w:val="en-US"/>
         </w:rPr>
         <w:t xml:space="preserve">as is said: 'that you may learn to fear Hashem, etc.', </w:t>
       </w:r>
@@ -1092,15 +1326,21 @@
           <w:b w:val="0"/>
           <w:sz w:val="19"/>
           <w:rtl w:val="1"/>
+          <w:szCs w:val="19"/>
+          <w:bCs w:val="0"/>
+          <w:lang w:val="he-IL" w:bidi="he-IL"/>
         </w:rPr>
         <w:t xml:space="preserve">לֹא יִרְאַת עֹנֶשׁ רַק יִרְאָה אֲמִתִּית, </w:t>
       </w:r>
       <w:r>
         <w:rPr>
           <w:rFonts w:ascii="Times New Roman" w:hAnsi="Times New Roman" w:eastAsia="Times New Roman" w:cs="Times New Roman"/>
-          <w:b/>
+          <w:b w:val="1"/>
           <w:sz w:val="19"/>
           <w:rtl w:val="0"/>
+          <w:szCs w:val="19"/>
+          <w:bCs w:val="1"/>
+          <w:lang w:val="en-US"/>
         </w:rPr>
         <w:t xml:space="preserve">not merely fear of punishment, but genuine awe, </w:t>
       </w:r>
@@ -1142,15 +1382,21 @@
           <w:b w:val="0"/>
           <w:sz w:val="19"/>
           <w:rtl w:val="1"/>
+          <w:szCs w:val="19"/>
+          <w:bCs w:val="0"/>
+          <w:lang w:val="he-IL" w:bidi="he-IL"/>
         </w:rPr>
         <w:t xml:space="preserve">כִּי בִּמְקוֹם גִּילּוּי שְׁכִינָתוֹ נוֹפֵל יִרְאָה, </w:t>
       </w:r>
       <w:r>
         <w:rPr>
           <w:rFonts w:ascii="Times New Roman" w:hAnsi="Times New Roman" w:eastAsia="Times New Roman" w:cs="Times New Roman"/>
-          <w:b/>
+          <w:b w:val="1"/>
           <w:sz w:val="19"/>
           <w:rtl w:val="0"/>
+          <w:szCs w:val="19"/>
+          <w:bCs w:val="1"/>
+          <w:lang w:val="en-US"/>
         </w:rPr>
         <w:t xml:space="preserve">for wherever His Shekhinah is unveiled, awe descends, </w:t>
       </w:r>
@@ -1163,15 +1409,21 @@
           <w:b w:val="0"/>
           <w:sz w:val="19"/>
           <w:rtl w:val="1"/>
+          <w:szCs w:val="19"/>
+          <w:bCs w:val="0"/>
+          <w:lang w:val="he-IL" w:bidi="he-IL"/>
         </w:rPr>
         <w:t xml:space="preserve">וּכְמוֹ שֶׁנֶּאֱמַר: "וּבְמוֹרָא גָּדוֹל – זֶה גִּלּוּי שְׁכִינָה". </w:t>
       </w:r>
       <w:r>
         <w:rPr>
           <w:rFonts w:ascii="Times New Roman" w:hAnsi="Times New Roman" w:eastAsia="Times New Roman" w:cs="Times New Roman"/>
-          <w:b/>
+          <w:b w:val="1"/>
           <w:sz w:val="19"/>
           <w:rtl w:val="0"/>
+          <w:szCs w:val="19"/>
+          <w:bCs w:val="1"/>
+          <w:lang w:val="en-US"/>
         </w:rPr>
         <w:t xml:space="preserve">as stated: 'And with great awe—this refers to the revelation of the Shekhinah.' </w:t>
       </w:r>
@@ -1184,15 +1436,21 @@
           <w:b w:val="0"/>
           <w:sz w:val="19"/>
           <w:rtl w:val="1"/>
+          <w:szCs w:val="19"/>
+          <w:bCs w:val="0"/>
+          <w:lang w:val="he-IL" w:bidi="he-IL"/>
         </w:rPr>
         <w:t xml:space="preserve">וּכְמוֹ שֶׁנֶּאֱמַר בַּהַגָּהָה בְּרֵישׁ אֹרַח חַיִּים: </w:t>
       </w:r>
       <w:r>
         <w:rPr>
           <w:rFonts w:ascii="Times New Roman" w:hAnsi="Times New Roman" w:eastAsia="Times New Roman" w:cs="Times New Roman"/>
-          <w:b/>
+          <w:b w:val="1"/>
           <w:sz w:val="19"/>
           <w:rtl w:val="0"/>
+          <w:szCs w:val="19"/>
+          <w:bCs w:val="1"/>
+          <w:lang w:val="en-US"/>
         </w:rPr>
         <w:t xml:space="preserve">And as stated in the gloss of the Rema at the beginning of Orach Chayim: </w:t>
       </w:r>
@@ -1205,15 +1463,21 @@
           <w:b w:val="0"/>
           <w:sz w:val="19"/>
           <w:rtl w:val="1"/>
+          <w:szCs w:val="19"/>
+          <w:bCs w:val="0"/>
+          <w:lang w:val="he-IL" w:bidi="he-IL"/>
         </w:rPr>
         <w:t xml:space="preserve">כְּשֶׁיָּשִׂים הָאָדָם אֶל לִבּוֹ </w:t>
       </w:r>
       <w:r>
         <w:rPr>
           <w:rFonts w:ascii="Times New Roman" w:hAnsi="Times New Roman" w:eastAsia="Times New Roman" w:cs="Times New Roman"/>
-          <w:b/>
+          <w:b w:val="1"/>
           <w:sz w:val="19"/>
           <w:rtl w:val="0"/>
+          <w:szCs w:val="19"/>
+          <w:bCs w:val="1"/>
+          <w:lang w:val="en-US"/>
         </w:rPr>
         <w:t xml:space="preserve">when a person takes to heart </w:t>
       </w:r>
@@ -1226,15 +1490,21 @@
           <w:b w:val="0"/>
           <w:sz w:val="19"/>
           <w:rtl w:val="1"/>
+          <w:szCs w:val="19"/>
+          <w:bCs w:val="0"/>
+          <w:lang w:val="he-IL" w:bidi="he-IL"/>
         </w:rPr>
         <w:t xml:space="preserve">שֶׁמֶּלֶךְ מַלְכֵי הַמְּלָכִים הַקָּדוֹשׁ בָּרוּךְ הוּא עוֹמֵד עָלָיו וְרוֹאֶה בְּמַעֲשָׂיו, </w:t>
       </w:r>
       <w:r>
         <w:rPr>
           <w:rFonts w:ascii="Times New Roman" w:hAnsi="Times New Roman" w:eastAsia="Times New Roman" w:cs="Times New Roman"/>
-          <w:b/>
+          <w:b w:val="1"/>
           <w:sz w:val="19"/>
           <w:rtl w:val="0"/>
+          <w:szCs w:val="19"/>
+          <w:bCs w:val="1"/>
+          <w:lang w:val="en-US"/>
         </w:rPr>
         <w:t xml:space="preserve">that the King of kings, the Holy One, stands over him and sees his actions, </w:t>
       </w:r>
@@ -1247,15 +1517,21 @@
           <w:b w:val="0"/>
           <w:sz w:val="19"/>
           <w:rtl w:val="1"/>
+          <w:szCs w:val="19"/>
+          <w:bCs w:val="0"/>
+          <w:lang w:val="he-IL" w:bidi="he-IL"/>
         </w:rPr>
         <w:t xml:space="preserve">מִיָּד יַגִּיעַ אֵלָיו הַיִּרְאָה וְהַהַכְנָעָה מִפַּחַד הַשֵּׁם יִתְבָּרַךְ וְכוּלֵי. </w:t>
       </w:r>
       <w:r>
         <w:rPr>
           <w:rFonts w:ascii="Times New Roman" w:hAnsi="Times New Roman" w:eastAsia="Times New Roman" w:cs="Times New Roman"/>
-          <w:b/>
+          <w:b w:val="1"/>
           <w:sz w:val="19"/>
           <w:rtl w:val="0"/>
+          <w:szCs w:val="19"/>
+          <w:bCs w:val="1"/>
+          <w:lang w:val="en-US"/>
         </w:rPr>
         <w:t xml:space="preserve">awe and subjugation from the dread of Hashem instantly fall upon him, etc. </w:t>
       </w:r>
@@ -1268,15 +1544,21 @@
           <w:b w:val="0"/>
           <w:sz w:val="19"/>
           <w:rtl w:val="1"/>
+          <w:szCs w:val="19"/>
+          <w:bCs w:val="0"/>
+          <w:lang w:val="he-IL" w:bidi="he-IL"/>
         </w:rPr>
         <w:t xml:space="preserve">וְאוֹת נוּ״ן הוּא לְשׁוֹן נְפִילָה, </w:t>
       </w:r>
       <w:r>
         <w:rPr>
           <w:rFonts w:ascii="Times New Roman" w:hAnsi="Times New Roman" w:eastAsia="Times New Roman" w:cs="Times New Roman"/>
-          <w:b/>
+          <w:b w:val="1"/>
           <w:sz w:val="19"/>
           <w:rtl w:val="0"/>
+          <w:szCs w:val="19"/>
+          <w:bCs w:val="1"/>
+          <w:lang w:val="en-US"/>
         </w:rPr>
         <w:t xml:space="preserve">And the letter Nun denotes falling, </w:t>
       </w:r>
@@ -1289,15 +1571,21 @@
           <w:b w:val="0"/>
           <w:sz w:val="19"/>
           <w:rtl w:val="1"/>
-        </w:rPr>
-        <w:t xml:space="preserve">כְּמוֹ שֶׁנֶּאֱמַר (בְּרָכוֹת ד.): </w:t>
-      </w:r>
-      <w:r>
-        <w:rPr>
-          <w:rFonts w:ascii="Times New Roman" w:hAnsi="Times New Roman" w:eastAsia="Times New Roman" w:cs="Times New Roman"/>
-          <w:b/>
+          <w:szCs w:val="19"/>
+          <w:bCs w:val="0"/>
+          <w:lang w:val="he-IL" w:bidi="he-IL"/>
+        </w:rPr>
+        <w:t xml:space="preserve">כְּמוֹ שֶׁנֶּאֱמַר (בְּרָכוֹת ד:): </w:t>
+      </w:r>
+      <w:r>
+        <w:rPr>
+          <w:rFonts w:ascii="Times New Roman" w:hAnsi="Times New Roman" w:eastAsia="Times New Roman" w:cs="Times New Roman"/>
+          <w:b w:val="1"/>
           <w:sz w:val="19"/>
           <w:rtl w:val="0"/>
+          <w:szCs w:val="19"/>
+          <w:bCs w:val="1"/>
+          <w:lang w:val="en-US"/>
         </w:rPr>
         <w:t xml:space="preserve">as is stated (Berakhot 4b): </w:t>
       </w:r>
@@ -1325,15 +1613,21 @@
           <w:b w:val="0"/>
           <w:sz w:val="19"/>
           <w:rtl w:val="1"/>
+          <w:szCs w:val="19"/>
+          <w:bCs w:val="0"/>
+          <w:lang w:val="he-IL" w:bidi="he-IL"/>
         </w:rPr>
         <w:t xml:space="preserve">דְּלֹא נֶאֶמְרָה נוּ״ן בְּאַשְׁרֵי שֶׁיֵּשׁ בָּהֶן מַפַּלְתָּן וְכוּלֵי, </w:t>
       </w:r>
       <w:r>
         <w:rPr>
           <w:rFonts w:ascii="Times New Roman" w:hAnsi="Times New Roman" w:eastAsia="Times New Roman" w:cs="Times New Roman"/>
-          <w:b/>
+          <w:b w:val="1"/>
           <w:sz w:val="19"/>
           <w:rtl w:val="0"/>
+          <w:szCs w:val="19"/>
+          <w:bCs w:val="1"/>
+          <w:lang w:val="en-US"/>
         </w:rPr>
         <w:t xml:space="preserve">that the letter Nun was omitted in Ashrei because in it lies the downfall of Israel, etc., </w:t>
       </w:r>
@@ -1346,17 +1640,23 @@
           <w:b w:val="0"/>
           <w:sz w:val="19"/>
           <w:rtl w:val="1"/>
+          <w:szCs w:val="19"/>
+          <w:bCs w:val="0"/>
+          <w:lang w:val="he-IL" w:bidi="he-IL"/>
         </w:rPr>
         <w:t xml:space="preserve">בְּמַעַרְבָא וְכוּלֵי: "נָפְלָה לֹא תוֹסִיף וְכוּלֵי", </w:t>
       </w:r>
       <w:r>
         <w:rPr>
           <w:rFonts w:ascii="Times New Roman" w:hAnsi="Times New Roman" w:eastAsia="Times New Roman" w:cs="Times New Roman"/>
-          <w:b/>
+          <w:b w:val="1"/>
           <w:sz w:val="19"/>
           <w:rtl w:val="0"/>
-        </w:rPr>
-        <w:t xml:space="preserve">in the West (the Land of Israel) they recited: 'Fallen, she shall rise no more, etc.' </w:t>
+          <w:szCs w:val="19"/>
+          <w:bCs w:val="1"/>
+          <w:lang w:val="en-US"/>
+        </w:rPr>
+        <w:t xml:space="preserve">in the West (the Land of Israel) they interpreted it: ‘She has fallen; she shall not again [fall],’ etc.; </w:t>
       </w:r>
       <w:r>
         <w:t xml:space="preserve">  </w:t>
@@ -1367,15 +1667,21 @@
           <w:b w:val="0"/>
           <w:sz w:val="19"/>
           <w:rtl w:val="1"/>
+          <w:szCs w:val="19"/>
+          <w:bCs w:val="0"/>
+          <w:lang w:val="he-IL" w:bidi="he-IL"/>
         </w:rPr>
         <w:t xml:space="preserve">וְאָמַר שָׁם: וְאַף עַל פִּי כֵן סְמָכָן דָּוִד בְּרוּחַ הַקֹּדֶשׁ, </w:t>
       </w:r>
       <w:r>
         <w:rPr>
           <w:rFonts w:ascii="Times New Roman" w:hAnsi="Times New Roman" w:eastAsia="Times New Roman" w:cs="Times New Roman"/>
-          <w:b/>
+          <w:b w:val="1"/>
           <w:sz w:val="19"/>
           <w:rtl w:val="0"/>
+          <w:szCs w:val="19"/>
+          <w:bCs w:val="1"/>
+          <w:lang w:val="en-US"/>
         </w:rPr>
         <w:t xml:space="preserve">and it states there: nonetheless David supported them via the Holy Spirit, </w:t>
       </w:r>
@@ -1388,15 +1694,21 @@
           <w:b w:val="0"/>
           <w:sz w:val="19"/>
           <w:rtl w:val="1"/>
-        </w:rPr>
-        <w:t xml:space="preserve">שֶׁנֶּאֱמַר: "סוֹמֵךְ ה' לְכָל הַנֹּפְלִים"; </w:t>
-      </w:r>
-      <w:r>
-        <w:rPr>
-          <w:rFonts w:ascii="Times New Roman" w:hAnsi="Times New Roman" w:eastAsia="Times New Roman" w:cs="Times New Roman"/>
-          <w:b/>
+          <w:szCs w:val="19"/>
+          <w:bCs w:val="0"/>
+          <w:lang w:val="he-IL" w:bidi="he-IL"/>
+        </w:rPr>
+        <w:t xml:space="preserve">שֶׁנֶּאֱמַר: "סוֹמֵךְ הַשֵּׁם לְכָל הַנֹּפְלִים"; </w:t>
+      </w:r>
+      <w:r>
+        <w:rPr>
+          <w:rFonts w:ascii="Times New Roman" w:hAnsi="Times New Roman" w:eastAsia="Times New Roman" w:cs="Times New Roman"/>
+          <w:b w:val="1"/>
           <w:sz w:val="19"/>
           <w:rtl w:val="0"/>
+          <w:szCs w:val="19"/>
+          <w:bCs w:val="1"/>
+          <w:lang w:val="en-US"/>
         </w:rPr>
         <w:t xml:space="preserve">as it is said: 'Hashem supports all who fall'; </w:t>
       </w:r>
@@ -1414,15 +1726,21 @@
           <w:b w:val="0"/>
           <w:sz w:val="19"/>
           <w:rtl w:val="1"/>
+          <w:szCs w:val="19"/>
+          <w:bCs w:val="0"/>
+          <w:lang w:val="he-IL" w:bidi="he-IL"/>
         </w:rPr>
         <w:t xml:space="preserve">וּכְתִיב: "סֻכַּת דָּוִיד הַנֹּפֶלֶת", </w:t>
       </w:r>
       <w:r>
         <w:rPr>
           <w:rFonts w:ascii="Times New Roman" w:hAnsi="Times New Roman" w:eastAsia="Times New Roman" w:cs="Times New Roman"/>
-          <w:b/>
+          <w:b w:val="1"/>
           <w:sz w:val="19"/>
           <w:rtl w:val="0"/>
+          <w:szCs w:val="19"/>
+          <w:bCs w:val="1"/>
+          <w:lang w:val="en-US"/>
         </w:rPr>
         <w:t xml:space="preserve">and it is written: 'the fallen tabernacle of David', </w:t>
       </w:r>
@@ -1435,15 +1753,21 @@
           <w:b w:val="0"/>
           <w:sz w:val="19"/>
           <w:rtl w:val="1"/>
+          <w:szCs w:val="19"/>
+          <w:bCs w:val="0"/>
+          <w:lang w:val="he-IL" w:bidi="he-IL"/>
         </w:rPr>
         <w:t xml:space="preserve">כִּי סֻכָּה דִּירַת עֲרַאי, </w:t>
       </w:r>
       <w:r>
         <w:rPr>
           <w:rFonts w:ascii="Times New Roman" w:hAnsi="Times New Roman" w:eastAsia="Times New Roman" w:cs="Times New Roman"/>
-          <w:b/>
+          <w:b w:val="1"/>
           <w:sz w:val="19"/>
           <w:rtl w:val="0"/>
+          <w:szCs w:val="19"/>
+          <w:bCs w:val="1"/>
+          <w:lang w:val="en-US"/>
         </w:rPr>
         <w:t xml:space="preserve">for a sukkah is a temporary dwelling, </w:t>
       </w:r>
@@ -1456,15 +1780,21 @@
           <w:b w:val="0"/>
           <w:sz w:val="19"/>
           <w:rtl w:val="1"/>
+          <w:szCs w:val="19"/>
+          <w:bCs w:val="0"/>
+          <w:lang w:val="he-IL" w:bidi="he-IL"/>
         </w:rPr>
         <w:t xml:space="preserve">וְהַיְינוּ אַף בְּעֵת שֶׁנִּרְאֵית כְּנוֹפֶלֶת הוּא סְמָכָהּ, </w:t>
       </w:r>
       <w:r>
         <w:rPr>
           <w:rFonts w:ascii="Times New Roman" w:hAnsi="Times New Roman" w:eastAsia="Times New Roman" w:cs="Times New Roman"/>
-          <w:b/>
+          <w:b w:val="1"/>
           <w:sz w:val="19"/>
           <w:rtl w:val="0"/>
+          <w:szCs w:val="19"/>
+          <w:bCs w:val="1"/>
+          <w:lang w:val="en-US"/>
         </w:rPr>
         <w:t xml:space="preserve">meaning that even when it seems fallen He supports it, </w:t>
       </w:r>
@@ -1477,15 +1807,21 @@
           <w:b w:val="0"/>
           <w:sz w:val="19"/>
           <w:rtl w:val="1"/>
+          <w:szCs w:val="19"/>
+          <w:bCs w:val="0"/>
+          <w:lang w:val="he-IL" w:bidi="he-IL"/>
         </w:rPr>
         <w:t xml:space="preserve">שֶׁמַּמְשִׁיךְ מִדַּת מַלְכוּתוֹ יִתְבָּרַךְ שְׁמוֹ בָּעוֹלָם תָּמִיד. </w:t>
       </w:r>
       <w:r>
         <w:rPr>
           <w:rFonts w:ascii="Times New Roman" w:hAnsi="Times New Roman" w:eastAsia="Times New Roman" w:cs="Times New Roman"/>
-          <w:b/>
+          <w:b w:val="1"/>
           <w:sz w:val="19"/>
           <w:rtl w:val="0"/>
+          <w:szCs w:val="19"/>
+          <w:bCs w:val="1"/>
+          <w:lang w:val="en-US"/>
         </w:rPr>
         <w:t xml:space="preserve">continually drawing down His royal presence into the world. </w:t>
       </w:r>
@@ -1498,17 +1834,23 @@
           <w:b w:val="0"/>
           <w:sz w:val="19"/>
           <w:rtl w:val="1"/>
+          <w:szCs w:val="19"/>
+          <w:bCs w:val="0"/>
+          <w:lang w:val="he-IL" w:bidi="he-IL"/>
         </w:rPr>
         <w:t xml:space="preserve">וְהַנְּפִילָה הוּא צֹרֶךְ עֲלִיָּה, </w:t>
       </w:r>
       <w:r>
         <w:rPr>
           <w:rFonts w:ascii="Times New Roman" w:hAnsi="Times New Roman" w:eastAsia="Times New Roman" w:cs="Times New Roman"/>
-          <w:b/>
+          <w:b w:val="1"/>
           <w:sz w:val="19"/>
           <w:rtl w:val="0"/>
-        </w:rPr>
-        <w:t xml:space="preserve">And the fall is solely for the sake of ascent, </w:t>
+          <w:szCs w:val="19"/>
+          <w:bCs w:val="1"/>
+          <w:lang w:val="en-US"/>
+        </w:rPr>
+        <w:t xml:space="preserve">And the fall is for the sake of ascent, </w:t>
       </w:r>
       <w:r>
         <w:t xml:space="preserve">  </w:t>
@@ -1519,15 +1861,21 @@
           <w:b w:val="0"/>
           <w:sz w:val="19"/>
           <w:rtl w:val="1"/>
+          <w:szCs w:val="19"/>
+          <w:bCs w:val="0"/>
+          <w:lang w:val="he-IL" w:bidi="he-IL"/>
         </w:rPr>
         <w:t xml:space="preserve">כְּמוֹ שֶׁנֶּאֱמַר: "כִּי שֶׁבַע יִפּוֹל צַדִּיק וָקָם", </w:t>
       </w:r>
       <w:r>
         <w:rPr>
           <w:rFonts w:ascii="Times New Roman" w:hAnsi="Times New Roman" w:eastAsia="Times New Roman" w:cs="Times New Roman"/>
-          <w:b/>
+          <w:b w:val="1"/>
           <w:sz w:val="19"/>
           <w:rtl w:val="0"/>
+          <w:szCs w:val="19"/>
+          <w:bCs w:val="1"/>
+          <w:lang w:val="en-US"/>
         </w:rPr>
         <w:t xml:space="preserve">as is stated: 'For seven times a righteous man falls and rises up,' </w:t>
       </w:r>
@@ -1540,15 +1888,21 @@
           <w:b w:val="0"/>
           <w:sz w:val="19"/>
           <w:rtl w:val="1"/>
+          <w:szCs w:val="19"/>
+          <w:bCs w:val="0"/>
+          <w:lang w:val="he-IL" w:bidi="he-IL"/>
         </w:rPr>
         <w:t xml:space="preserve">וְלֶעָתִיד כְּתִיב: "אָקִים אֶת סֻכַּת דָּוִיד הַנֹּפֶלֶת". </w:t>
       </w:r>
       <w:r>
         <w:rPr>
           <w:rFonts w:ascii="Times New Roman" w:hAnsi="Times New Roman" w:eastAsia="Times New Roman" w:cs="Times New Roman"/>
-          <w:b/>
+          <w:b w:val="1"/>
           <w:sz w:val="19"/>
           <w:rtl w:val="0"/>
+          <w:szCs w:val="19"/>
+          <w:bCs w:val="1"/>
+          <w:lang w:val="en-US"/>
         </w:rPr>
         <w:t xml:space="preserve">and for the future it is written: 'I will raise up the tabernacle of David that is fallen.' </w:t>
       </w:r>
@@ -1561,15 +1915,21 @@
           <w:b w:val="0"/>
           <w:sz w:val="19"/>
           <w:rtl w:val="1"/>
+          <w:szCs w:val="19"/>
+          <w:bCs w:val="0"/>
+          <w:lang w:val="he-IL" w:bidi="he-IL"/>
         </w:rPr>
         <w:t xml:space="preserve">וְאִיתָא (בְּרֵאשִׁית רַבָּה פָּרָשָׁה יז): </w:t>
       </w:r>
       <w:r>
         <w:rPr>
           <w:rFonts w:ascii="Times New Roman" w:hAnsi="Times New Roman" w:eastAsia="Times New Roman" w:cs="Times New Roman"/>
-          <w:b/>
+          <w:b w:val="1"/>
           <w:sz w:val="19"/>
           <w:rtl w:val="0"/>
+          <w:szCs w:val="19"/>
+          <w:bCs w:val="1"/>
+          <w:lang w:val="en-US"/>
         </w:rPr>
         <w:t xml:space="preserve">And it is brought (Bereishit Rabbah, Parashah 17): </w:t>
       </w:r>
@@ -1597,15 +1957,21 @@
           <w:b w:val="0"/>
           <w:sz w:val="19"/>
           <w:rtl w:val="1"/>
+          <w:szCs w:val="19"/>
+          <w:bCs w:val="0"/>
+          <w:lang w:val="he-IL" w:bidi="he-IL"/>
         </w:rPr>
         <w:t xml:space="preserve">תְּחִלַּת מַפָּלָה – שֵׁינָה, </w:t>
       </w:r>
       <w:r>
         <w:rPr>
           <w:rFonts w:ascii="Times New Roman" w:hAnsi="Times New Roman" w:eastAsia="Times New Roman" w:cs="Times New Roman"/>
-          <w:b/>
+          <w:b w:val="1"/>
           <w:sz w:val="19"/>
           <w:rtl w:val="0"/>
+          <w:szCs w:val="19"/>
+          <w:bCs w:val="1"/>
+          <w:lang w:val="en-US"/>
         </w:rPr>
         <w:t xml:space="preserve">the beginning of downfall is sleep; </w:t>
       </w:r>
@@ -1618,15 +1984,21 @@
           <w:b w:val="0"/>
           <w:sz w:val="19"/>
           <w:rtl w:val="1"/>
+          <w:szCs w:val="19"/>
+          <w:bCs w:val="0"/>
+          <w:lang w:val="he-IL" w:bidi="he-IL"/>
         </w:rPr>
         <w:t xml:space="preserve">דָּמֵיךְ לֵיהּ וְלָא לָעֵי בְּאוֹרַיְיתָא, </w:t>
       </w:r>
       <w:r>
         <w:rPr>
           <w:rFonts w:ascii="Times New Roman" w:hAnsi="Times New Roman" w:eastAsia="Times New Roman" w:cs="Times New Roman"/>
-          <w:b/>
+          <w:b w:val="1"/>
           <w:sz w:val="19"/>
           <w:rtl w:val="0"/>
+          <w:szCs w:val="19"/>
+          <w:bCs w:val="1"/>
+          <w:lang w:val="en-US"/>
         </w:rPr>
         <w:t xml:space="preserve">one sleeps and does not labor in the Torah, </w:t>
       </w:r>
@@ -1639,15 +2011,21 @@
           <w:b w:val="0"/>
           <w:sz w:val="19"/>
           <w:rtl w:val="1"/>
+          <w:szCs w:val="19"/>
+          <w:bCs w:val="0"/>
+          <w:lang w:val="he-IL" w:bidi="he-IL"/>
         </w:rPr>
         <w:t xml:space="preserve">כִּי עַל יְדֵי שֵׁינָה מִתְרַחֵק מֵהַשֵּׁם יִתְבָּרַךְ, </w:t>
       </w:r>
       <w:r>
         <w:rPr>
           <w:rFonts w:ascii="Times New Roman" w:hAnsi="Times New Roman" w:eastAsia="Times New Roman" w:cs="Times New Roman"/>
-          <w:b/>
+          <w:b w:val="1"/>
           <w:sz w:val="19"/>
           <w:rtl w:val="0"/>
+          <w:szCs w:val="19"/>
+          <w:bCs w:val="1"/>
+          <w:lang w:val="en-US"/>
         </w:rPr>
         <w:t xml:space="preserve">for through sleep one is distanced from Hashem, </w:t>
       </w:r>
@@ -1660,15 +2038,21 @@
           <w:b w:val="0"/>
           <w:sz w:val="19"/>
           <w:rtl w:val="1"/>
+          <w:szCs w:val="19"/>
+          <w:bCs w:val="0"/>
+          <w:lang w:val="he-IL" w:bidi="he-IL"/>
         </w:rPr>
         <w:t xml:space="preserve">כְּמוֹ שֶׁנֶּאֱמַר: "עַצְלָה תַּפִּיל תַּרְדֵּמָה", </w:t>
       </w:r>
       <w:r>
         <w:rPr>
           <w:rFonts w:ascii="Times New Roman" w:hAnsi="Times New Roman" w:eastAsia="Times New Roman" w:cs="Times New Roman"/>
-          <w:b/>
+          <w:b w:val="1"/>
           <w:sz w:val="19"/>
           <w:rtl w:val="0"/>
+          <w:szCs w:val="19"/>
+          <w:bCs w:val="1"/>
+          <w:lang w:val="en-US"/>
         </w:rPr>
         <w:t xml:space="preserve">as it is said: 'Slothfulness casts into a deep sleep,' </w:t>
       </w:r>
@@ -1686,15 +2070,21 @@
           <w:b w:val="0"/>
           <w:sz w:val="19"/>
           <w:rtl w:val="1"/>
+          <w:szCs w:val="19"/>
+          <w:bCs w:val="0"/>
+          <w:lang w:val="he-IL" w:bidi="he-IL"/>
         </w:rPr>
         <w:t xml:space="preserve">שֶׁמִּתְעַצֵּל מֵעֲבוֹדַת הַשֵּׁם יִתְבָּרַךְ. </w:t>
       </w:r>
       <w:r>
         <w:rPr>
           <w:rFonts w:ascii="Times New Roman" w:hAnsi="Times New Roman" w:eastAsia="Times New Roman" w:cs="Times New Roman"/>
-          <w:b/>
+          <w:b w:val="1"/>
           <w:sz w:val="19"/>
           <w:rtl w:val="0"/>
+          <w:szCs w:val="19"/>
+          <w:bCs w:val="1"/>
+          <w:lang w:val="en-US"/>
         </w:rPr>
         <w:t xml:space="preserve">slacking off from the service of Hashem. </w:t>
       </w:r>
@@ -1707,15 +2097,21 @@
           <w:b w:val="0"/>
           <w:sz w:val="19"/>
           <w:rtl w:val="1"/>
+          <w:szCs w:val="19"/>
+          <w:bCs w:val="0"/>
+          <w:lang w:val="he-IL" w:bidi="he-IL"/>
         </w:rPr>
         <w:t xml:space="preserve">וְאִיתָא גַּם כֵּן בַּמִּדְרָשׁ (בְּרֵאשִׁית רַבָּה פָּרָשָׁה ט): </w:t>
       </w:r>
       <w:r>
         <w:rPr>
           <w:rFonts w:ascii="Times New Roman" w:hAnsi="Times New Roman" w:eastAsia="Times New Roman" w:cs="Times New Roman"/>
-          <w:b/>
+          <w:b w:val="1"/>
           <w:sz w:val="19"/>
           <w:rtl w:val="0"/>
+          <w:szCs w:val="19"/>
+          <w:bCs w:val="1"/>
+          <w:lang w:val="en-US"/>
         </w:rPr>
         <w:t xml:space="preserve">And it is brought likewise in the Midrash (Bereishit Rabbah, Parashah 9): </w:t>
       </w:r>
@@ -1743,17 +2139,23 @@
           <w:b w:val="0"/>
           <w:sz w:val="19"/>
           <w:rtl w:val="1"/>
+          <w:szCs w:val="19"/>
+          <w:bCs w:val="0"/>
+          <w:lang w:val="he-IL" w:bidi="he-IL"/>
         </w:rPr>
         <w:t xml:space="preserve">"'וְהִנֵּה טוֹב מְאֹד' – טוֹבָה שֵׁינָה, </w:t>
       </w:r>
       <w:r>
         <w:rPr>
           <w:rFonts w:ascii="Times New Roman" w:hAnsi="Times New Roman" w:eastAsia="Times New Roman" w:cs="Times New Roman"/>
-          <w:b/>
+          <w:b w:val="1"/>
           <w:sz w:val="19"/>
           <w:rtl w:val="0"/>
-        </w:rPr>
-        <w:t xml:space="preserve">"'And behold it was very good'—this is sleep; </w:t>
+          <w:szCs w:val="19"/>
+          <w:bCs w:val="1"/>
+          <w:lang w:val="en-US"/>
+        </w:rPr>
+        <w:t xml:space="preserve">‘And behold, it was very good’—sleep is good; </w:t>
       </w:r>
       <w:r>
         <w:t xml:space="preserve">  </w:t>
@@ -1764,15 +2166,21 @@
           <w:b w:val="0"/>
           <w:sz w:val="19"/>
           <w:rtl w:val="1"/>
+          <w:szCs w:val="19"/>
+          <w:bCs w:val="0"/>
+          <w:lang w:val="he-IL" w:bidi="he-IL"/>
         </w:rPr>
         <w:t xml:space="preserve">וְכִי שֵׁינָה טוֹב מְאֹד וְכוּלֵי? </w:t>
       </w:r>
       <w:r>
         <w:rPr>
           <w:rFonts w:ascii="Times New Roman" w:hAnsi="Times New Roman" w:eastAsia="Times New Roman" w:cs="Times New Roman"/>
-          <w:b/>
+          <w:b w:val="1"/>
           <w:sz w:val="19"/>
           <w:rtl w:val="0"/>
+          <w:szCs w:val="19"/>
+          <w:bCs w:val="1"/>
+          <w:lang w:val="en-US"/>
         </w:rPr>
         <w:t xml:space="preserve">is sleep really 'very good'? </w:t>
       </w:r>
@@ -1785,15 +2193,21 @@
           <w:b w:val="0"/>
           <w:sz w:val="19"/>
           <w:rtl w:val="1"/>
+          <w:szCs w:val="19"/>
+          <w:bCs w:val="0"/>
+          <w:lang w:val="he-IL" w:bidi="he-IL"/>
         </w:rPr>
         <w:t xml:space="preserve">אֶלָּא מִתּוֹךְ שֶׁהוּא יָשֵׁן קִימְעָא </w:t>
       </w:r>
       <w:r>
         <w:rPr>
           <w:rFonts w:ascii="Times New Roman" w:hAnsi="Times New Roman" w:eastAsia="Times New Roman" w:cs="Times New Roman"/>
-          <w:b/>
+          <w:b w:val="1"/>
           <w:sz w:val="19"/>
           <w:rtl w:val="0"/>
+          <w:szCs w:val="19"/>
+          <w:bCs w:val="1"/>
+          <w:lang w:val="en-US"/>
         </w:rPr>
         <w:t xml:space="preserve">Rather, because he sleeps a little, </w:t>
       </w:r>
@@ -1806,15 +2220,21 @@
           <w:b w:val="0"/>
           <w:sz w:val="19"/>
           <w:rtl w:val="1"/>
+          <w:szCs w:val="19"/>
+          <w:bCs w:val="0"/>
+          <w:lang w:val="he-IL" w:bidi="he-IL"/>
         </w:rPr>
         <w:t xml:space="preserve">הוּא עוֹמֵד וְיָגֵעַ בַּתּוֹרָה הַרְבֵּה". </w:t>
       </w:r>
       <w:r>
         <w:rPr>
           <w:rFonts w:ascii="Times New Roman" w:hAnsi="Times New Roman" w:eastAsia="Times New Roman" w:cs="Times New Roman"/>
-          <w:b/>
+          <w:b w:val="1"/>
           <w:sz w:val="19"/>
           <w:rtl w:val="0"/>
+          <w:szCs w:val="19"/>
+          <w:bCs w:val="1"/>
+          <w:lang w:val="en-US"/>
         </w:rPr>
         <w:t xml:space="preserve">he rises and labors in the Torah abundantly." </w:t>
       </w:r>
@@ -1827,15 +2247,21 @@
           <w:b w:val="0"/>
           <w:sz w:val="19"/>
           <w:rtl w:val="1"/>
+          <w:szCs w:val="19"/>
+          <w:bCs w:val="0"/>
+          <w:lang w:val="he-IL" w:bidi="he-IL"/>
         </w:rPr>
         <w:t xml:space="preserve">וְהַיְינוּ שֶׁיְּתַקֵּן הַנְּפִילָה עַצְמָהּ </w:t>
       </w:r>
       <w:r>
         <w:rPr>
           <w:rFonts w:ascii="Times New Roman" w:hAnsi="Times New Roman" w:eastAsia="Times New Roman" w:cs="Times New Roman"/>
-          <w:b/>
+          <w:b w:val="1"/>
           <w:sz w:val="19"/>
           <w:rtl w:val="0"/>
+          <w:szCs w:val="19"/>
+          <w:bCs w:val="1"/>
+          <w:lang w:val="en-US"/>
         </w:rPr>
         <w:t xml:space="preserve">Namely, that he rectifies the fall itself </w:t>
       </w:r>
@@ -1848,15 +2274,21 @@
           <w:b w:val="0"/>
           <w:sz w:val="19"/>
           <w:rtl w:val="1"/>
+          <w:szCs w:val="19"/>
+          <w:bCs w:val="0"/>
+          <w:lang w:val="he-IL" w:bidi="he-IL"/>
         </w:rPr>
         <w:t xml:space="preserve">שֶׁתְּהֵא לוֹ סַיַּיעְתָּא לַעֲבוֹדַת הַשֵּׁם יִתְבָּרַךְ, </w:t>
       </w:r>
       <w:r>
         <w:rPr>
           <w:rFonts w:ascii="Times New Roman" w:hAnsi="Times New Roman" w:eastAsia="Times New Roman" w:cs="Times New Roman"/>
-          <w:b/>
+          <w:b w:val="1"/>
           <w:sz w:val="19"/>
           <w:rtl w:val="0"/>
+          <w:szCs w:val="19"/>
+          <w:bCs w:val="1"/>
+          <w:lang w:val="en-US"/>
         </w:rPr>
         <w:t xml:space="preserve">so that it becomes an aid to the service of Hashem, </w:t>
       </w:r>
@@ -1869,15 +2301,21 @@
           <w:b w:val="0"/>
           <w:sz w:val="19"/>
           <w:rtl w:val="1"/>
-        </w:rPr>
-        <w:t xml:space="preserve">וּמִמֶּנָּה יִקַּח לַעֲבוֹד אֶת ה'. </w:t>
-      </w:r>
-      <w:r>
-        <w:rPr>
-          <w:rFonts w:ascii="Times New Roman" w:hAnsi="Times New Roman" w:eastAsia="Times New Roman" w:cs="Times New Roman"/>
-          <w:b/>
+          <w:szCs w:val="19"/>
+          <w:bCs w:val="0"/>
+          <w:lang w:val="he-IL" w:bidi="he-IL"/>
+        </w:rPr>
+        <w:t xml:space="preserve">וּמִמֶּנָּה יִקַּח לַעֲבוֹד אֶת הַשֵּׁם. </w:t>
+      </w:r>
+      <w:r>
+        <w:rPr>
+          <w:rFonts w:ascii="Times New Roman" w:hAnsi="Times New Roman" w:eastAsia="Times New Roman" w:cs="Times New Roman"/>
+          <w:b w:val="1"/>
           <w:sz w:val="19"/>
           <w:rtl w:val="0"/>
+          <w:szCs w:val="19"/>
+          <w:bCs w:val="1"/>
+          <w:lang w:val="en-US"/>
         </w:rPr>
         <w:t xml:space="preserve">and from it he draws strength to serve Him. </w:t>
       </w:r>
@@ -1890,15 +2328,21 @@
           <w:b w:val="0"/>
           <w:sz w:val="19"/>
           <w:rtl w:val="1"/>
+          <w:szCs w:val="19"/>
+          <w:bCs w:val="0"/>
+          <w:lang w:val="he-IL" w:bidi="he-IL"/>
         </w:rPr>
         <w:t xml:space="preserve">וְכֵן אַחַר כָּךְ בְּחֹדֶשׁ כִּסְלֵו: </w:t>
       </w:r>
       <w:r>
         <w:rPr>
           <w:rFonts w:ascii="Times New Roman" w:hAnsi="Times New Roman" w:eastAsia="Times New Roman" w:cs="Times New Roman"/>
-          <w:b/>
+          <w:b w:val="1"/>
           <w:sz w:val="19"/>
           <w:rtl w:val="0"/>
+          <w:szCs w:val="19"/>
+          <w:bCs w:val="1"/>
+          <w:lang w:val="en-US"/>
         </w:rPr>
         <w:t xml:space="preserve">And so afterward in the month of Kislev: </w:t>
       </w:r>
@@ -1911,17 +2355,23 @@
           <w:b w:val="0"/>
           <w:sz w:val="19"/>
           <w:rtl w:val="1"/>
+          <w:szCs w:val="19"/>
+          <w:bCs w:val="0"/>
+          <w:lang w:val="he-IL" w:bidi="he-IL"/>
         </w:rPr>
         <w:t xml:space="preserve">"הִמְלִיךְ אוֹת סָמֶ״ךְ בְּשֵׁינָה וְכִסְלֵו בַּשָּׁנָה". </w:t>
       </w:r>
       <w:r>
         <w:rPr>
           <w:rFonts w:ascii="Times New Roman" w:hAnsi="Times New Roman" w:eastAsia="Times New Roman" w:cs="Times New Roman"/>
-          <w:b/>
+          <w:b w:val="1"/>
           <w:sz w:val="19"/>
           <w:rtl w:val="0"/>
-        </w:rPr>
-        <w:t xml:space="preserve">'He crowned the letter Samekh with sleep, and Kislev in the year.' </w:t>
+          <w:szCs w:val="19"/>
+          <w:bCs w:val="1"/>
+          <w:lang w:val="en-US"/>
+        </w:rPr>
+        <w:t xml:space="preserve">‘He made the letter Samekh rule over sleep, and Kislev in the year.’ </w:t>
       </w:r>
       <w:r>
         <w:t xml:space="preserve">  </w:t>
@@ -1932,17 +2382,23 @@
           <w:b w:val="0"/>
           <w:sz w:val="19"/>
           <w:rtl w:val="1"/>
+          <w:szCs w:val="19"/>
+          <w:bCs w:val="0"/>
+          <w:lang w:val="he-IL" w:bidi="he-IL"/>
         </w:rPr>
         <w:t xml:space="preserve">וְאָמַר "הִמְלִיךְ אוֹת נוּ״ן בְּרֵיחַ", </w:t>
       </w:r>
       <w:r>
         <w:rPr>
           <w:rFonts w:ascii="Times New Roman" w:hAnsi="Times New Roman" w:eastAsia="Times New Roman" w:cs="Times New Roman"/>
-          <w:b/>
+          <w:b w:val="1"/>
           <w:sz w:val="19"/>
           <w:rtl w:val="0"/>
-        </w:rPr>
-        <w:t xml:space="preserve">And it said 'He crowned the letter Nun with smell', </w:t>
+          <w:szCs w:val="19"/>
+          <w:bCs w:val="1"/>
+          <w:lang w:val="en-US"/>
+        </w:rPr>
+        <w:t xml:space="preserve">And it said, ‘He made the letter Nun rule over smell,’ </w:t>
       </w:r>
       <w:r>
         <w:t xml:space="preserve">  </w:t>
@@ -1958,15 +2414,21 @@
           <w:b w:val="0"/>
           <w:sz w:val="19"/>
           <w:rtl w:val="1"/>
-        </w:rPr>
-        <w:t xml:space="preserve">כִּי מִי שֶׁיֵּשׁ לוֹ יִרְאַת ה' יֵשׁ לוֹ חוּשׁ הָרֵיחַ, </w:t>
-      </w:r>
-      <w:r>
-        <w:rPr>
-          <w:rFonts w:ascii="Times New Roman" w:hAnsi="Times New Roman" w:eastAsia="Times New Roman" w:cs="Times New Roman"/>
-          <w:b/>
+          <w:szCs w:val="19"/>
+          <w:bCs w:val="0"/>
+          <w:lang w:val="he-IL" w:bidi="he-IL"/>
+        </w:rPr>
+        <w:t xml:space="preserve">כִּי מִי שֶׁיֵּשׁ לוֹ יִרְאַת הַשֵּׁם יֵשׁ לוֹ חוּשׁ הָרֵיחַ, </w:t>
+      </w:r>
+      <w:r>
+        <w:rPr>
+          <w:rFonts w:ascii="Times New Roman" w:hAnsi="Times New Roman" w:eastAsia="Times New Roman" w:cs="Times New Roman"/>
+          <w:b w:val="1"/>
           <w:sz w:val="19"/>
           <w:rtl w:val="0"/>
+          <w:szCs w:val="19"/>
+          <w:bCs w:val="1"/>
+          <w:lang w:val="en-US"/>
         </w:rPr>
         <w:t xml:space="preserve">for one who possesses the fear of Hashem has the sense of smell, </w:t>
       </w:r>
@@ -1979,17 +2441,23 @@
           <w:b w:val="0"/>
           <w:sz w:val="19"/>
           <w:rtl w:val="1"/>
-        </w:rPr>
-        <w:t xml:space="preserve">עַל דֶּרֶךְ מַה שֶּׁנֶּאֱמַר: "וַהֲרִיחוֹ בְּיִרְאַת ה'", </w:t>
-      </w:r>
-      <w:r>
-        <w:rPr>
-          <w:rFonts w:ascii="Times New Roman" w:hAnsi="Times New Roman" w:eastAsia="Times New Roman" w:cs="Times New Roman"/>
-          <w:b/>
+          <w:szCs w:val="19"/>
+          <w:bCs w:val="0"/>
+          <w:lang w:val="he-IL" w:bidi="he-IL"/>
+        </w:rPr>
+        <w:t xml:space="preserve">עַל דֶּרֶךְ מַה שֶּׁנֶּאֱמַר: "וַהֲרִיחוֹ בְּיִרְאַת הַשֵּׁם", </w:t>
+      </w:r>
+      <w:r>
+        <w:rPr>
+          <w:rFonts w:ascii="Times New Roman" w:hAnsi="Times New Roman" w:eastAsia="Times New Roman" w:cs="Times New Roman"/>
+          <w:b w:val="1"/>
           <w:sz w:val="19"/>
           <w:rtl w:val="0"/>
-        </w:rPr>
-        <w:t xml:space="preserve">in the manner of the verse: 'And his scent shall be in the fear of Hashem,' </w:t>
+          <w:szCs w:val="19"/>
+          <w:bCs w:val="1"/>
+          <w:lang w:val="en-US"/>
+        </w:rPr>
+        <w:t xml:space="preserve">in the manner of the verse: ‘And he shall discern through the fear of Hashem,’ </w:t>
       </w:r>
       <w:r>
         <w:t xml:space="preserve">  </w:t>
@@ -2000,15 +2468,21 @@
           <w:b w:val="0"/>
           <w:sz w:val="19"/>
           <w:rtl w:val="1"/>
+          <w:szCs w:val="19"/>
+          <w:bCs w:val="0"/>
+          <w:lang w:val="he-IL" w:bidi="he-IL"/>
         </w:rPr>
         <w:t xml:space="preserve">שֶׁיִּהְיֶה מוֹרַח וְדָאֵין. </w:t>
       </w:r>
       <w:r>
         <w:rPr>
           <w:rFonts w:ascii="Times New Roman" w:hAnsi="Times New Roman" w:eastAsia="Times New Roman" w:cs="Times New Roman"/>
-          <w:b/>
+          <w:b w:val="1"/>
           <w:sz w:val="19"/>
           <w:rtl w:val="0"/>
+          <w:szCs w:val="19"/>
+          <w:bCs w:val="1"/>
+          <w:lang w:val="en-US"/>
         </w:rPr>
         <w:t xml:space="preserve">that he will smell and judge. </w:t>
       </w:r>
@@ -2021,15 +2495,21 @@
           <w:b w:val="0"/>
           <w:sz w:val="19"/>
           <w:rtl w:val="1"/>
+          <w:szCs w:val="19"/>
+          <w:bCs w:val="0"/>
+          <w:lang w:val="he-IL" w:bidi="he-IL"/>
         </w:rPr>
         <w:t xml:space="preserve">וְהִנֵּה לְכָל חֹדֶשׁ יֵשׁ עִנְיָן מְיוּחָד לַעֲסוֹק, </w:t>
       </w:r>
       <w:r>
         <w:rPr>
           <w:rFonts w:ascii="Times New Roman" w:hAnsi="Times New Roman" w:eastAsia="Times New Roman" w:cs="Times New Roman"/>
-          <w:b/>
+          <w:b w:val="1"/>
           <w:sz w:val="19"/>
           <w:rtl w:val="0"/>
+          <w:szCs w:val="19"/>
+          <w:bCs w:val="1"/>
+          <w:lang w:val="en-US"/>
         </w:rPr>
         <w:t xml:space="preserve">Now, every month has a unique matter to engage in, </w:t>
       </w:r>
@@ -2042,15 +2522,21 @@
           <w:b w:val="0"/>
           <w:sz w:val="19"/>
           <w:rtl w:val="1"/>
+          <w:szCs w:val="19"/>
+          <w:bCs w:val="0"/>
+          <w:lang w:val="he-IL" w:bidi="he-IL"/>
         </w:rPr>
         <w:t xml:space="preserve">וְחֹדֶשׁ מַרְחֶשְׁוָן הָעֵסֶק לְהִתְחַזֵּק </w:t>
       </w:r>
       <w:r>
         <w:rPr>
           <w:rFonts w:ascii="Times New Roman" w:hAnsi="Times New Roman" w:eastAsia="Times New Roman" w:cs="Times New Roman"/>
-          <w:b/>
+          <w:b w:val="1"/>
           <w:sz w:val="19"/>
           <w:rtl w:val="0"/>
+          <w:szCs w:val="19"/>
+          <w:bCs w:val="1"/>
+          <w:lang w:val="en-US"/>
         </w:rPr>
         <w:t xml:space="preserve">and in the month of Marcheshvan the spiritual work is to strengthen oneself </w:t>
       </w:r>
@@ -2063,15 +2549,21 @@
           <w:b w:val="0"/>
           <w:sz w:val="19"/>
           <w:rtl w:val="1"/>
+          <w:szCs w:val="19"/>
+          <w:bCs w:val="0"/>
+          <w:lang w:val="he-IL" w:bidi="he-IL"/>
         </w:rPr>
         <w:t xml:space="preserve">לְהָחֵל לָקוּם מֵהַנְּפִילָה </w:t>
       </w:r>
       <w:r>
         <w:rPr>
           <w:rFonts w:ascii="Times New Roman" w:hAnsi="Times New Roman" w:eastAsia="Times New Roman" w:cs="Times New Roman"/>
-          <w:b/>
+          <w:b w:val="1"/>
           <w:sz w:val="19"/>
           <w:rtl w:val="0"/>
+          <w:szCs w:val="19"/>
+          <w:bCs w:val="1"/>
+          <w:lang w:val="en-US"/>
         </w:rPr>
         <w:t xml:space="preserve">to begin rising from the fall, </w:t>
       </w:r>
@@ -2084,15 +2576,21 @@
           <w:b w:val="0"/>
           <w:sz w:val="19"/>
           <w:rtl w:val="1"/>
-        </w:rPr>
-        <w:t xml:space="preserve">וּלְהַכְנִיס עַצְמוֹ לִקְדוּשָׁה בְּיִרְאַת ה': </w:t>
-      </w:r>
-      <w:r>
-        <w:rPr>
-          <w:rFonts w:ascii="Times New Roman" w:hAnsi="Times New Roman" w:eastAsia="Times New Roman" w:cs="Times New Roman"/>
-          <w:b/>
+          <w:szCs w:val="19"/>
+          <w:bCs w:val="0"/>
+          <w:lang w:val="he-IL" w:bidi="he-IL"/>
+        </w:rPr>
+        <w:t xml:space="preserve">וּלְהַכְנִיס עַצְמוֹ לִקְדוּשָׁה בְּיִרְאַת הַשֵּׁם: </w:t>
+      </w:r>
+      <w:r>
+        <w:rPr>
+          <w:rFonts w:ascii="Times New Roman" w:hAnsi="Times New Roman" w:eastAsia="Times New Roman" w:cs="Times New Roman"/>
+          <w:b w:val="1"/>
           <w:sz w:val="19"/>
           <w:rtl w:val="0"/>
+          <w:szCs w:val="19"/>
+          <w:bCs w:val="1"/>
+          <w:lang w:val="en-US"/>
         </w:rPr>
         <w:t xml:space="preserve">and to bring oneself into sanctity through the fear of Hashem. </w:t>
       </w:r>
@@ -2134,15 +2632,21 @@
           <w:b w:val="0"/>
           <w:sz w:val="19"/>
           <w:rtl w:val="1"/>
+          <w:szCs w:val="19"/>
+          <w:bCs w:val="0"/>
+          <w:lang w:val="he-IL" w:bidi="he-IL"/>
         </w:rPr>
         <w:t xml:space="preserve">אִיתָא מֵהָרַב הַקָּדוֹשׁ רַבִּי מְנַחֵם מֶענְדְּל מֵרִימַנוֹב זֵכֶר צַדִּיק וְקָדוֹשׁ לִבְרָכָה לְחַיֵּי הָעוֹלָם הַבָּא, </w:t>
       </w:r>
       <w:r>
         <w:rPr>
           <w:rFonts w:ascii="Times New Roman" w:hAnsi="Times New Roman" w:eastAsia="Times New Roman" w:cs="Times New Roman"/>
-          <w:b/>
+          <w:b w:val="1"/>
           <w:sz w:val="19"/>
           <w:rtl w:val="0"/>
+          <w:szCs w:val="19"/>
+          <w:bCs w:val="1"/>
+          <w:lang w:val="en-US"/>
         </w:rPr>
         <w:t xml:space="preserve">It is brought from the holy master Rabbi Menachem Mendel of Rimanov of blessed memory, </w:t>
       </w:r>
@@ -2155,15 +2659,21 @@
           <w:b w:val="0"/>
           <w:sz w:val="19"/>
           <w:rtl w:val="1"/>
+          <w:szCs w:val="19"/>
+          <w:bCs w:val="0"/>
+          <w:lang w:val="he-IL" w:bidi="he-IL"/>
         </w:rPr>
         <w:t xml:space="preserve">שֶׁבְּחֹדֶשׁ מַרְחֶשְׁוָן הֵם רוֹב גְּזֵירוֹת, </w:t>
       </w:r>
       <w:r>
         <w:rPr>
           <w:rFonts w:ascii="Times New Roman" w:hAnsi="Times New Roman" w:eastAsia="Times New Roman" w:cs="Times New Roman"/>
-          <w:b/>
+          <w:b w:val="1"/>
           <w:sz w:val="19"/>
           <w:rtl w:val="0"/>
+          <w:szCs w:val="19"/>
+          <w:bCs w:val="1"/>
+          <w:lang w:val="en-US"/>
         </w:rPr>
         <w:t xml:space="preserve">that in the month of Marcheshvan the majority of harsh decrees occur, </w:t>
       </w:r>
@@ -2176,15 +2686,21 @@
           <w:b w:val="0"/>
           <w:sz w:val="19"/>
           <w:rtl w:val="1"/>
+          <w:szCs w:val="19"/>
+          <w:bCs w:val="0"/>
+          <w:lang w:val="he-IL" w:bidi="he-IL"/>
         </w:rPr>
         <w:t xml:space="preserve">מִפְּנֵי שֶׁאָז נִתְחַלְּקָה מַלְכוּת בֵּית דָּוִד. </w:t>
       </w:r>
       <w:r>
         <w:rPr>
           <w:rFonts w:ascii="Times New Roman" w:hAnsi="Times New Roman" w:eastAsia="Times New Roman" w:cs="Times New Roman"/>
-          <w:b/>
+          <w:b w:val="1"/>
           <w:sz w:val="19"/>
           <w:rtl w:val="0"/>
+          <w:szCs w:val="19"/>
+          <w:bCs w:val="1"/>
+          <w:lang w:val="en-US"/>
         </w:rPr>
         <w:t xml:space="preserve">because then the kingdom of the House of David was divided. </w:t>
       </w:r>
@@ -2197,15 +2713,21 @@
           <w:b w:val="0"/>
           <w:sz w:val="19"/>
           <w:rtl w:val="1"/>
+          <w:szCs w:val="19"/>
+          <w:bCs w:val="0"/>
+          <w:lang w:val="he-IL" w:bidi="he-IL"/>
         </w:rPr>
         <w:t xml:space="preserve">וּמִן הַסְּתָם אֵינוֹ רַק לְעֹנֶשׁ, </w:t>
       </w:r>
       <w:r>
         <w:rPr>
           <w:rFonts w:ascii="Times New Roman" w:hAnsi="Times New Roman" w:eastAsia="Times New Roman" w:cs="Times New Roman"/>
-          <w:b/>
+          <w:b w:val="1"/>
           <w:sz w:val="19"/>
           <w:rtl w:val="0"/>
+          <w:szCs w:val="19"/>
+          <w:bCs w:val="1"/>
+          <w:lang w:val="en-US"/>
         </w:rPr>
         <w:t xml:space="preserve">And presumably this is not merely for punishment, </w:t>
       </w:r>
@@ -2218,15 +2740,21 @@
           <w:b w:val="0"/>
           <w:sz w:val="19"/>
           <w:rtl w:val="1"/>
+          <w:szCs w:val="19"/>
+          <w:bCs w:val="0"/>
+          <w:lang w:val="he-IL" w:bidi="he-IL"/>
         </w:rPr>
         <w:t xml:space="preserve">רַק שֶׁבּוֹ הַזְּמַן מְסֻגָּל לְתַקֵּן זֶה. </w:t>
       </w:r>
       <w:r>
         <w:rPr>
           <w:rFonts w:ascii="Times New Roman" w:hAnsi="Times New Roman" w:eastAsia="Times New Roman" w:cs="Times New Roman"/>
-          <w:b/>
+          <w:b w:val="1"/>
           <w:sz w:val="19"/>
           <w:rtl w:val="0"/>
+          <w:szCs w:val="19"/>
+          <w:bCs w:val="1"/>
+          <w:lang w:val="en-US"/>
         </w:rPr>
         <w:t xml:space="preserve">rather it is a uniquely propitious time to rectify this. </w:t>
       </w:r>
@@ -2239,15 +2767,21 @@
           <w:b w:val="0"/>
           <w:sz w:val="19"/>
           <w:rtl w:val="1"/>
-        </w:rPr>
-        <w:t xml:space="preserve">וְהָעִנְיָן, דְּאִיתָא בַּגְּמָרָא (רֹאשׁ הַשָּׁנָה יא.): </w:t>
-      </w:r>
-      <w:r>
-        <w:rPr>
-          <w:rFonts w:ascii="Times New Roman" w:hAnsi="Times New Roman" w:eastAsia="Times New Roman" w:cs="Times New Roman"/>
-          <w:b/>
+          <w:szCs w:val="19"/>
+          <w:bCs w:val="0"/>
+          <w:lang w:val="he-IL" w:bidi="he-IL"/>
+        </w:rPr>
+        <w:t xml:space="preserve">וְהָעִנְיָן, דְּאִיתָא בַּגְּמָרָא (רֹאשׁ הַשָּׁנָה יא:): </w:t>
+      </w:r>
+      <w:r>
+        <w:rPr>
+          <w:rFonts w:ascii="Times New Roman" w:hAnsi="Times New Roman" w:eastAsia="Times New Roman" w:cs="Times New Roman"/>
+          <w:b w:val="1"/>
           <w:sz w:val="19"/>
           <w:rtl w:val="0"/>
+          <w:szCs w:val="19"/>
+          <w:bCs w:val="1"/>
+          <w:lang w:val="en-US"/>
         </w:rPr>
         <w:t xml:space="preserve">And the matter is, as taught in the Gemara (Rosh Hashanah 11b): </w:t>
       </w:r>
@@ -2275,15 +2809,21 @@
           <w:b w:val="0"/>
           <w:sz w:val="19"/>
           <w:rtl w:val="1"/>
+          <w:szCs w:val="19"/>
+          <w:bCs w:val="0"/>
+          <w:lang w:val="he-IL" w:bidi="he-IL"/>
         </w:rPr>
         <w:t xml:space="preserve">לְרַבִּי יְהוֹשֻׁעַ, בְּשִׁבְעָה עָשָׂר בְּאִיָּיר הָיָה הַמַּבּוּל; </w:t>
       </w:r>
       <w:r>
         <w:rPr>
           <w:rFonts w:ascii="Times New Roman" w:hAnsi="Times New Roman" w:eastAsia="Times New Roman" w:cs="Times New Roman"/>
-          <w:b/>
+          <w:b w:val="1"/>
           <w:sz w:val="19"/>
           <w:rtl w:val="0"/>
+          <w:szCs w:val="19"/>
+          <w:bCs w:val="1"/>
+          <w:lang w:val="en-US"/>
         </w:rPr>
         <w:t xml:space="preserve">according to Rabbi Yehoshua, on the seventeenth of Iyar the Flood began; </w:t>
       </w:r>
@@ -2296,15 +2836,21 @@
           <w:b w:val="0"/>
           <w:sz w:val="19"/>
           <w:rtl w:val="1"/>
+          <w:szCs w:val="19"/>
+          <w:bCs w:val="0"/>
+          <w:lang w:val="he-IL" w:bidi="he-IL"/>
         </w:rPr>
         <w:t xml:space="preserve">וּלְרַבִּי אֱלִיעֶזֶר, דִּבְתִשְׁרֵי נִבְרָא הָעוֹלָם, </w:t>
       </w:r>
       <w:r>
         <w:rPr>
           <w:rFonts w:ascii="Times New Roman" w:hAnsi="Times New Roman" w:eastAsia="Times New Roman" w:cs="Times New Roman"/>
-          <w:b/>
+          <w:b w:val="1"/>
           <w:sz w:val="19"/>
           <w:rtl w:val="0"/>
+          <w:szCs w:val="19"/>
+          <w:bCs w:val="1"/>
+          <w:lang w:val="en-US"/>
         </w:rPr>
         <w:t xml:space="preserve">and according to Rabbi Eliezer, that in Tishrei the world was created, </w:t>
       </w:r>
@@ -2317,15 +2863,21 @@
           <w:b w:val="0"/>
           <w:sz w:val="19"/>
           <w:rtl w:val="1"/>
+          <w:szCs w:val="19"/>
+          <w:bCs w:val="0"/>
+          <w:lang w:val="he-IL" w:bidi="he-IL"/>
         </w:rPr>
         <w:t xml:space="preserve">אוֹתוֹ הַיּוֹם שִׁבְעָה עָשָׂר בְּמַרְחֶשְׁוָן הָיָה. </w:t>
       </w:r>
       <w:r>
         <w:rPr>
           <w:rFonts w:ascii="Times New Roman" w:hAnsi="Times New Roman" w:eastAsia="Times New Roman" w:cs="Times New Roman"/>
-          <w:b/>
+          <w:b w:val="1"/>
           <w:sz w:val="19"/>
           <w:rtl w:val="0"/>
+          <w:szCs w:val="19"/>
+          <w:bCs w:val="1"/>
+          <w:lang w:val="en-US"/>
         </w:rPr>
         <w:t xml:space="preserve">that day was the seventeenth of Marcheshvan. </w:t>
       </w:r>
@@ -2338,15 +2890,21 @@
           <w:b w:val="0"/>
           <w:sz w:val="19"/>
           <w:rtl w:val="1"/>
+          <w:szCs w:val="19"/>
+          <w:bCs w:val="0"/>
+          <w:lang w:val="he-IL" w:bidi="he-IL"/>
         </w:rPr>
         <w:t xml:space="preserve">וְאִיתָא: תָּנוּ רַבָּנַן, </w:t>
       </w:r>
       <w:r>
         <w:rPr>
           <w:rFonts w:ascii="Times New Roman" w:hAnsi="Times New Roman" w:eastAsia="Times New Roman" w:cs="Times New Roman"/>
-          <w:b/>
+          <w:b w:val="1"/>
           <w:sz w:val="19"/>
           <w:rtl w:val="0"/>
+          <w:szCs w:val="19"/>
+          <w:bCs w:val="1"/>
+          <w:lang w:val="en-US"/>
         </w:rPr>
         <w:t xml:space="preserve">And it is taught: Our Rabbis taught, </w:t>
       </w:r>
@@ -2359,15 +2917,21 @@
           <w:b w:val="0"/>
           <w:sz w:val="19"/>
           <w:rtl w:val="1"/>
+          <w:szCs w:val="19"/>
+          <w:bCs w:val="0"/>
+          <w:lang w:val="he-IL" w:bidi="he-IL"/>
         </w:rPr>
         <w:t xml:space="preserve">חַכְמֵי יִשְׂרָאֵל מוֹנִין לַמַּבּוּל כְּרַבִּי אֱלִיעֶזֶר, </w:t>
       </w:r>
       <w:r>
         <w:rPr>
           <w:rFonts w:ascii="Times New Roman" w:hAnsi="Times New Roman" w:eastAsia="Times New Roman" w:cs="Times New Roman"/>
-          <w:b/>
+          <w:b w:val="1"/>
           <w:sz w:val="19"/>
           <w:rtl w:val="0"/>
+          <w:szCs w:val="19"/>
+          <w:bCs w:val="1"/>
+          <w:lang w:val="en-US"/>
         </w:rPr>
         <w:t xml:space="preserve">the Sages of Israel reckon for the Flood according to Rabbi Eliezer, </w:t>
       </w:r>
@@ -2395,15 +2959,21 @@
           <w:b w:val="0"/>
           <w:sz w:val="19"/>
           <w:rtl w:val="1"/>
+          <w:szCs w:val="19"/>
+          <w:bCs w:val="0"/>
+          <w:lang w:val="he-IL" w:bidi="he-IL"/>
         </w:rPr>
         <w:t xml:space="preserve">וְלַתְּקוּפָה כְּרַבִּי יְהוֹשֻׁעַ; </w:t>
       </w:r>
       <w:r>
         <w:rPr>
           <w:rFonts w:ascii="Times New Roman" w:hAnsi="Times New Roman" w:eastAsia="Times New Roman" w:cs="Times New Roman"/>
-          <w:b/>
+          <w:b w:val="1"/>
           <w:sz w:val="19"/>
           <w:rtl w:val="0"/>
+          <w:szCs w:val="19"/>
+          <w:bCs w:val="1"/>
+          <w:lang w:val="en-US"/>
         </w:rPr>
         <w:t xml:space="preserve">and for astronomical cycles according to Rabbi Yehoshua; </w:t>
       </w:r>
@@ -2421,15 +2991,21 @@
           <w:b w:val="0"/>
           <w:sz w:val="19"/>
           <w:rtl w:val="1"/>
+          <w:szCs w:val="19"/>
+          <w:bCs w:val="0"/>
+          <w:lang w:val="he-IL" w:bidi="he-IL"/>
         </w:rPr>
         <w:t xml:space="preserve">וּפֵירֵשׁ רַשִׁ״י וְתוֹסָפוֹת: </w:t>
       </w:r>
       <w:r>
         <w:rPr>
           <w:rFonts w:ascii="Times New Roman" w:hAnsi="Times New Roman" w:eastAsia="Times New Roman" w:cs="Times New Roman"/>
-          <w:b/>
+          <w:b w:val="1"/>
           <w:sz w:val="19"/>
           <w:rtl w:val="0"/>
+          <w:szCs w:val="19"/>
+          <w:bCs w:val="1"/>
+          <w:lang w:val="en-US"/>
         </w:rPr>
         <w:t xml:space="preserve">and Rashi and Tosafot explained: </w:t>
       </w:r>
@@ -2457,15 +3033,21 @@
           <w:b w:val="0"/>
           <w:sz w:val="19"/>
           <w:rtl w:val="1"/>
+          <w:szCs w:val="19"/>
+          <w:bCs w:val="0"/>
+          <w:lang w:val="he-IL" w:bidi="he-IL"/>
         </w:rPr>
         <w:t xml:space="preserve">"לַמַּבּוּל" – לִשְׁנוֹת הָעוֹלָם מוֹנִין מִתִּשְׁרֵי כְּרַבִּי אֱלִיעֶזֶר. </w:t>
       </w:r>
       <w:r>
         <w:rPr>
           <w:rFonts w:ascii="Times New Roman" w:hAnsi="Times New Roman" w:eastAsia="Times New Roman" w:cs="Times New Roman"/>
-          <w:b/>
+          <w:b w:val="1"/>
           <w:sz w:val="19"/>
           <w:rtl w:val="0"/>
+          <w:szCs w:val="19"/>
+          <w:bCs w:val="1"/>
+          <w:lang w:val="en-US"/>
         </w:rPr>
         <w:t xml:space="preserve">'for the Flood'—for the calendar years of the world we count from Tishrei like Rabbi Eliezer. </w:t>
       </w:r>
@@ -2478,15 +3060,21 @@
           <w:b w:val="0"/>
           <w:sz w:val="19"/>
           <w:rtl w:val="1"/>
+          <w:szCs w:val="19"/>
+          <w:bCs w:val="0"/>
+          <w:lang w:val="he-IL" w:bidi="he-IL"/>
         </w:rPr>
         <w:t xml:space="preserve">וְיֵשׁ לְהָבִין לְפִי זֶה לְשׁוֹן "לַמַּבּוּל", </w:t>
       </w:r>
       <w:r>
         <w:rPr>
           <w:rFonts w:ascii="Times New Roman" w:hAnsi="Times New Roman" w:eastAsia="Times New Roman" w:cs="Times New Roman"/>
-          <w:b/>
+          <w:b w:val="1"/>
           <w:sz w:val="19"/>
           <w:rtl w:val="0"/>
+          <w:szCs w:val="19"/>
+          <w:bCs w:val="1"/>
+          <w:lang w:val="en-US"/>
         </w:rPr>
         <w:t xml:space="preserve">And one must understand according to this the expression 'for the Flood', </w:t>
       </w:r>
@@ -2499,15 +3087,21 @@
           <w:b w:val="0"/>
           <w:sz w:val="19"/>
           <w:rtl w:val="1"/>
-        </w:rPr>
-        <w:t xml:space="preserve">וַהֲוָה לֵיהּ לְמֵימַר: "לַשָּׁנִים" אוֹ "לִשְׁנוֹת עוֹלָם", </w:t>
-      </w:r>
-      <w:r>
-        <w:rPr>
-          <w:rFonts w:ascii="Times New Roman" w:hAnsi="Times New Roman" w:eastAsia="Times New Roman" w:cs="Times New Roman"/>
-          <w:b/>
+          <w:szCs w:val="19"/>
+          <w:bCs w:val="0"/>
+          <w:lang w:val="he-IL" w:bidi="he-IL"/>
+        </w:rPr>
+        <w:t xml:space="preserve">וְהָיָה לוֹ לוֹמַר: "לַשָּׁנִים" אוֹ "לִשְׁנוֹת עוֹלָם", </w:t>
+      </w:r>
+      <w:r>
+        <w:rPr>
+          <w:rFonts w:ascii="Times New Roman" w:hAnsi="Times New Roman" w:eastAsia="Times New Roman" w:cs="Times New Roman"/>
+          <w:b w:val="1"/>
           <w:sz w:val="19"/>
           <w:rtl w:val="0"/>
+          <w:szCs w:val="19"/>
+          <w:bCs w:val="1"/>
+          <w:lang w:val="en-US"/>
         </w:rPr>
         <w:t xml:space="preserve">for it should have said 'for years' or 'for the years of the world', </w:t>
       </w:r>
@@ -2520,15 +3114,21 @@
           <w:b w:val="0"/>
           <w:sz w:val="19"/>
           <w:rtl w:val="1"/>
+          <w:szCs w:val="19"/>
+          <w:bCs w:val="0"/>
+          <w:lang w:val="he-IL" w:bidi="he-IL"/>
         </w:rPr>
         <w:t xml:space="preserve">וְלָמָּה תָּפַס לְשׁוֹן "לַמַּבּוּל" שֶׁכְּבָר עָבַר? </w:t>
       </w:r>
       <w:r>
         <w:rPr>
           <w:rFonts w:ascii="Times New Roman" w:hAnsi="Times New Roman" w:eastAsia="Times New Roman" w:cs="Times New Roman"/>
-          <w:b/>
+          <w:b w:val="1"/>
           <w:sz w:val="19"/>
           <w:rtl w:val="0"/>
+          <w:szCs w:val="19"/>
+          <w:bCs w:val="1"/>
+          <w:lang w:val="en-US"/>
         </w:rPr>
         <w:t xml:space="preserve">and why adopt the phrase 'for the Flood', which has long passed? </w:t>
       </w:r>
@@ -2541,15 +3141,21 @@
           <w:b w:val="0"/>
           <w:sz w:val="19"/>
           <w:rtl w:val="1"/>
+          <w:szCs w:val="19"/>
+          <w:bCs w:val="0"/>
+          <w:lang w:val="he-IL" w:bidi="he-IL"/>
         </w:rPr>
         <w:t xml:space="preserve">אֲבָל נִרְאֶה שֶׁנִּרְמַז בָּזֶה, </w:t>
       </w:r>
       <w:r>
         <w:rPr>
           <w:rFonts w:ascii="Times New Roman" w:hAnsi="Times New Roman" w:eastAsia="Times New Roman" w:cs="Times New Roman"/>
-          <w:b/>
+          <w:b w:val="1"/>
           <w:sz w:val="19"/>
           <w:rtl w:val="0"/>
+          <w:szCs w:val="19"/>
+          <w:bCs w:val="1"/>
+          <w:lang w:val="en-US"/>
         </w:rPr>
         <w:t xml:space="preserve">However, it seems that there is an allusion in this, </w:t>
       </w:r>
@@ -2562,15 +3168,21 @@
           <w:b w:val="0"/>
           <w:sz w:val="19"/>
           <w:rtl w:val="1"/>
+          <w:szCs w:val="19"/>
+          <w:bCs w:val="0"/>
+          <w:lang w:val="he-IL" w:bidi="he-IL"/>
         </w:rPr>
         <w:t xml:space="preserve">דְּאִיתָא (תַּנְחוּמָא נֹחַ ח): </w:t>
       </w:r>
       <w:r>
         <w:rPr>
           <w:rFonts w:ascii="Times New Roman" w:hAnsi="Times New Roman" w:eastAsia="Times New Roman" w:cs="Times New Roman"/>
-          <w:b/>
+          <w:b w:val="1"/>
           <w:sz w:val="19"/>
           <w:rtl w:val="0"/>
+          <w:szCs w:val="19"/>
+          <w:bCs w:val="1"/>
+          <w:lang w:val="en-US"/>
         </w:rPr>
         <w:t xml:space="preserve">for it is taught (Tanchuma, Noach 8): </w:t>
       </w:r>
@@ -2598,15 +3210,21 @@
           <w:b w:val="0"/>
           <w:sz w:val="19"/>
           <w:rtl w:val="1"/>
+          <w:szCs w:val="19"/>
+          <w:bCs w:val="0"/>
+          <w:lang w:val="he-IL" w:bidi="he-IL"/>
         </w:rPr>
         <w:t xml:space="preserve">אַתָּה מוֹצֵא מִן אוֹתָהּ שָׁעָה </w:t>
       </w:r>
       <w:r>
         <w:rPr>
           <w:rFonts w:ascii="Times New Roman" w:hAnsi="Times New Roman" w:eastAsia="Times New Roman" w:cs="Times New Roman"/>
-          <w:b/>
+          <w:b w:val="1"/>
           <w:sz w:val="19"/>
           <w:rtl w:val="0"/>
+          <w:szCs w:val="19"/>
+          <w:bCs w:val="1"/>
+          <w:lang w:val="en-US"/>
         </w:rPr>
         <w:t xml:space="preserve">you find that from that time </w:t>
       </w:r>
@@ -2619,15 +3237,21 @@
           <w:b w:val="0"/>
           <w:sz w:val="19"/>
           <w:rtl w:val="1"/>
+          <w:szCs w:val="19"/>
+          <w:bCs w:val="0"/>
+          <w:lang w:val="he-IL" w:bidi="he-IL"/>
         </w:rPr>
         <w:t xml:space="preserve">עַד שֶׁבָּנָה שְׁלֹמֹה בֵּית הַמִּקְדָּשׁ, </w:t>
       </w:r>
       <w:r>
         <w:rPr>
           <w:rFonts w:ascii="Times New Roman" w:hAnsi="Times New Roman" w:eastAsia="Times New Roman" w:cs="Times New Roman"/>
-          <w:b/>
+          <w:b w:val="1"/>
           <w:sz w:val="19"/>
           <w:rtl w:val="0"/>
+          <w:szCs w:val="19"/>
+          <w:bCs w:val="1"/>
+          <w:lang w:val="en-US"/>
         </w:rPr>
         <w:t xml:space="preserve">until Solomon built the Holy Temple, </w:t>
       </w:r>
@@ -2640,15 +3264,21 @@
           <w:b w:val="0"/>
           <w:sz w:val="19"/>
           <w:rtl w:val="1"/>
+          <w:szCs w:val="19"/>
+          <w:bCs w:val="0"/>
+          <w:lang w:val="he-IL" w:bidi="he-IL"/>
         </w:rPr>
         <w:t xml:space="preserve">אַרְבָּעִים יוֹם הָיוּ עוֹשִׂין גְּשָׁמִים בְּכָל שָׁנָה לְשׁוֹן הַמַּבּוּל, </w:t>
       </w:r>
       <w:r>
         <w:rPr>
           <w:rFonts w:ascii="Times New Roman" w:hAnsi="Times New Roman" w:eastAsia="Times New Roman" w:cs="Times New Roman"/>
-          <w:b/>
+          <w:b w:val="1"/>
           <w:sz w:val="19"/>
           <w:rtl w:val="0"/>
+          <w:szCs w:val="19"/>
+          <w:bCs w:val="1"/>
+          <w:lang w:val="en-US"/>
         </w:rPr>
         <w:t xml:space="preserve">forty days of rains fell each year in the manner of the Flood, </w:t>
       </w:r>
@@ -2661,15 +3291,21 @@
           <w:b w:val="0"/>
           <w:sz w:val="19"/>
           <w:rtl w:val="1"/>
+          <w:szCs w:val="19"/>
+          <w:bCs w:val="0"/>
+          <w:lang w:val="he-IL" w:bidi="he-IL"/>
         </w:rPr>
         <w:t xml:space="preserve">וּכְשֶׁבָּנָה שְׁלֹמֹה בֵּית הַמִּקְדָּשׁ בִּקֵּשׁ רַחֲמִים עֲלֵיהֶם </w:t>
       </w:r>
       <w:r>
         <w:rPr>
           <w:rFonts w:ascii="Times New Roman" w:hAnsi="Times New Roman" w:eastAsia="Times New Roman" w:cs="Times New Roman"/>
-          <w:b/>
+          <w:b w:val="1"/>
           <w:sz w:val="19"/>
           <w:rtl w:val="0"/>
+          <w:szCs w:val="19"/>
+          <w:bCs w:val="1"/>
+          <w:lang w:val="en-US"/>
         </w:rPr>
         <w:t xml:space="preserve">and when Solomon built the Temple he prayed for mercy upon them </w:t>
       </w:r>
@@ -2682,15 +3318,21 @@
           <w:b w:val="0"/>
           <w:sz w:val="19"/>
           <w:rtl w:val="1"/>
+          <w:szCs w:val="19"/>
+          <w:bCs w:val="0"/>
+          <w:lang w:val="he-IL" w:bidi="he-IL"/>
         </w:rPr>
         <w:t xml:space="preserve">וּפָסְקוּ מִן הָעוֹלָם וְכוּלֵי, </w:t>
       </w:r>
       <w:r>
         <w:rPr>
           <w:rFonts w:ascii="Times New Roman" w:hAnsi="Times New Roman" w:eastAsia="Times New Roman" w:cs="Times New Roman"/>
-          <w:b/>
+          <w:b w:val="1"/>
           <w:sz w:val="19"/>
           <w:rtl w:val="0"/>
+          <w:szCs w:val="19"/>
+          <w:bCs w:val="1"/>
+          <w:lang w:val="en-US"/>
         </w:rPr>
         <w:t xml:space="preserve">and they ceased from the world, etc., </w:t>
       </w:r>
@@ -2708,15 +3350,21 @@
           <w:b w:val="0"/>
           <w:sz w:val="19"/>
           <w:rtl w:val="1"/>
+          <w:szCs w:val="19"/>
+          <w:bCs w:val="0"/>
+          <w:lang w:val="he-IL" w:bidi="he-IL"/>
         </w:rPr>
         <w:t xml:space="preserve">שֶׁנֶּאֱמַר: "בְּיֶרַח בּוּל" וְכוּלֵי. </w:t>
       </w:r>
       <w:r>
         <w:rPr>
           <w:rFonts w:ascii="Times New Roman" w:hAnsi="Times New Roman" w:eastAsia="Times New Roman" w:cs="Times New Roman"/>
-          <w:b/>
+          <w:b w:val="1"/>
           <w:sz w:val="19"/>
           <w:rtl w:val="0"/>
+          <w:szCs w:val="19"/>
+          <w:bCs w:val="1"/>
+          <w:lang w:val="en-US"/>
         </w:rPr>
         <w:t xml:space="preserve">as it is said: 'in the month of Bul, etc.' </w:t>
       </w:r>
@@ -2729,15 +3377,21 @@
           <w:b w:val="0"/>
           <w:sz w:val="19"/>
           <w:rtl w:val="1"/>
+          <w:szCs w:val="19"/>
+          <w:bCs w:val="0"/>
+          <w:lang w:val="he-IL" w:bidi="he-IL"/>
         </w:rPr>
         <w:t xml:space="preserve">וְהַיְינוּ דְּדוֹר הַמַּבּוּל הָיוּ רְאוּיִם לְקַבָּלַת הַתּוֹרָה, </w:t>
       </w:r>
       <w:r>
         <w:rPr>
           <w:rFonts w:ascii="Times New Roman" w:hAnsi="Times New Roman" w:eastAsia="Times New Roman" w:cs="Times New Roman"/>
-          <w:b/>
+          <w:b w:val="1"/>
           <w:sz w:val="19"/>
           <w:rtl w:val="0"/>
+          <w:szCs w:val="19"/>
+          <w:bCs w:val="1"/>
+          <w:lang w:val="en-US"/>
         </w:rPr>
         <w:t xml:space="preserve">Namely, the generation of the Flood were originally fit to receive the Torah, </w:t>
       </w:r>
@@ -2750,15 +3404,21 @@
           <w:b w:val="0"/>
           <w:sz w:val="19"/>
           <w:rtl w:val="1"/>
+          <w:szCs w:val="19"/>
+          <w:bCs w:val="0"/>
+          <w:lang w:val="he-IL" w:bidi="he-IL"/>
         </w:rPr>
         <w:t xml:space="preserve">אָז הָיָה נִשְׁמַת מֹשֶׁה רַבֵּינוּ עָלָיו הַשָּׁלוֹם, </w:t>
       </w:r>
       <w:r>
         <w:rPr>
           <w:rFonts w:ascii="Times New Roman" w:hAnsi="Times New Roman" w:eastAsia="Times New Roman" w:cs="Times New Roman"/>
-          <w:b/>
+          <w:b w:val="1"/>
           <w:sz w:val="19"/>
           <w:rtl w:val="0"/>
+          <w:szCs w:val="19"/>
+          <w:bCs w:val="1"/>
+          <w:lang w:val="en-US"/>
         </w:rPr>
         <w:t xml:space="preserve">for the soul of Moses our teacher was present then, </w:t>
       </w:r>
@@ -2771,15 +3431,21 @@
           <w:b w:val="0"/>
           <w:sz w:val="19"/>
           <w:rtl w:val="1"/>
+          <w:szCs w:val="19"/>
+          <w:bCs w:val="0"/>
+          <w:lang w:val="he-IL" w:bidi="he-IL"/>
         </w:rPr>
         <w:t xml:space="preserve">כְּמוֹ שֶׁמְּרַמֵּז בַּגְּמָרָא (חֻלִּין קלט:): </w:t>
       </w:r>
       <w:r>
         <w:rPr>
           <w:rFonts w:ascii="Times New Roman" w:hAnsi="Times New Roman" w:eastAsia="Times New Roman" w:cs="Times New Roman"/>
-          <w:b/>
+          <w:b w:val="1"/>
           <w:sz w:val="19"/>
           <w:rtl w:val="0"/>
+          <w:szCs w:val="19"/>
+          <w:bCs w:val="1"/>
+          <w:lang w:val="en-US"/>
         </w:rPr>
         <w:t xml:space="preserve">as the Gemara alludes (Chullin 139b): </w:t>
       </w:r>
@@ -2807,15 +3473,21 @@
           <w:b w:val="0"/>
           <w:sz w:val="19"/>
           <w:rtl w:val="1"/>
+          <w:szCs w:val="19"/>
+          <w:bCs w:val="0"/>
+          <w:lang w:val="he-IL" w:bidi="he-IL"/>
         </w:rPr>
         <w:t xml:space="preserve">"מֹשֶׁה מִן הַתּוֹרָה מִנַּיִן? </w:t>
       </w:r>
       <w:r>
         <w:rPr>
           <w:rFonts w:ascii="Times New Roman" w:hAnsi="Times New Roman" w:eastAsia="Times New Roman" w:cs="Times New Roman"/>
-          <w:b/>
+          <w:b w:val="1"/>
           <w:sz w:val="19"/>
           <w:rtl w:val="0"/>
+          <w:szCs w:val="19"/>
+          <w:bCs w:val="1"/>
+          <w:lang w:val="en-US"/>
         </w:rPr>
         <w:t xml:space="preserve">'Where is Moses indicated in the Torah? </w:t>
       </w:r>
@@ -2828,15 +3500,21 @@
           <w:b w:val="0"/>
           <w:sz w:val="19"/>
           <w:rtl w:val="1"/>
+          <w:szCs w:val="19"/>
+          <w:bCs w:val="0"/>
+          <w:lang w:val="he-IL" w:bidi="he-IL"/>
         </w:rPr>
         <w:t xml:space="preserve">'בְּשַׁגַּם' – בְּגִימַטְרִיָּא 'מֹשֶׁה', </w:t>
       </w:r>
       <w:r>
         <w:rPr>
           <w:rFonts w:ascii="Times New Roman" w:hAnsi="Times New Roman" w:eastAsia="Times New Roman" w:cs="Times New Roman"/>
-          <w:b/>
+          <w:b w:val="1"/>
           <w:sz w:val="19"/>
           <w:rtl w:val="0"/>
+          <w:szCs w:val="19"/>
+          <w:bCs w:val="1"/>
+          <w:lang w:val="en-US"/>
         </w:rPr>
         <w:t xml:space="preserve">'Inasmuch as he is also' (be-shagam = 345) equals Moses, </w:t>
       </w:r>
@@ -2849,15 +3527,21 @@
           <w:b w:val="0"/>
           <w:sz w:val="19"/>
           <w:rtl w:val="1"/>
+          <w:szCs w:val="19"/>
+          <w:bCs w:val="0"/>
+          <w:lang w:val="he-IL" w:bidi="he-IL"/>
         </w:rPr>
         <w:t xml:space="preserve">וּכְתִיב: 'וְהָיוּ יָמָיו מֵאָה וְעֶשְׂרִים שָׁנָה'". </w:t>
       </w:r>
       <w:r>
         <w:rPr>
           <w:rFonts w:ascii="Times New Roman" w:hAnsi="Times New Roman" w:eastAsia="Times New Roman" w:cs="Times New Roman"/>
-          <w:b/>
+          <w:b w:val="1"/>
           <w:sz w:val="19"/>
           <w:rtl w:val="0"/>
+          <w:szCs w:val="19"/>
+          <w:bCs w:val="1"/>
+          <w:lang w:val="en-US"/>
         </w:rPr>
         <w:t xml:space="preserve">and it is written: 'and his days shall be a hundred and twenty years.' </w:t>
       </w:r>
@@ -2870,15 +3554,21 @@
           <w:b w:val="0"/>
           <w:sz w:val="19"/>
           <w:rtl w:val="1"/>
+          <w:szCs w:val="19"/>
+          <w:bCs w:val="0"/>
+          <w:lang w:val="he-IL" w:bidi="he-IL"/>
         </w:rPr>
         <w:t xml:space="preserve">וְכֵן כָּתוּב מְפוֹרָשׁ בַּזֹּהַר הַקָּדוֹשׁ (חֵלֶק ג, רטז עַמּוּד א): </w:t>
       </w:r>
       <w:r>
         <w:rPr>
           <w:rFonts w:ascii="Times New Roman" w:hAnsi="Times New Roman" w:eastAsia="Times New Roman" w:cs="Times New Roman"/>
-          <w:b/>
+          <w:b w:val="1"/>
           <w:sz w:val="19"/>
           <w:rtl w:val="0"/>
+          <w:szCs w:val="19"/>
+          <w:bCs w:val="1"/>
+          <w:lang w:val="en-US"/>
         </w:rPr>
         <w:t xml:space="preserve">And so it is explicitly written in the holy Zohar (Part III, 216a): </w:t>
       </w:r>
@@ -2891,15 +3581,21 @@
           <w:b w:val="0"/>
           <w:sz w:val="19"/>
           <w:rtl w:val="1"/>
-        </w:rPr>
-        <w:t xml:space="preserve">דַּעֲתִיד הֲוָה מֹשֶׁה לְקַבָּלָא אוֹרַיְיתָא בְּדָרָא דְּטַוְופָנָא וְכוּלֵי; </w:t>
-      </w:r>
-      <w:r>
-        <w:rPr>
-          <w:rFonts w:ascii="Times New Roman" w:hAnsi="Times New Roman" w:eastAsia="Times New Roman" w:cs="Times New Roman"/>
-          <w:b/>
+          <w:szCs w:val="19"/>
+          <w:bCs w:val="0"/>
+          <w:lang w:val="he-IL" w:bidi="he-IL"/>
+        </w:rPr>
+        <w:t xml:space="preserve">דַּעֲתִיד הֲוָה מֹשֶׁה לְקַבָּלָא אוֹרַיְיתָא בְּדָרָא דְּטוֹפָנָא וְכוּלֵי; </w:t>
+      </w:r>
+      <w:r>
+        <w:rPr>
+          <w:rFonts w:ascii="Times New Roman" w:hAnsi="Times New Roman" w:eastAsia="Times New Roman" w:cs="Times New Roman"/>
+          <w:b w:val="1"/>
           <w:sz w:val="19"/>
           <w:rtl w:val="0"/>
+          <w:szCs w:val="19"/>
+          <w:bCs w:val="1"/>
+          <w:lang w:val="en-US"/>
         </w:rPr>
         <w:t xml:space="preserve">that Moses was destined to receive the Torah in the generation of the Flood, etc.; </w:t>
       </w:r>
@@ -2927,15 +3623,21 @@
           <w:b w:val="0"/>
           <w:sz w:val="19"/>
           <w:rtl w:val="1"/>
+          <w:szCs w:val="19"/>
+          <w:bCs w:val="0"/>
+          <w:lang w:val="he-IL" w:bidi="he-IL"/>
         </w:rPr>
         <w:t xml:space="preserve">וְכֵן כָּתוּב בַּמִּדְרָשׁ (שְׁמוֹת רַבָּה פָּרָשָׁה ל): </w:t>
       </w:r>
       <w:r>
         <w:rPr>
           <w:rFonts w:ascii="Times New Roman" w:hAnsi="Times New Roman" w:eastAsia="Times New Roman" w:cs="Times New Roman"/>
-          <w:b/>
+          <w:b w:val="1"/>
           <w:sz w:val="19"/>
           <w:rtl w:val="0"/>
+          <w:szCs w:val="19"/>
+          <w:bCs w:val="1"/>
+          <w:lang w:val="en-US"/>
         </w:rPr>
         <w:t xml:space="preserve">and so is written in the Midrash (Shemot Rabbah, Parashah 30): </w:t>
       </w:r>
@@ -2948,17 +3650,23 @@
           <w:b w:val="0"/>
           <w:sz w:val="19"/>
           <w:rtl w:val="1"/>
+          <w:szCs w:val="19"/>
+          <w:bCs w:val="0"/>
+          <w:lang w:val="he-IL" w:bidi="he-IL"/>
         </w:rPr>
         <w:t xml:space="preserve">"'וְדַעַת דְּרָכֶיךָ לֹא חָפָצְנוּ' – </w:t>
       </w:r>
       <w:r>
         <w:rPr>
           <w:rFonts w:ascii="Times New Roman" w:hAnsi="Times New Roman" w:eastAsia="Times New Roman" w:cs="Times New Roman"/>
-          <w:b/>
+          <w:b w:val="1"/>
           <w:sz w:val="19"/>
           <w:rtl w:val="0"/>
-        </w:rPr>
-        <w:t xml:space="preserve">"'And the knowledge of Your ways we do not desire'— </w:t>
+          <w:szCs w:val="19"/>
+          <w:bCs w:val="1"/>
+          <w:lang w:val="en-US"/>
+        </w:rPr>
+        <w:t xml:space="preserve">'And the knowledge of Your ways we do not desire'— </w:t>
       </w:r>
       <w:r>
         <w:t xml:space="preserve">  </w:t>
@@ -2969,15 +3677,21 @@
           <w:b w:val="0"/>
           <w:sz w:val="19"/>
           <w:rtl w:val="1"/>
+          <w:szCs w:val="19"/>
+          <w:bCs w:val="0"/>
+          <w:lang w:val="he-IL" w:bidi="he-IL"/>
         </w:rPr>
         <w:t xml:space="preserve">שֶׁלֹּא רָצוּ לְקַבֵּל הַתּוֹרָה </w:t>
       </w:r>
       <w:r>
         <w:rPr>
           <w:rFonts w:ascii="Times New Roman" w:hAnsi="Times New Roman" w:eastAsia="Times New Roman" w:cs="Times New Roman"/>
-          <w:b/>
+          <w:b w:val="1"/>
           <w:sz w:val="19"/>
           <w:rtl w:val="0"/>
+          <w:szCs w:val="19"/>
+          <w:bCs w:val="1"/>
+          <w:lang w:val="en-US"/>
         </w:rPr>
         <w:t xml:space="preserve">that they did not want to receive the Torah, </w:t>
       </w:r>
@@ -2995,15 +3709,21 @@
           <w:b w:val="0"/>
           <w:sz w:val="19"/>
           <w:rtl w:val="1"/>
+          <w:szCs w:val="19"/>
+          <w:bCs w:val="0"/>
+          <w:lang w:val="he-IL" w:bidi="he-IL"/>
         </w:rPr>
         <w:t xml:space="preserve">שֶׁהֵם דְּרָכָיו שֶׁל הַקָּדוֹשׁ בָּרוּךְ הוּא". </w:t>
       </w:r>
       <w:r>
         <w:rPr>
           <w:rFonts w:ascii="Times New Roman" w:hAnsi="Times New Roman" w:eastAsia="Times New Roman" w:cs="Times New Roman"/>
-          <w:b/>
+          <w:b w:val="1"/>
           <w:sz w:val="19"/>
           <w:rtl w:val="0"/>
+          <w:szCs w:val="19"/>
+          <w:bCs w:val="1"/>
+          <w:lang w:val="en-US"/>
         </w:rPr>
         <w:t xml:space="preserve">which are the ways of the Holy One." </w:t>
       </w:r>
@@ -3016,15 +3736,21 @@
           <w:b w:val="0"/>
           <w:sz w:val="19"/>
           <w:rtl w:val="1"/>
+          <w:szCs w:val="19"/>
+          <w:bCs w:val="0"/>
+          <w:lang w:val="he-IL" w:bidi="he-IL"/>
         </w:rPr>
         <w:t xml:space="preserve">וּכְתִיב: "בַּיּוֹם הַזֶּה נִבְקְעוּ כָּל מַעְיְנֹת תְּהוֹם רַבָּה" וְגוֹמֵר, </w:t>
       </w:r>
       <w:r>
         <w:rPr>
           <w:rFonts w:ascii="Times New Roman" w:hAnsi="Times New Roman" w:eastAsia="Times New Roman" w:cs="Times New Roman"/>
-          <w:b/>
+          <w:b w:val="1"/>
           <w:sz w:val="19"/>
           <w:rtl w:val="0"/>
+          <w:szCs w:val="19"/>
+          <w:bCs w:val="1"/>
+          <w:lang w:val="en-US"/>
         </w:rPr>
         <w:t xml:space="preserve">And it is written: 'On that day all the fountains of the great deep burst open, etc.', </w:t>
       </w:r>
@@ -3052,15 +3778,21 @@
           <w:b w:val="0"/>
           <w:sz w:val="19"/>
           <w:rtl w:val="1"/>
+          <w:szCs w:val="19"/>
+          <w:bCs w:val="0"/>
+          <w:lang w:val="he-IL" w:bidi="he-IL"/>
         </w:rPr>
         <w:t xml:space="preserve">וּבַזֹּהַר הַקָּדוֹשׁ (חֵלֶק א, קיז עַמּוּד א) רָמְזוּ בָּזֶה </w:t>
       </w:r>
       <w:r>
         <w:rPr>
           <w:rFonts w:ascii="Times New Roman" w:hAnsi="Times New Roman" w:eastAsia="Times New Roman" w:cs="Times New Roman"/>
-          <w:b/>
+          <w:b w:val="1"/>
           <w:sz w:val="19"/>
           <w:rtl w:val="0"/>
+          <w:szCs w:val="19"/>
+          <w:bCs w:val="1"/>
+          <w:lang w:val="en-US"/>
         </w:rPr>
         <w:t xml:space="preserve">and in the holy Zohar (Part I, 117a) they hinted regarding this </w:t>
       </w:r>
@@ -3073,15 +3805,21 @@
           <w:b w:val="0"/>
           <w:sz w:val="19"/>
           <w:rtl w:val="1"/>
+          <w:szCs w:val="19"/>
+          <w:bCs w:val="0"/>
+          <w:lang w:val="he-IL" w:bidi="he-IL"/>
         </w:rPr>
         <w:t xml:space="preserve">לְעִנְיַן אֶלֶף הַשִּׁשִּׁי: </w:t>
       </w:r>
       <w:r>
         <w:rPr>
           <w:rFonts w:ascii="Times New Roman" w:hAnsi="Times New Roman" w:eastAsia="Times New Roman" w:cs="Times New Roman"/>
-          <w:b/>
+          <w:b w:val="1"/>
           <w:sz w:val="19"/>
           <w:rtl w:val="0"/>
+          <w:szCs w:val="19"/>
+          <w:bCs w:val="1"/>
+          <w:lang w:val="en-US"/>
         </w:rPr>
         <w:t xml:space="preserve">to the sixth millennium: </w:t>
       </w:r>
@@ -3094,15 +3832,21 @@
           <w:b w:val="0"/>
           <w:sz w:val="19"/>
           <w:rtl w:val="1"/>
+          <w:szCs w:val="19"/>
+          <w:bCs w:val="0"/>
+          <w:lang w:val="he-IL" w:bidi="he-IL"/>
         </w:rPr>
         <w:t xml:space="preserve">תַּרְעֵי דְּחָכְמְתָא לְעֵילָּא </w:t>
       </w:r>
       <w:r>
         <w:rPr>
           <w:rFonts w:ascii="Times New Roman" w:hAnsi="Times New Roman" w:eastAsia="Times New Roman" w:cs="Times New Roman"/>
-          <w:b/>
+          <w:b w:val="1"/>
           <w:sz w:val="19"/>
           <w:rtl w:val="0"/>
+          <w:szCs w:val="19"/>
+          <w:bCs w:val="1"/>
+          <w:lang w:val="en-US"/>
         </w:rPr>
         <w:t xml:space="preserve">the gates of wisdom above </w:t>
       </w:r>
@@ -3115,15 +3859,21 @@
           <w:b w:val="0"/>
           <w:sz w:val="19"/>
           <w:rtl w:val="1"/>
+          <w:szCs w:val="19"/>
+          <w:bCs w:val="0"/>
+          <w:lang w:val="he-IL" w:bidi="he-IL"/>
         </w:rPr>
         <w:t xml:space="preserve">וּמַבּוּעֵי דְּחָכְמְתָא לְתַתָּא. </w:t>
       </w:r>
       <w:r>
         <w:rPr>
           <w:rFonts w:ascii="Times New Roman" w:hAnsi="Times New Roman" w:eastAsia="Times New Roman" w:cs="Times New Roman"/>
-          <w:b/>
+          <w:b w:val="1"/>
           <w:sz w:val="19"/>
           <w:rtl w:val="0"/>
+          <w:szCs w:val="19"/>
+          <w:bCs w:val="1"/>
+          <w:lang w:val="en-US"/>
         </w:rPr>
         <w:t xml:space="preserve">and the wellsprings of wisdom below. </w:t>
       </w:r>
@@ -3136,15 +3886,21 @@
           <w:b w:val="0"/>
           <w:sz w:val="19"/>
           <w:rtl w:val="1"/>
+          <w:szCs w:val="19"/>
+          <w:bCs w:val="0"/>
+          <w:lang w:val="he-IL" w:bidi="he-IL"/>
         </w:rPr>
         <w:t xml:space="preserve">וְהַיְינוּ שֶׁאָז בִּימֵי הַמַּבּוּל </w:t>
       </w:r>
       <w:r>
         <w:rPr>
           <w:rFonts w:ascii="Times New Roman" w:hAnsi="Times New Roman" w:eastAsia="Times New Roman" w:cs="Times New Roman"/>
-          <w:b/>
+          <w:b w:val="1"/>
           <w:sz w:val="19"/>
           <w:rtl w:val="0"/>
+          <w:szCs w:val="19"/>
+          <w:bCs w:val="1"/>
+          <w:lang w:val="en-US"/>
         </w:rPr>
         <w:t xml:space="preserve">Namely, at that time during the days of the Flood </w:t>
       </w:r>
@@ -3157,15 +3913,21 @@
           <w:b w:val="0"/>
           <w:sz w:val="19"/>
           <w:rtl w:val="1"/>
+          <w:szCs w:val="19"/>
+          <w:bCs w:val="0"/>
+          <w:lang w:val="he-IL" w:bidi="he-IL"/>
         </w:rPr>
         <w:t xml:space="preserve">נִבְקְעוּ "כָּל מַעְיְנֹת תְּהוֹם רַבָּה" – </w:t>
       </w:r>
       <w:r>
         <w:rPr>
           <w:rFonts w:ascii="Times New Roman" w:hAnsi="Times New Roman" w:eastAsia="Times New Roman" w:cs="Times New Roman"/>
-          <w:b/>
+          <w:b w:val="1"/>
           <w:sz w:val="19"/>
           <w:rtl w:val="0"/>
+          <w:szCs w:val="19"/>
+          <w:bCs w:val="1"/>
+          <w:lang w:val="en-US"/>
         </w:rPr>
         <w:t xml:space="preserve">there burst open 'all the fountains of the great deep'— </w:t>
       </w:r>
@@ -3178,15 +3940,21 @@
           <w:b w:val="0"/>
           <w:sz w:val="19"/>
           <w:rtl w:val="1"/>
+          <w:szCs w:val="19"/>
+          <w:bCs w:val="0"/>
+          <w:lang w:val="he-IL" w:bidi="he-IL"/>
         </w:rPr>
         <w:t xml:space="preserve">מַבּוּעֵי דְּחָכְמָה תַּתָּאָה, תּוֹרָה שֶׁבְּעַל פֶּה; </w:t>
       </w:r>
       <w:r>
         <w:rPr>
           <w:rFonts w:ascii="Times New Roman" w:hAnsi="Times New Roman" w:eastAsia="Times New Roman" w:cs="Times New Roman"/>
-          <w:b/>
+          <w:b w:val="1"/>
           <w:sz w:val="19"/>
           <w:rtl w:val="0"/>
+          <w:szCs w:val="19"/>
+          <w:bCs w:val="1"/>
+          <w:lang w:val="en-US"/>
         </w:rPr>
         <w:t xml:space="preserve">the wellsprings of lower wisdom, the Oral Torah; </w:t>
       </w:r>
@@ -3214,15 +3982,21 @@
           <w:b w:val="0"/>
           <w:sz w:val="19"/>
           <w:rtl w:val="1"/>
+          <w:szCs w:val="19"/>
+          <w:bCs w:val="0"/>
+          <w:lang w:val="he-IL" w:bidi="he-IL"/>
         </w:rPr>
         <w:t xml:space="preserve">"וַאֲרֻבֹּת הַשָּׁמַיִם" – תַּרְעֵי דְּחָכְמְתָא, תּוֹרָה שֶׁבִּכְתָב; </w:t>
       </w:r>
       <w:r>
         <w:rPr>
           <w:rFonts w:ascii="Times New Roman" w:hAnsi="Times New Roman" w:eastAsia="Times New Roman" w:cs="Times New Roman"/>
-          <w:b/>
+          <w:b w:val="1"/>
           <w:sz w:val="19"/>
           <w:rtl w:val="0"/>
+          <w:szCs w:val="19"/>
+          <w:bCs w:val="1"/>
+          <w:lang w:val="en-US"/>
         </w:rPr>
         <w:t xml:space="preserve">and 'the windows of heaven'—the gates of wisdom, the Written Torah; </w:t>
       </w:r>
@@ -3235,15 +4009,21 @@
           <w:b w:val="0"/>
           <w:sz w:val="19"/>
           <w:rtl w:val="1"/>
+          <w:szCs w:val="19"/>
+          <w:bCs w:val="0"/>
+          <w:lang w:val="he-IL" w:bidi="he-IL"/>
         </w:rPr>
         <w:t xml:space="preserve">שֶׁאָז הָיוּ רְאוּיִם לְקַבֵּל הַתּוֹרָה שֶׁבִּכְתָב </w:t>
       </w:r>
       <w:r>
         <w:rPr>
           <w:rFonts w:ascii="Times New Roman" w:hAnsi="Times New Roman" w:eastAsia="Times New Roman" w:cs="Times New Roman"/>
-          <w:b/>
+          <w:b w:val="1"/>
           <w:sz w:val="19"/>
           <w:rtl w:val="0"/>
+          <w:szCs w:val="19"/>
+          <w:bCs w:val="1"/>
+          <w:lang w:val="en-US"/>
         </w:rPr>
         <w:t xml:space="preserve">for then they were fit to receive the Written Torah </w:t>
       </w:r>
@@ -3256,15 +4036,21 @@
           <w:b w:val="0"/>
           <w:sz w:val="19"/>
           <w:rtl w:val="1"/>
+          <w:szCs w:val="19"/>
+          <w:bCs w:val="0"/>
+          <w:lang w:val="he-IL" w:bidi="he-IL"/>
         </w:rPr>
         <w:t xml:space="preserve">שֶׁהָיָה כָּלוּל בָּהּ כָּל הַתּוֹרָה שֶׁבְּעַל פֶּה, </w:t>
       </w:r>
       <w:r>
         <w:rPr>
           <w:rFonts w:ascii="Times New Roman" w:hAnsi="Times New Roman" w:eastAsia="Times New Roman" w:cs="Times New Roman"/>
-          <w:b/>
+          <w:b w:val="1"/>
           <w:sz w:val="19"/>
           <w:rtl w:val="0"/>
+          <w:szCs w:val="19"/>
+          <w:bCs w:val="1"/>
+          <w:lang w:val="en-US"/>
         </w:rPr>
         <w:t xml:space="preserve">within which the entire Oral Torah was enfolded, </w:t>
       </w:r>
@@ -3282,15 +4068,21 @@
           <w:b w:val="0"/>
           <w:sz w:val="19"/>
           <w:rtl w:val="1"/>
+          <w:szCs w:val="19"/>
+          <w:bCs w:val="0"/>
+          <w:lang w:val="he-IL" w:bidi="he-IL"/>
         </w:rPr>
         <w:t xml:space="preserve">כְּמוֹ שֶׁקִּבֵּל מֹשֶׁה רַבֵּינוּ עָלָיו הַשָּׁלוֹם אַחַר כָּךְ מֵהַר סִינַי, </w:t>
       </w:r>
       <w:r>
         <w:rPr>
           <w:rFonts w:ascii="Times New Roman" w:hAnsi="Times New Roman" w:eastAsia="Times New Roman" w:cs="Times New Roman"/>
-          <w:b/>
+          <w:b w:val="1"/>
           <w:sz w:val="19"/>
           <w:rtl w:val="0"/>
+          <w:szCs w:val="19"/>
+          <w:bCs w:val="1"/>
+          <w:lang w:val="en-US"/>
         </w:rPr>
         <w:t xml:space="preserve">just as Moses our teacher received later from Mount Sinai, </w:t>
       </w:r>
@@ -3303,15 +4095,21 @@
           <w:b w:val="0"/>
           <w:sz w:val="19"/>
           <w:rtl w:val="1"/>
+          <w:szCs w:val="19"/>
+          <w:bCs w:val="0"/>
+          <w:lang w:val="he-IL" w:bidi="he-IL"/>
         </w:rPr>
         <w:t xml:space="preserve">כְּמוֹ שֶׁנֶּאֱמַר: "מֹשֶׁה קִבֵּל תּוֹרָה מִסִּינַי וּמְסָרָהּ לִיהוֹשֻׁעַ", </w:t>
       </w:r>
       <w:r>
         <w:rPr>
           <w:rFonts w:ascii="Times New Roman" w:hAnsi="Times New Roman" w:eastAsia="Times New Roman" w:cs="Times New Roman"/>
-          <w:b/>
+          <w:b w:val="1"/>
           <w:sz w:val="19"/>
           <w:rtl w:val="0"/>
+          <w:szCs w:val="19"/>
+          <w:bCs w:val="1"/>
+          <w:lang w:val="en-US"/>
         </w:rPr>
         <w:t xml:space="preserve">as stated: 'Moses received Torah from Sinai and transmitted it to Joshua', </w:t>
       </w:r>
@@ -3324,15 +4122,21 @@
           <w:b w:val="0"/>
           <w:sz w:val="19"/>
           <w:rtl w:val="1"/>
+          <w:szCs w:val="19"/>
+          <w:bCs w:val="0"/>
+          <w:lang w:val="he-IL" w:bidi="he-IL"/>
         </w:rPr>
         <w:t xml:space="preserve">דְּקָאֵי עַל תּוֹרָה שֶׁבְּעַל פֶּה, </w:t>
       </w:r>
       <w:r>
         <w:rPr>
           <w:rFonts w:ascii="Times New Roman" w:hAnsi="Times New Roman" w:eastAsia="Times New Roman" w:cs="Times New Roman"/>
-          <w:b/>
+          <w:b w:val="1"/>
           <w:sz w:val="19"/>
           <w:rtl w:val="0"/>
+          <w:szCs w:val="19"/>
+          <w:bCs w:val="1"/>
+          <w:lang w:val="en-US"/>
         </w:rPr>
         <w:t xml:space="preserve">which refers to the Oral Torah, </w:t>
       </w:r>
@@ -3345,15 +4149,21 @@
           <w:b w:val="0"/>
           <w:sz w:val="19"/>
           <w:rtl w:val="1"/>
+          <w:szCs w:val="19"/>
+          <w:bCs w:val="0"/>
+          <w:lang w:val="he-IL" w:bidi="he-IL"/>
         </w:rPr>
         <w:t xml:space="preserve">דְּתוֹרָה שֶׁבִּכְתָב מָסַר לַכֹּהֲנִים בְּנֵי לֵוִי, </w:t>
       </w:r>
       <w:r>
         <w:rPr>
           <w:rFonts w:ascii="Times New Roman" w:hAnsi="Times New Roman" w:eastAsia="Times New Roman" w:cs="Times New Roman"/>
-          <w:b/>
+          <w:b w:val="1"/>
           <w:sz w:val="19"/>
           <w:rtl w:val="0"/>
+          <w:szCs w:val="19"/>
+          <w:bCs w:val="1"/>
+          <w:lang w:val="en-US"/>
         </w:rPr>
         <w:t xml:space="preserve">for the Written Torah he handed to the priests, the sons of Levi, </w:t>
       </w:r>
@@ -3366,17 +4176,23 @@
           <w:b w:val="0"/>
           <w:sz w:val="19"/>
           <w:rtl w:val="1"/>
-        </w:rPr>
-        <w:t xml:space="preserve">כְּמוֹ שֶׁנֶּאֱמַר בַּזֹּהַר הַקָּדוֹשׁ (חֵלֶק ב, קלז בְּסִטְרָא אַחֲרָא). </w:t>
-      </w:r>
-      <w:r>
-        <w:rPr>
-          <w:rFonts w:ascii="Times New Roman" w:hAnsi="Times New Roman" w:eastAsia="Times New Roman" w:cs="Times New Roman"/>
-          <w:b/>
+          <w:szCs w:val="19"/>
+          <w:bCs w:val="0"/>
+          <w:lang w:val="he-IL" w:bidi="he-IL"/>
+        </w:rPr>
+        <w:t xml:space="preserve">כְּמוֹ שֶׁנֶּאֱמַר בַּזֹּהַר הַקָּדוֹשׁ (חֵלֶק ב, קלז, בְּסְפָרִים אֲחֵרִים). </w:t>
+      </w:r>
+      <w:r>
+        <w:rPr>
+          <w:rFonts w:ascii="Times New Roman" w:hAnsi="Times New Roman" w:eastAsia="Times New Roman" w:cs="Times New Roman"/>
+          <w:b w:val="1"/>
           <w:sz w:val="19"/>
           <w:rtl w:val="0"/>
-        </w:rPr>
-        <w:t xml:space="preserve">as stated in the holy Zohar (Part II, 137). </w:t>
+          <w:szCs w:val="19"/>
+          <w:bCs w:val="1"/>
+          <w:lang w:val="en-US"/>
+        </w:rPr>
+        <w:t xml:space="preserve">as stated in the holy Zohar (Part II, 137, in the variant reading). </w:t>
       </w:r>
       <w:r>
         <w:rPr>
@@ -3402,15 +4218,21 @@
           <w:b w:val="0"/>
           <w:sz w:val="19"/>
           <w:rtl w:val="1"/>
+          <w:szCs w:val="19"/>
+          <w:bCs w:val="0"/>
+          <w:lang w:val="he-IL" w:bidi="he-IL"/>
         </w:rPr>
         <w:t xml:space="preserve">וּכְתִיב: "וַיְהִי הַגֶּשֶׁם עַל הָאָרֶץ אַרְבָּעִים יוֹם", </w:t>
       </w:r>
       <w:r>
         <w:rPr>
           <w:rFonts w:ascii="Times New Roman" w:hAnsi="Times New Roman" w:eastAsia="Times New Roman" w:cs="Times New Roman"/>
-          <w:b/>
+          <w:b w:val="1"/>
           <w:sz w:val="19"/>
           <w:rtl w:val="0"/>
+          <w:szCs w:val="19"/>
+          <w:bCs w:val="1"/>
+          <w:lang w:val="en-US"/>
         </w:rPr>
         <w:t xml:space="preserve">And it is written: 'And the rain was upon the earth forty days', </w:t>
       </w:r>
@@ -3423,15 +4245,21 @@
           <w:b w:val="0"/>
           <w:sz w:val="19"/>
           <w:rtl w:val="1"/>
+          <w:szCs w:val="19"/>
+          <w:bCs w:val="0"/>
+          <w:lang w:val="he-IL" w:bidi="he-IL"/>
         </w:rPr>
         <w:t xml:space="preserve">שֶׁהוֹרִידָן בְּרַחֲמִים </w:t>
       </w:r>
       <w:r>
         <w:rPr>
           <w:rFonts w:ascii="Times New Roman" w:hAnsi="Times New Roman" w:eastAsia="Times New Roman" w:cs="Times New Roman"/>
-          <w:b/>
+          <w:b w:val="1"/>
           <w:sz w:val="19"/>
           <w:rtl w:val="0"/>
+          <w:szCs w:val="19"/>
+          <w:bCs w:val="1"/>
+          <w:lang w:val="en-US"/>
         </w:rPr>
         <w:t xml:space="preserve">for He brought them down in mercy </w:t>
       </w:r>
@@ -3444,15 +4272,21 @@
           <w:b w:val="0"/>
           <w:sz w:val="19"/>
           <w:rtl w:val="1"/>
+          <w:szCs w:val="19"/>
+          <w:bCs w:val="0"/>
+          <w:lang w:val="he-IL" w:bidi="he-IL"/>
         </w:rPr>
         <w:t xml:space="preserve">שֶׁאִם יָשׁוּבוּ יִהְיוּ גִּשְׁמֵי בְרָכָה, כְּפֵירוּשׁ רַשִׁ״י; </w:t>
       </w:r>
       <w:r>
         <w:rPr>
           <w:rFonts w:ascii="Times New Roman" w:hAnsi="Times New Roman" w:eastAsia="Times New Roman" w:cs="Times New Roman"/>
-          <w:b/>
+          <w:b w:val="1"/>
           <w:sz w:val="19"/>
           <w:rtl w:val="0"/>
+          <w:szCs w:val="19"/>
+          <w:bCs w:val="1"/>
+          <w:lang w:val="en-US"/>
         </w:rPr>
         <w:t xml:space="preserve">that if they repent, they would be rains of blessing, as Rashi explains; </w:t>
       </w:r>
@@ -3465,15 +4299,21 @@
           <w:b w:val="0"/>
           <w:sz w:val="19"/>
           <w:rtl w:val="1"/>
+          <w:szCs w:val="19"/>
+          <w:bCs w:val="0"/>
+          <w:lang w:val="he-IL" w:bidi="he-IL"/>
         </w:rPr>
         <w:t xml:space="preserve">וְהַיְינוּ תּוֹרָה, </w:t>
       </w:r>
       <w:r>
         <w:rPr>
           <w:rFonts w:ascii="Times New Roman" w:hAnsi="Times New Roman" w:eastAsia="Times New Roman" w:cs="Times New Roman"/>
-          <w:b/>
+          <w:b w:val="1"/>
           <w:sz w:val="19"/>
           <w:rtl w:val="0"/>
+          <w:szCs w:val="19"/>
+          <w:bCs w:val="1"/>
+          <w:lang w:val="en-US"/>
         </w:rPr>
         <w:t xml:space="preserve">which is Torah, </w:t>
       </w:r>
@@ -3486,15 +4326,21 @@
           <w:b w:val="0"/>
           <w:sz w:val="19"/>
           <w:rtl w:val="1"/>
+          <w:szCs w:val="19"/>
+          <w:bCs w:val="0"/>
+          <w:lang w:val="he-IL" w:bidi="he-IL"/>
         </w:rPr>
         <w:t xml:space="preserve">כְּמוֹ שֶׁאִיתָא בַּגְּמָרָא (בָּבָא קַמָּא יז.): </w:t>
       </w:r>
       <w:r>
         <w:rPr>
           <w:rFonts w:ascii="Times New Roman" w:hAnsi="Times New Roman" w:eastAsia="Times New Roman" w:cs="Times New Roman"/>
-          <w:b/>
+          <w:b w:val="1"/>
           <w:sz w:val="19"/>
           <w:rtl w:val="0"/>
+          <w:szCs w:val="19"/>
+          <w:bCs w:val="1"/>
+          <w:lang w:val="en-US"/>
         </w:rPr>
         <w:t xml:space="preserve">as brought in the Gemara (Bava Kama 17a): </w:t>
       </w:r>
@@ -3522,15 +4368,21 @@
           <w:b w:val="0"/>
           <w:sz w:val="19"/>
           <w:rtl w:val="1"/>
+          <w:szCs w:val="19"/>
+          <w:bCs w:val="0"/>
+          <w:lang w:val="he-IL" w:bidi="he-IL"/>
         </w:rPr>
         <w:t xml:space="preserve">"אֵין מַיִם אֶלָּא תּוֹרָה". </w:t>
       </w:r>
       <w:r>
         <w:rPr>
           <w:rFonts w:ascii="Times New Roman" w:hAnsi="Times New Roman" w:eastAsia="Times New Roman" w:cs="Times New Roman"/>
-          <w:b/>
+          <w:b w:val="1"/>
           <w:sz w:val="19"/>
           <w:rtl w:val="0"/>
+          <w:szCs w:val="19"/>
+          <w:bCs w:val="1"/>
+          <w:lang w:val="en-US"/>
         </w:rPr>
         <w:t xml:space="preserve">'Water is nothing other than Torah.' </w:t>
       </w:r>
@@ -3543,15 +4395,21 @@
           <w:b w:val="0"/>
           <w:sz w:val="19"/>
           <w:rtl w:val="1"/>
+          <w:szCs w:val="19"/>
+          <w:bCs w:val="0"/>
+          <w:lang w:val="he-IL" w:bidi="he-IL"/>
         </w:rPr>
         <w:t xml:space="preserve">אַךְ כֵּיוָן שֶׁלֹּא שָׁבוּ וְקִלְקְלוּ, </w:t>
       </w:r>
       <w:r>
         <w:rPr>
           <w:rFonts w:ascii="Times New Roman" w:hAnsi="Times New Roman" w:eastAsia="Times New Roman" w:cs="Times New Roman"/>
-          <w:b/>
+          <w:b w:val="1"/>
           <w:sz w:val="19"/>
           <w:rtl w:val="0"/>
+          <w:szCs w:val="19"/>
+          <w:bCs w:val="1"/>
+          <w:lang w:val="en-US"/>
         </w:rPr>
         <w:t xml:space="preserve">Yet because they did not repent and corrupted their ways, </w:t>
       </w:r>
@@ -3569,17 +4427,23 @@
           <w:b w:val="0"/>
           <w:sz w:val="19"/>
           <w:rtl w:val="1"/>
+          <w:szCs w:val="19"/>
+          <w:bCs w:val="0"/>
+          <w:lang w:val="he-IL" w:bidi="he-IL"/>
         </w:rPr>
         <w:t xml:space="preserve">נַעֲשׂוּ מַיִם הַזֵּידוֹנִים וְנִשְׁפְּטוּ, </w:t>
       </w:r>
       <w:r>
         <w:rPr>
           <w:rFonts w:ascii="Times New Roman" w:hAnsi="Times New Roman" w:eastAsia="Times New Roman" w:cs="Times New Roman"/>
-          <w:b/>
+          <w:b w:val="1"/>
           <w:sz w:val="19"/>
           <w:rtl w:val="0"/>
-        </w:rPr>
-        <w:t xml:space="preserve">they turned into raging waters and were judged, </w:t>
+          <w:szCs w:val="19"/>
+          <w:bCs w:val="1"/>
+          <w:lang w:val="en-US"/>
+        </w:rPr>
+        <w:t xml:space="preserve">the rains became raging waters, and that generation was judged, </w:t>
       </w:r>
       <w:r>
         <w:t xml:space="preserve">  </w:t>
@@ -3590,15 +4454,21 @@
           <w:b w:val="0"/>
           <w:sz w:val="19"/>
           <w:rtl w:val="1"/>
+          <w:szCs w:val="19"/>
+          <w:bCs w:val="0"/>
+          <w:lang w:val="he-IL" w:bidi="he-IL"/>
         </w:rPr>
         <w:t xml:space="preserve">וּכְמוֹ שֶׁכָּתַב אַחַר כָּךְ: "וַיְהִי הַמַּבּוּל אַרְבָּעִים יוֹם". </w:t>
       </w:r>
       <w:r>
         <w:rPr>
           <w:rFonts w:ascii="Times New Roman" w:hAnsi="Times New Roman" w:eastAsia="Times New Roman" w:cs="Times New Roman"/>
-          <w:b/>
+          <w:b w:val="1"/>
           <w:sz w:val="19"/>
           <w:rtl w:val="0"/>
+          <w:szCs w:val="19"/>
+          <w:bCs w:val="1"/>
+          <w:lang w:val="en-US"/>
         </w:rPr>
         <w:t xml:space="preserve">and as written afterward: 'And the Flood was forty days.' </w:t>
       </w:r>
@@ -3640,17 +4510,23 @@
           <w:b w:val="0"/>
           <w:sz w:val="19"/>
           <w:rtl w:val="1"/>
+          <w:szCs w:val="19"/>
+          <w:bCs w:val="0"/>
+          <w:lang w:val="he-IL" w:bidi="he-IL"/>
         </w:rPr>
         <w:t xml:space="preserve">וְהַיְינוּ שֶׁבְּתִשְׁרֵי "וַיְהִי אוֹר" – </w:t>
       </w:r>
       <w:r>
         <w:rPr>
           <w:rFonts w:ascii="Times New Roman" w:hAnsi="Times New Roman" w:eastAsia="Times New Roman" w:cs="Times New Roman"/>
-          <w:b/>
+          <w:b w:val="1"/>
           <w:sz w:val="19"/>
           <w:rtl w:val="0"/>
-        </w:rPr>
-        <w:t xml:space="preserve">Namely, in Tishrei 'Let there be light' occurred— </w:t>
+          <w:szCs w:val="19"/>
+          <w:bCs w:val="1"/>
+          <w:lang w:val="en-US"/>
+        </w:rPr>
+        <w:t xml:space="preserve">Namely, in Tishrei, ‘And there was light’— </w:t>
       </w:r>
       <w:r>
         <w:t xml:space="preserve">  </w:t>
@@ -3661,15 +4537,21 @@
           <w:b w:val="0"/>
           <w:sz w:val="19"/>
           <w:rtl w:val="1"/>
+          <w:szCs w:val="19"/>
+          <w:bCs w:val="0"/>
+          <w:lang w:val="he-IL" w:bidi="he-IL"/>
         </w:rPr>
         <w:t xml:space="preserve">דָּא רֹאשׁ הַשָּׁנָה, </w:t>
       </w:r>
       <w:r>
         <w:rPr>
           <w:rFonts w:ascii="Times New Roman" w:hAnsi="Times New Roman" w:eastAsia="Times New Roman" w:cs="Times New Roman"/>
-          <w:b/>
+          <w:b w:val="1"/>
           <w:sz w:val="19"/>
           <w:rtl w:val="0"/>
+          <w:szCs w:val="19"/>
+          <w:bCs w:val="1"/>
+          <w:lang w:val="en-US"/>
         </w:rPr>
         <w:t xml:space="preserve">this is Rosh Hashanah, </w:t>
       </w:r>
@@ -3682,15 +4564,21 @@
           <w:b w:val="0"/>
           <w:sz w:val="19"/>
           <w:rtl w:val="1"/>
+          <w:szCs w:val="19"/>
+          <w:bCs w:val="0"/>
+          <w:lang w:val="he-IL" w:bidi="he-IL"/>
         </w:rPr>
         <w:t xml:space="preserve">כְּמוֹ שֶׁנֶּאֱמַר בַּתִּיקּוּנִים (תִּיקּוּן לו); </w:t>
       </w:r>
       <w:r>
         <w:rPr>
           <w:rFonts w:ascii="Times New Roman" w:hAnsi="Times New Roman" w:eastAsia="Times New Roman" w:cs="Times New Roman"/>
-          <w:b/>
+          <w:b w:val="1"/>
           <w:sz w:val="19"/>
           <w:rtl w:val="0"/>
+          <w:szCs w:val="19"/>
+          <w:bCs w:val="1"/>
+          <w:lang w:val="en-US"/>
         </w:rPr>
         <w:t xml:space="preserve">as stated in the Tikkunim (Tikkun 36); </w:t>
       </w:r>
@@ -3718,15 +4606,21 @@
           <w:b w:val="0"/>
           <w:sz w:val="19"/>
           <w:rtl w:val="1"/>
+          <w:szCs w:val="19"/>
+          <w:bCs w:val="0"/>
+          <w:lang w:val="he-IL" w:bidi="he-IL"/>
         </w:rPr>
         <w:t xml:space="preserve">וְכֵן כָּתוּב בַּמִּדְרָשׁ רַבָּה (פָּרָשַׁת אַחֲרֵי מוֹת): </w:t>
       </w:r>
       <w:r>
         <w:rPr>
           <w:rFonts w:ascii="Times New Roman" w:hAnsi="Times New Roman" w:eastAsia="Times New Roman" w:cs="Times New Roman"/>
-          <w:b/>
+          <w:b w:val="1"/>
           <w:sz w:val="19"/>
           <w:rtl w:val="0"/>
+          <w:szCs w:val="19"/>
+          <w:bCs w:val="1"/>
+          <w:lang w:val="en-US"/>
         </w:rPr>
         <w:t xml:space="preserve">and so written in Midrash Rabbah (Parashat Acharei Mot): </w:t>
       </w:r>
@@ -3754,15 +4648,21 @@
           <w:b w:val="0"/>
           <w:sz w:val="19"/>
           <w:rtl w:val="1"/>
+          <w:szCs w:val="19"/>
+          <w:bCs w:val="0"/>
+          <w:lang w:val="he-IL" w:bidi="he-IL"/>
         </w:rPr>
         <w:t xml:space="preserve">"אוֹרִי" בְּרֹאשׁ הַשָּׁנָה, </w:t>
       </w:r>
       <w:r>
         <w:rPr>
           <w:rFonts w:ascii="Times New Roman" w:hAnsi="Times New Roman" w:eastAsia="Times New Roman" w:cs="Times New Roman"/>
-          <w:b/>
+          <w:b w:val="1"/>
           <w:sz w:val="19"/>
           <w:rtl w:val="0"/>
+          <w:szCs w:val="19"/>
+          <w:bCs w:val="1"/>
+          <w:lang w:val="en-US"/>
         </w:rPr>
         <w:t xml:space="preserve">'My light' on Rosh Hashanah, </w:t>
       </w:r>
@@ -3775,15 +4675,21 @@
           <w:b w:val="0"/>
           <w:sz w:val="19"/>
           <w:rtl w:val="1"/>
+          <w:szCs w:val="19"/>
+          <w:bCs w:val="0"/>
+          <w:lang w:val="he-IL" w:bidi="he-IL"/>
         </w:rPr>
         <w:t xml:space="preserve">שֶׁאָז מַתְחִיל הִתְחַדְּשׁוּת בְּדִבְרֵי תוֹרָה – "תּוֹרָה אוֹר", </w:t>
       </w:r>
       <w:r>
         <w:rPr>
           <w:rFonts w:ascii="Times New Roman" w:hAnsi="Times New Roman" w:eastAsia="Times New Roman" w:cs="Times New Roman"/>
-          <w:b/>
+          <w:b w:val="1"/>
           <w:sz w:val="19"/>
           <w:rtl w:val="0"/>
+          <w:szCs w:val="19"/>
+          <w:bCs w:val="1"/>
+          <w:lang w:val="en-US"/>
         </w:rPr>
         <w:t xml:space="preserve">for then begins renewal in words of Torah—'Torah is light'— </w:t>
       </w:r>
@@ -3796,15 +4702,21 @@
           <w:b w:val="0"/>
           <w:sz w:val="19"/>
           <w:rtl w:val="1"/>
+          <w:szCs w:val="19"/>
+          <w:bCs w:val="0"/>
+          <w:lang w:val="he-IL" w:bidi="he-IL"/>
         </w:rPr>
         <w:t xml:space="preserve">עַד שְׁמִינִי עֲצֶרֶת </w:t>
       </w:r>
       <w:r>
         <w:rPr>
           <w:rFonts w:ascii="Times New Roman" w:hAnsi="Times New Roman" w:eastAsia="Times New Roman" w:cs="Times New Roman"/>
-          <w:b/>
+          <w:b w:val="1"/>
           <w:sz w:val="19"/>
           <w:rtl w:val="0"/>
+          <w:szCs w:val="19"/>
+          <w:bCs w:val="1"/>
+          <w:lang w:val="en-US"/>
         </w:rPr>
         <w:t xml:space="preserve">until Shemini Atzeret, </w:t>
       </w:r>
@@ -3817,15 +4729,21 @@
           <w:b w:val="0"/>
           <w:sz w:val="19"/>
           <w:rtl w:val="1"/>
+          <w:szCs w:val="19"/>
+          <w:bCs w:val="0"/>
+          <w:lang w:val="he-IL" w:bidi="he-IL"/>
         </w:rPr>
         <w:t xml:space="preserve">שֶׁהוּא נְבִיעוּ דְּאוֹרַיְיתָא, </w:t>
       </w:r>
       <w:r>
         <w:rPr>
           <w:rFonts w:ascii="Times New Roman" w:hAnsi="Times New Roman" w:eastAsia="Times New Roman" w:cs="Times New Roman"/>
-          <w:b/>
+          <w:b w:val="1"/>
           <w:sz w:val="19"/>
           <w:rtl w:val="0"/>
+          <w:szCs w:val="19"/>
+          <w:bCs w:val="1"/>
+          <w:lang w:val="en-US"/>
         </w:rPr>
         <w:t xml:space="preserve">which is the flowing wellspring of Torah, </w:t>
       </w:r>
@@ -3838,15 +4756,21 @@
           <w:b w:val="0"/>
           <w:sz w:val="19"/>
           <w:rtl w:val="1"/>
+          <w:szCs w:val="19"/>
+          <w:bCs w:val="0"/>
+          <w:lang w:val="he-IL" w:bidi="he-IL"/>
         </w:rPr>
         <w:t xml:space="preserve">כְּמוֹ שֶׁנֶּאֱמַר בַּתִּיקּוּנִים (תִּיקּוּן יג), </w:t>
       </w:r>
       <w:r>
         <w:rPr>
           <w:rFonts w:ascii="Times New Roman" w:hAnsi="Times New Roman" w:eastAsia="Times New Roman" w:cs="Times New Roman"/>
-          <w:b/>
+          <w:b w:val="1"/>
           <w:sz w:val="19"/>
           <w:rtl w:val="0"/>
+          <w:szCs w:val="19"/>
+          <w:bCs w:val="1"/>
+          <w:lang w:val="en-US"/>
         </w:rPr>
         <w:t xml:space="preserve">as stated in the Tikkunim (Tikkun 13), </w:t>
       </w:r>
@@ -3874,15 +4798,21 @@
           <w:b w:val="0"/>
           <w:sz w:val="19"/>
           <w:rtl w:val="1"/>
+          <w:szCs w:val="19"/>
+          <w:bCs w:val="0"/>
+          <w:lang w:val="he-IL" w:bidi="he-IL"/>
         </w:rPr>
         <w:t xml:space="preserve">שֶׁאָז נִקְבָּע אוֹר תּוֹרָה שֶׁבְּעַל פֶּה, הִתְחַדְּשׁוּת בְּדִבְרֵי תוֹרָה; </w:t>
       </w:r>
       <w:r>
         <w:rPr>
           <w:rFonts w:ascii="Times New Roman" w:hAnsi="Times New Roman" w:eastAsia="Times New Roman" w:cs="Times New Roman"/>
-          <w:b/>
+          <w:b w:val="1"/>
           <w:sz w:val="19"/>
           <w:rtl w:val="0"/>
+          <w:szCs w:val="19"/>
+          <w:bCs w:val="1"/>
+          <w:lang w:val="en-US"/>
         </w:rPr>
         <w:t xml:space="preserve">for then the light of the Oral Torah is set, innovation in Torah; </w:t>
       </w:r>
@@ -3895,15 +4825,21 @@
           <w:b w:val="0"/>
           <w:sz w:val="19"/>
           <w:rtl w:val="1"/>
+          <w:szCs w:val="19"/>
+          <w:bCs w:val="0"/>
+          <w:lang w:val="he-IL" w:bidi="he-IL"/>
         </w:rPr>
         <w:t xml:space="preserve">וּמֵאָז הַזְּמַן אַרְבָּעִים יוֹם </w:t>
       </w:r>
       <w:r>
         <w:rPr>
           <w:rFonts w:ascii="Times New Roman" w:hAnsi="Times New Roman" w:eastAsia="Times New Roman" w:cs="Times New Roman"/>
-          <w:b/>
+          <w:b w:val="1"/>
           <w:sz w:val="19"/>
           <w:rtl w:val="0"/>
+          <w:szCs w:val="19"/>
+          <w:bCs w:val="1"/>
+          <w:lang w:val="en-US"/>
         </w:rPr>
         <w:t xml:space="preserve">and from then is the forty-day span </w:t>
       </w:r>
@@ -3916,15 +4852,21 @@
           <w:b w:val="0"/>
           <w:sz w:val="19"/>
           <w:rtl w:val="1"/>
+          <w:szCs w:val="19"/>
+          <w:bCs w:val="0"/>
+          <w:lang w:val="he-IL" w:bidi="he-IL"/>
         </w:rPr>
         <w:t xml:space="preserve">לְקַבֵּל הַהַשְׁפָּעָה וְהִתְחַדְּשׁוּת בְּדִבְרֵי תוֹרָה בִּקְבִיעוּת. </w:t>
       </w:r>
       <w:r>
         <w:rPr>
           <w:rFonts w:ascii="Times New Roman" w:hAnsi="Times New Roman" w:eastAsia="Times New Roman" w:cs="Times New Roman"/>
-          <w:b/>
+          <w:b w:val="1"/>
           <w:sz w:val="19"/>
           <w:rtl w:val="0"/>
+          <w:szCs w:val="19"/>
+          <w:bCs w:val="1"/>
+          <w:lang w:val="en-US"/>
         </w:rPr>
         <w:t xml:space="preserve">to receive this flow and renewal in Torah permanently. </w:t>
       </w:r>
@@ -3942,15 +4884,21 @@
           <w:b w:val="0"/>
           <w:sz w:val="19"/>
           <w:rtl w:val="1"/>
+          <w:szCs w:val="19"/>
+          <w:bCs w:val="0"/>
+          <w:lang w:val="he-IL" w:bidi="he-IL"/>
         </w:rPr>
         <w:t xml:space="preserve">וְכֵן זְמַן הַגְּשָׁמִים, אִיתָא (תַּעֲנִית ו.): </w:t>
       </w:r>
       <w:r>
         <w:rPr>
           <w:rFonts w:ascii="Times New Roman" w:hAnsi="Times New Roman" w:eastAsia="Times New Roman" w:cs="Times New Roman"/>
-          <w:b/>
+          <w:b w:val="1"/>
           <w:sz w:val="19"/>
           <w:rtl w:val="0"/>
+          <w:szCs w:val="19"/>
+          <w:bCs w:val="1"/>
+          <w:lang w:val="en-US"/>
         </w:rPr>
         <w:t xml:space="preserve">And likewise regarding the rainy season, it is taught (Ta'anit 6a): </w:t>
       </w:r>
@@ -3978,15 +4926,21 @@
           <w:b w:val="0"/>
           <w:sz w:val="19"/>
           <w:rtl w:val="1"/>
+          <w:szCs w:val="19"/>
+          <w:bCs w:val="0"/>
+          <w:lang w:val="he-IL" w:bidi="he-IL"/>
         </w:rPr>
         <w:t xml:space="preserve">יוֹרֶה בְּמַרְחֶשְׁוָן, </w:t>
       </w:r>
       <w:r>
         <w:rPr>
           <w:rFonts w:ascii="Times New Roman" w:hAnsi="Times New Roman" w:eastAsia="Times New Roman" w:cs="Times New Roman"/>
-          <w:b/>
+          <w:b w:val="1"/>
           <w:sz w:val="19"/>
           <w:rtl w:val="0"/>
+          <w:szCs w:val="19"/>
+          <w:bCs w:val="1"/>
+          <w:lang w:val="en-US"/>
         </w:rPr>
         <w:t xml:space="preserve">the first rain (Yoreh) falls in Marcheshvan, </w:t>
       </w:r>
@@ -3999,15 +4953,21 @@
           <w:b w:val="0"/>
           <w:sz w:val="19"/>
           <w:rtl w:val="1"/>
+          <w:szCs w:val="19"/>
+          <w:bCs w:val="0"/>
+          <w:lang w:val="he-IL" w:bidi="he-IL"/>
         </w:rPr>
         <w:t xml:space="preserve">"יוֹרֶה" – שֶׁמּוֹרֶה אֶת הַבְּרִיּוֹת לְהָטִיחַ וְכוּלֵי, </w:t>
       </w:r>
       <w:r>
         <w:rPr>
           <w:rFonts w:ascii="Times New Roman" w:hAnsi="Times New Roman" w:eastAsia="Times New Roman" w:cs="Times New Roman"/>
-          <w:b/>
+          <w:b w:val="1"/>
           <w:sz w:val="19"/>
           <w:rtl w:val="0"/>
+          <w:szCs w:val="19"/>
+          <w:bCs w:val="1"/>
+          <w:lang w:val="en-US"/>
         </w:rPr>
         <w:t xml:space="preserve">'Yoreh'—it instructs (moreh) people to plaster, etc., </w:t>
       </w:r>
@@ -4020,15 +4980,21 @@
           <w:b w:val="0"/>
           <w:sz w:val="19"/>
           <w:rtl w:val="1"/>
+          <w:szCs w:val="19"/>
+          <w:bCs w:val="0"/>
+          <w:lang w:val="he-IL" w:bidi="he-IL"/>
         </w:rPr>
         <w:t xml:space="preserve">וּמְרַמֵּז גַּם כֵּן שֶׁמּוֹרֶה אֶת הַבְּרִיּוֹת </w:t>
       </w:r>
       <w:r>
         <w:rPr>
           <w:rFonts w:ascii="Times New Roman" w:hAnsi="Times New Roman" w:eastAsia="Times New Roman" w:cs="Times New Roman"/>
-          <w:b/>
+          <w:b w:val="1"/>
           <w:sz w:val="19"/>
           <w:rtl w:val="0"/>
+          <w:szCs w:val="19"/>
+          <w:bCs w:val="1"/>
+          <w:lang w:val="en-US"/>
         </w:rPr>
         <w:t xml:space="preserve">and it also alludes to instructing people </w:t>
       </w:r>
@@ -4041,15 +5007,21 @@
           <w:b w:val="0"/>
           <w:sz w:val="19"/>
           <w:rtl w:val="1"/>
+          <w:szCs w:val="19"/>
+          <w:bCs w:val="0"/>
+          <w:lang w:val="he-IL" w:bidi="he-IL"/>
         </w:rPr>
         <w:t xml:space="preserve">לְקַבֵּל עוֹל תּוֹרָה בֶּאֱמֶת. </w:t>
       </w:r>
       <w:r>
         <w:rPr>
           <w:rFonts w:ascii="Times New Roman" w:hAnsi="Times New Roman" w:eastAsia="Times New Roman" w:cs="Times New Roman"/>
-          <w:b/>
+          <w:b w:val="1"/>
           <w:sz w:val="19"/>
           <w:rtl w:val="0"/>
+          <w:szCs w:val="19"/>
+          <w:bCs w:val="1"/>
+          <w:lang w:val="en-US"/>
         </w:rPr>
         <w:t xml:space="preserve">to take upon themselves the yoke of Torah in truth. </w:t>
       </w:r>
@@ -4062,15 +5034,21 @@
           <w:b w:val="0"/>
           <w:sz w:val="19"/>
           <w:rtl w:val="1"/>
+          <w:szCs w:val="19"/>
+          <w:bCs w:val="0"/>
+          <w:lang w:val="he-IL" w:bidi="he-IL"/>
         </w:rPr>
         <w:t xml:space="preserve">וְכֵן כָּתַב הַמַּגִּיד מִקָּאזְנִיץ זֵכֶר צַדִּיק וְקָדוֹשׁ לִבְרָכָה לְחַיֵּי הָעוֹלָם הַבָּא, </w:t>
       </w:r>
       <w:r>
         <w:rPr>
           <w:rFonts w:ascii="Times New Roman" w:hAnsi="Times New Roman" w:eastAsia="Times New Roman" w:cs="Times New Roman"/>
-          <w:b/>
+          <w:b w:val="1"/>
           <w:sz w:val="19"/>
           <w:rtl w:val="0"/>
+          <w:szCs w:val="19"/>
+          <w:bCs w:val="1"/>
+          <w:lang w:val="en-US"/>
         </w:rPr>
         <w:t xml:space="preserve">And so wrote the Maggid of Kozhnitz of blessed memory, </w:t>
       </w:r>
@@ -4083,15 +5061,21 @@
           <w:b w:val="0"/>
           <w:sz w:val="19"/>
           <w:rtl w:val="1"/>
+          <w:szCs w:val="19"/>
+          <w:bCs w:val="0"/>
+          <w:lang w:val="he-IL" w:bidi="he-IL"/>
         </w:rPr>
         <w:t xml:space="preserve">דְּמַה שֶּׁכָּתוּב בְּפֶרֶק קַמָּא דְּתַעֲנִית בְּמַעֲלַת יוֹם הַגְּשָׁמִים </w:t>
       </w:r>
       <w:r>
         <w:rPr>
           <w:rFonts w:ascii="Times New Roman" w:hAnsi="Times New Roman" w:eastAsia="Times New Roman" w:cs="Times New Roman"/>
-          <w:b/>
+          <w:b w:val="1"/>
           <w:sz w:val="19"/>
           <w:rtl w:val="0"/>
+          <w:szCs w:val="19"/>
+          <w:bCs w:val="1"/>
+          <w:lang w:val="en-US"/>
         </w:rPr>
         <w:t xml:space="preserve">that what is stated in the first chapter of Ta'anit regarding the stature of the day of rain </w:t>
       </w:r>
@@ -4104,15 +5088,21 @@
           <w:b w:val="0"/>
           <w:sz w:val="19"/>
           <w:rtl w:val="1"/>
+          <w:szCs w:val="19"/>
+          <w:bCs w:val="0"/>
+          <w:lang w:val="he-IL" w:bidi="he-IL"/>
         </w:rPr>
         <w:t xml:space="preserve">קָאֵי עַל שְׁמִינִי עֲצֶרֶת שֶׁהוּא נְבִיעוּ דְּאוֹרַיְיתָא </w:t>
       </w:r>
       <w:r>
         <w:rPr>
           <w:rFonts w:ascii="Times New Roman" w:hAnsi="Times New Roman" w:eastAsia="Times New Roman" w:cs="Times New Roman"/>
-          <w:b/>
+          <w:b w:val="1"/>
           <w:sz w:val="19"/>
           <w:rtl w:val="0"/>
+          <w:szCs w:val="19"/>
+          <w:bCs w:val="1"/>
+          <w:lang w:val="en-US"/>
         </w:rPr>
         <w:t xml:space="preserve">refers to Shemini Atzeret, which is the wellspring of Torah </w:t>
       </w:r>
@@ -4125,15 +5115,21 @@
           <w:b w:val="0"/>
           <w:sz w:val="19"/>
           <w:rtl w:val="1"/>
+          <w:szCs w:val="19"/>
+          <w:bCs w:val="0"/>
+          <w:lang w:val="he-IL" w:bidi="he-IL"/>
         </w:rPr>
         <w:t xml:space="preserve">(כְּמוֹ שֶׁנִּתְבָּאֵר בְּרֵאשִׁית מַאֲמָר ט). </w:t>
       </w:r>
       <w:r>
         <w:rPr>
           <w:rFonts w:ascii="Times New Roman" w:hAnsi="Times New Roman" w:eastAsia="Times New Roman" w:cs="Times New Roman"/>
-          <w:b/>
+          <w:b w:val="1"/>
           <w:sz w:val="19"/>
           <w:rtl w:val="0"/>
+          <w:szCs w:val="19"/>
+          <w:bCs w:val="1"/>
+          <w:lang w:val="en-US"/>
         </w:rPr>
         <w:t xml:space="preserve">(as explained in Bereishit, Discourse 9). </w:t>
       </w:r>
@@ -4146,15 +5142,21 @@
           <w:b w:val="0"/>
           <w:sz w:val="19"/>
           <w:rtl w:val="1"/>
+          <w:szCs w:val="19"/>
+          <w:bCs w:val="0"/>
+          <w:lang w:val="he-IL" w:bidi="he-IL"/>
         </w:rPr>
         <w:t xml:space="preserve">וְזֶה שֶׁאָמַר: שֶׁמִּן אוֹתָהּ שָׁעָה עַד שֶׁבָּנָה שְׁלֹמֹה בֵּית הַמִּקְדָּשׁ </w:t>
       </w:r>
       <w:r>
         <w:rPr>
           <w:rFonts w:ascii="Times New Roman" w:hAnsi="Times New Roman" w:eastAsia="Times New Roman" w:cs="Times New Roman"/>
-          <w:b/>
+          <w:b w:val="1"/>
           <w:sz w:val="19"/>
           <w:rtl w:val="0"/>
+          <w:szCs w:val="19"/>
+          <w:bCs w:val="1"/>
+          <w:lang w:val="en-US"/>
         </w:rPr>
         <w:t xml:space="preserve">And this is what it meant: that from that hour until Solomon built the Temple </w:t>
       </w:r>
@@ -4167,15 +5169,21 @@
           <w:b w:val="0"/>
           <w:sz w:val="19"/>
           <w:rtl w:val="1"/>
+          <w:szCs w:val="19"/>
+          <w:bCs w:val="0"/>
+          <w:lang w:val="he-IL" w:bidi="he-IL"/>
         </w:rPr>
         <w:t xml:space="preserve">הָיוּ עוֹשִׂין אַרְבָּעִים יוֹם גְּשָׁמִים לְשֵׁם מֵי הַמַּבּוּל, </w:t>
       </w:r>
       <w:r>
         <w:rPr>
           <w:rFonts w:ascii="Times New Roman" w:hAnsi="Times New Roman" w:eastAsia="Times New Roman" w:cs="Times New Roman"/>
-          <w:b/>
+          <w:b w:val="1"/>
           <w:sz w:val="19"/>
           <w:rtl w:val="0"/>
+          <w:szCs w:val="19"/>
+          <w:bCs w:val="1"/>
+          <w:lang w:val="en-US"/>
         </w:rPr>
         <w:t xml:space="preserve">they had forty days of rains marking the waters of the Flood; </w:t>
       </w:r>
@@ -4188,15 +5196,21 @@
           <w:b w:val="0"/>
           <w:sz w:val="19"/>
           <w:rtl w:val="1"/>
+          <w:szCs w:val="19"/>
+          <w:bCs w:val="0"/>
+          <w:lang w:val="he-IL" w:bidi="he-IL"/>
         </w:rPr>
         <w:t xml:space="preserve">וְהַיְינוּ שֶׁאִם יִזְכּוּ – </w:t>
       </w:r>
       <w:r>
         <w:rPr>
           <w:rFonts w:ascii="Times New Roman" w:hAnsi="Times New Roman" w:eastAsia="Times New Roman" w:cs="Times New Roman"/>
-          <w:b/>
+          <w:b w:val="1"/>
           <w:sz w:val="19"/>
           <w:rtl w:val="0"/>
+          <w:szCs w:val="19"/>
+          <w:bCs w:val="1"/>
+          <w:lang w:val="en-US"/>
         </w:rPr>
         <w:t xml:space="preserve">namely, that if they merit— </w:t>
       </w:r>
@@ -4214,15 +5228,21 @@
           <w:b w:val="0"/>
           <w:sz w:val="19"/>
           <w:rtl w:val="1"/>
+          <w:szCs w:val="19"/>
+          <w:bCs w:val="0"/>
+          <w:lang w:val="he-IL" w:bidi="he-IL"/>
         </w:rPr>
         <w:t xml:space="preserve">יוּקְבְּעוּ דִּבְרֵי תוֹרָה בְּלִבָּם בְּהִתְחַדְּשׁוּת </w:t>
       </w:r>
       <w:r>
         <w:rPr>
           <w:rFonts w:ascii="Times New Roman" w:hAnsi="Times New Roman" w:eastAsia="Times New Roman" w:cs="Times New Roman"/>
-          <w:b/>
+          <w:b w:val="1"/>
           <w:sz w:val="19"/>
           <w:rtl w:val="0"/>
+          <w:szCs w:val="19"/>
+          <w:bCs w:val="1"/>
+          <w:lang w:val="en-US"/>
         </w:rPr>
         <w:t xml:space="preserve">words of Torah become fixed in their hearts with renewal </w:t>
       </w:r>
@@ -4235,15 +5255,21 @@
           <w:b w:val="0"/>
           <w:sz w:val="19"/>
           <w:rtl w:val="1"/>
+          <w:szCs w:val="19"/>
+          <w:bCs w:val="0"/>
+          <w:lang w:val="he-IL" w:bidi="he-IL"/>
         </w:rPr>
         <w:t xml:space="preserve">בְּאַרְבָּעִים יוֹם מִיּוֹם שְׁמִינִי עֲצֶרֶת, שֶׁהוּא נְבִיעוּ דְּאוֹרַיְיתָא; </w:t>
       </w:r>
       <w:r>
         <w:rPr>
           <w:rFonts w:ascii="Times New Roman" w:hAnsi="Times New Roman" w:eastAsia="Times New Roman" w:cs="Times New Roman"/>
-          <w:b/>
+          <w:b w:val="1"/>
           <w:sz w:val="19"/>
           <w:rtl w:val="0"/>
+          <w:szCs w:val="19"/>
+          <w:bCs w:val="1"/>
+          <w:lang w:val="en-US"/>
         </w:rPr>
         <w:t xml:space="preserve">during the forty days from Shemini Atzeret, which is the wellspring of Torah; </w:t>
       </w:r>
@@ -4256,15 +5282,21 @@
           <w:b w:val="0"/>
           <w:sz w:val="19"/>
           <w:rtl w:val="1"/>
+          <w:szCs w:val="19"/>
+          <w:bCs w:val="0"/>
+          <w:lang w:val="he-IL" w:bidi="he-IL"/>
         </w:rPr>
         <w:t xml:space="preserve">וְאִם לֹא יִזְכּוּ חַס וְשָׁלוֹם – יִהְיֶה מֵי מַבּוּל, </w:t>
       </w:r>
       <w:r>
         <w:rPr>
           <w:rFonts w:ascii="Times New Roman" w:hAnsi="Times New Roman" w:eastAsia="Times New Roman" w:cs="Times New Roman"/>
-          <w:b/>
+          <w:b w:val="1"/>
           <w:sz w:val="19"/>
           <w:rtl w:val="0"/>
+          <w:szCs w:val="19"/>
+          <w:bCs w:val="1"/>
+          <w:lang w:val="en-US"/>
         </w:rPr>
         <w:t xml:space="preserve">and if they do not merit, Heaven forbid, it turns into waters of flood, </w:t>
       </w:r>
@@ -4277,15 +5309,21 @@
           <w:b w:val="0"/>
           <w:sz w:val="19"/>
           <w:rtl w:val="1"/>
+          <w:szCs w:val="19"/>
+          <w:bCs w:val="0"/>
+          <w:lang w:val="he-IL" w:bidi="he-IL"/>
         </w:rPr>
         <w:t xml:space="preserve">עַד שֶׁבָּנָה שְׁלֹמֹה בֵּית הַמִּקְדָּשׁ, </w:t>
       </w:r>
       <w:r>
         <w:rPr>
           <w:rFonts w:ascii="Times New Roman" w:hAnsi="Times New Roman" w:eastAsia="Times New Roman" w:cs="Times New Roman"/>
-          <w:b/>
+          <w:b w:val="1"/>
           <w:sz w:val="19"/>
           <w:rtl w:val="0"/>
+          <w:szCs w:val="19"/>
+          <w:bCs w:val="1"/>
+          <w:lang w:val="en-US"/>
         </w:rPr>
         <w:t xml:space="preserve">until Solomon built the Holy Temple, </w:t>
       </w:r>
@@ -4298,15 +5336,21 @@
           <w:b w:val="0"/>
           <w:sz w:val="19"/>
           <w:rtl w:val="1"/>
-        </w:rPr>
-        <w:t xml:space="preserve">וּכְתִיב: "כִּי מִצִּיּוֹן תֵּצֵא תוֹרָה וּדְבַר ה' מִירוּשָׁלָ‍ִם", </w:t>
-      </w:r>
-      <w:r>
-        <w:rPr>
-          <w:rFonts w:ascii="Times New Roman" w:hAnsi="Times New Roman" w:eastAsia="Times New Roman" w:cs="Times New Roman"/>
-          <w:b/>
+          <w:szCs w:val="19"/>
+          <w:bCs w:val="0"/>
+          <w:lang w:val="he-IL" w:bidi="he-IL"/>
+        </w:rPr>
+        <w:t xml:space="preserve">וּכְתִיב: "כִּי מִצִּיּוֹן תֵּצֵא תוֹרָה וּדְבַר הַשֵּׁם מִירוּשָׁלָ‍ִם", </w:t>
+      </w:r>
+      <w:r>
+        <w:rPr>
+          <w:rFonts w:ascii="Times New Roman" w:hAnsi="Times New Roman" w:eastAsia="Times New Roman" w:cs="Times New Roman"/>
+          <w:b w:val="1"/>
           <w:sz w:val="19"/>
           <w:rtl w:val="0"/>
+          <w:szCs w:val="19"/>
+          <w:bCs w:val="1"/>
+          <w:lang w:val="en-US"/>
         </w:rPr>
         <w:t xml:space="preserve">and it is written: 'For out of Zion shall go forth Torah, and the word of Hashem from Jerusalem', </w:t>
       </w:r>
@@ -4334,15 +5378,21 @@
           <w:b w:val="0"/>
           <w:sz w:val="19"/>
           <w:rtl w:val="1"/>
-        </w:rPr>
-        <w:t xml:space="preserve">"דְּבַר ה'" – זוֹ הֲלָכָה, כְּמוֹ שֶׁנֶּאֱמַר (שַׁבָּת קלח:); </w:t>
-      </w:r>
-      <w:r>
-        <w:rPr>
-          <w:rFonts w:ascii="Times New Roman" w:hAnsi="Times New Roman" w:eastAsia="Times New Roman" w:cs="Times New Roman"/>
-          <w:b/>
+          <w:szCs w:val="19"/>
+          <w:bCs w:val="0"/>
+          <w:lang w:val="he-IL" w:bidi="he-IL"/>
+        </w:rPr>
+        <w:t xml:space="preserve">"דְּבַר הַשֵּׁם" – זוֹ הֲלָכָה, כְּמוֹ שֶׁנֶּאֱמַר (שַׁבָּת קלח:); </w:t>
+      </w:r>
+      <w:r>
+        <w:rPr>
+          <w:rFonts w:ascii="Times New Roman" w:hAnsi="Times New Roman" w:eastAsia="Times New Roman" w:cs="Times New Roman"/>
+          <w:b w:val="1"/>
           <w:sz w:val="19"/>
           <w:rtl w:val="0"/>
+          <w:szCs w:val="19"/>
+          <w:bCs w:val="1"/>
+          <w:lang w:val="en-US"/>
         </w:rPr>
         <w:t xml:space="preserve">'the word of Hashem'—this is Halakhah, as stated (Shabbat 138b); </w:t>
       </w:r>
@@ -4355,15 +5405,21 @@
           <w:b w:val="0"/>
           <w:sz w:val="19"/>
           <w:rtl w:val="1"/>
-        </w:rPr>
-        <w:t xml:space="preserve">וְשָׁם הָיָה לִשְׁכַּת הַגָּזִית שֶׁמִּמֶּנּוּ יוֹצְאָה תּוֹרָה לְכָל יִשְׂרָאֵל (סַנְהֶדְרִין פו.); </w:t>
-      </w:r>
-      <w:r>
-        <w:rPr>
-          <w:rFonts w:ascii="Times New Roman" w:hAnsi="Times New Roman" w:eastAsia="Times New Roman" w:cs="Times New Roman"/>
-          <w:b/>
+          <w:szCs w:val="19"/>
+          <w:bCs w:val="0"/>
+          <w:lang w:val="he-IL" w:bidi="he-IL"/>
+        </w:rPr>
+        <w:t xml:space="preserve">וְשָׁם הָיָה לִשְׁכַּת הַגָּזִית שֶׁמִּמֶּנּוּ יוֹצְאָה תּוֹרָה לְכָל יִשְׂרָאֵל (סַנְהֶדְרִין פו:); </w:t>
+      </w:r>
+      <w:r>
+        <w:rPr>
+          <w:rFonts w:ascii="Times New Roman" w:hAnsi="Times New Roman" w:eastAsia="Times New Roman" w:cs="Times New Roman"/>
+          <w:b w:val="1"/>
           <w:sz w:val="19"/>
           <w:rtl w:val="0"/>
+          <w:szCs w:val="19"/>
+          <w:bCs w:val="1"/>
+          <w:lang w:val="en-US"/>
         </w:rPr>
         <w:t xml:space="preserve">and there sat the Chamber of Hewn Stone whence Torah issued to all Israel (Sanhedrin 86b); </w:t>
       </w:r>
@@ -4376,15 +5432,21 @@
           <w:b w:val="0"/>
           <w:sz w:val="19"/>
           <w:rtl w:val="1"/>
+          <w:szCs w:val="19"/>
+          <w:bCs w:val="0"/>
+          <w:lang w:val="he-IL" w:bidi="he-IL"/>
         </w:rPr>
         <w:t xml:space="preserve">וְאָז נִתְגַּלָּה לִשְׁלֹמֹה הַמֶּלֶךְ עָלָיו הַשָּׁלוֹם כָּל חָכְמָה תַּתָּאָה דְּתוֹרָה שֶׁבְּעַל פֶּה – חָכְמַת שְׁלֹמֹה, </w:t>
       </w:r>
       <w:r>
         <w:rPr>
           <w:rFonts w:ascii="Times New Roman" w:hAnsi="Times New Roman" w:eastAsia="Times New Roman" w:cs="Times New Roman"/>
-          <w:b/>
+          <w:b w:val="1"/>
           <w:sz w:val="19"/>
           <w:rtl w:val="0"/>
+          <w:szCs w:val="19"/>
+          <w:bCs w:val="1"/>
+          <w:lang w:val="en-US"/>
         </w:rPr>
         <w:t xml:space="preserve">and then there was revealed to King Solomon all lower wisdom of the Oral Torah—the wisdom of Solomon, </w:t>
       </w:r>
@@ -4397,15 +5459,21 @@
           <w:b w:val="0"/>
           <w:sz w:val="19"/>
           <w:rtl w:val="1"/>
+          <w:szCs w:val="19"/>
+          <w:bCs w:val="0"/>
+          <w:lang w:val="he-IL" w:bidi="he-IL"/>
         </w:rPr>
         <w:t xml:space="preserve">וּבִקֵּשׁ רַחֲמִים עֲלֵיהֶם וּפָסְקוּ, </w:t>
       </w:r>
       <w:r>
         <w:rPr>
           <w:rFonts w:ascii="Times New Roman" w:hAnsi="Times New Roman" w:eastAsia="Times New Roman" w:cs="Times New Roman"/>
-          <w:b/>
+          <w:b w:val="1"/>
           <w:sz w:val="19"/>
           <w:rtl w:val="0"/>
+          <w:szCs w:val="19"/>
+          <w:bCs w:val="1"/>
+          <w:lang w:val="en-US"/>
         </w:rPr>
         <w:t xml:space="preserve">and he prayed for mercy upon them and they ceased, </w:t>
       </w:r>
@@ -4418,15 +5486,21 @@
           <w:b w:val="0"/>
           <w:sz w:val="19"/>
           <w:rtl w:val="1"/>
+          <w:szCs w:val="19"/>
+          <w:bCs w:val="0"/>
+          <w:lang w:val="he-IL" w:bidi="he-IL"/>
         </w:rPr>
         <w:t xml:space="preserve">שֶׁיִּהְיֶה לְגִשְׁמֵי בְרָכָה, הַשְׁפָּעָה בְּדִבְרֵי תוֹרָה. </w:t>
       </w:r>
       <w:r>
         <w:rPr>
           <w:rFonts w:ascii="Times New Roman" w:hAnsi="Times New Roman" w:eastAsia="Times New Roman" w:cs="Times New Roman"/>
-          <w:b/>
+          <w:b w:val="1"/>
           <w:sz w:val="19"/>
           <w:rtl w:val="0"/>
+          <w:szCs w:val="19"/>
+          <w:bCs w:val="1"/>
+          <w:lang w:val="en-US"/>
         </w:rPr>
         <w:t xml:space="preserve">transforming into rains of blessing, an influx of Torah. </w:t>
       </w:r>
@@ -4439,15 +5513,21 @@
           <w:b w:val="0"/>
           <w:sz w:val="19"/>
           <w:rtl w:val="1"/>
+          <w:szCs w:val="19"/>
+          <w:bCs w:val="0"/>
+          <w:lang w:val="he-IL" w:bidi="he-IL"/>
         </w:rPr>
         <w:t xml:space="preserve">וְזֶה שֶׁאָמְרוּ: חַכְמֵי יִשְׂרָאֵל מוֹנִין לַמַּבּוּל כְּרַבִּי אֱלִיעֶזֶר, </w:t>
       </w:r>
       <w:r>
         <w:rPr>
           <w:rFonts w:ascii="Times New Roman" w:hAnsi="Times New Roman" w:eastAsia="Times New Roman" w:cs="Times New Roman"/>
-          <w:b/>
+          <w:b w:val="1"/>
           <w:sz w:val="19"/>
           <w:rtl w:val="0"/>
+          <w:szCs w:val="19"/>
+          <w:bCs w:val="1"/>
+          <w:lang w:val="en-US"/>
         </w:rPr>
         <w:t xml:space="preserve">And this is what they said: the Sages reckon for the Flood according to Rabbi Eliezer, </w:t>
       </w:r>
@@ -4475,15 +5555,21 @@
           <w:b w:val="0"/>
           <w:sz w:val="19"/>
           <w:rtl w:val="1"/>
+          <w:szCs w:val="19"/>
+          <w:bCs w:val="0"/>
+          <w:lang w:val="he-IL" w:bidi="he-IL"/>
         </w:rPr>
         <w:t xml:space="preserve">שֶׁאַף שֶׁהָעוֹלָם נִבְרָא בְּנִיסָן, </w:t>
       </w:r>
       <w:r>
         <w:rPr>
           <w:rFonts w:ascii="Times New Roman" w:hAnsi="Times New Roman" w:eastAsia="Times New Roman" w:cs="Times New Roman"/>
-          <w:b/>
+          <w:b w:val="1"/>
           <w:sz w:val="19"/>
           <w:rtl w:val="0"/>
+          <w:szCs w:val="19"/>
+          <w:bCs w:val="1"/>
+          <w:lang w:val="en-US"/>
         </w:rPr>
         <w:t xml:space="preserve">for even though the physical world was created in Nisan, </w:t>
       </w:r>
@@ -4501,15 +5587,21 @@
           <w:b w:val="0"/>
           <w:sz w:val="19"/>
           <w:rtl w:val="1"/>
+          <w:szCs w:val="19"/>
+          <w:bCs w:val="0"/>
+          <w:lang w:val="he-IL" w:bidi="he-IL"/>
         </w:rPr>
         <w:t xml:space="preserve">מִכָּל מָקוֹם זְמַן הַשְׁפָּעַת דִּבְרֵי תוֹרָה, </w:t>
       </w:r>
       <w:r>
         <w:rPr>
           <w:rFonts w:ascii="Times New Roman" w:hAnsi="Times New Roman" w:eastAsia="Times New Roman" w:cs="Times New Roman"/>
-          <w:b/>
+          <w:b w:val="1"/>
           <w:sz w:val="19"/>
           <w:rtl w:val="0"/>
+          <w:szCs w:val="19"/>
+          <w:bCs w:val="1"/>
+          <w:lang w:val="en-US"/>
         </w:rPr>
         <w:t xml:space="preserve">nonetheless the season for the influx of Torah, </w:t>
       </w:r>
@@ -4522,15 +5614,21 @@
           <w:b w:val="0"/>
           <w:sz w:val="19"/>
           <w:rtl w:val="1"/>
+          <w:szCs w:val="19"/>
+          <w:bCs w:val="0"/>
+          <w:lang w:val="he-IL" w:bidi="he-IL"/>
         </w:rPr>
         <w:t xml:space="preserve">שֶׁהֵם מֵי הַמַּבּוּל כְּשֶׁזּוֹכִין וְנַעֲשִׂים גִּשְׁמֵי בְרָכָה, </w:t>
       </w:r>
       <w:r>
         <w:rPr>
           <w:rFonts w:ascii="Times New Roman" w:hAnsi="Times New Roman" w:eastAsia="Times New Roman" w:cs="Times New Roman"/>
-          <w:b/>
+          <w:b w:val="1"/>
           <w:sz w:val="19"/>
           <w:rtl w:val="0"/>
+          <w:szCs w:val="19"/>
+          <w:bCs w:val="1"/>
+          <w:lang w:val="en-US"/>
         </w:rPr>
         <w:t xml:space="preserve">which are the Flood waters when merited and transformed into rains of blessing, </w:t>
       </w:r>
@@ -4543,15 +5641,21 @@
           <w:b w:val="0"/>
           <w:sz w:val="19"/>
           <w:rtl w:val="1"/>
+          <w:szCs w:val="19"/>
+          <w:bCs w:val="0"/>
+          <w:lang w:val="he-IL" w:bidi="he-IL"/>
         </w:rPr>
         <w:t xml:space="preserve">הַשְׁפָּעָה בִּנְבִיעוּ דְּאוֹרַיְיתָא, </w:t>
       </w:r>
       <w:r>
         <w:rPr>
           <w:rFonts w:ascii="Times New Roman" w:hAnsi="Times New Roman" w:eastAsia="Times New Roman" w:cs="Times New Roman"/>
-          <w:b/>
+          <w:b w:val="1"/>
           <w:sz w:val="19"/>
           <w:rtl w:val="0"/>
+          <w:szCs w:val="19"/>
+          <w:bCs w:val="1"/>
+          <w:lang w:val="en-US"/>
         </w:rPr>
         <w:t xml:space="preserve">an influx from the wellspring of Torah, </w:t>
       </w:r>
@@ -4564,15 +5668,21 @@
           <w:b w:val="0"/>
           <w:sz w:val="19"/>
           <w:rtl w:val="1"/>
+          <w:szCs w:val="19"/>
+          <w:bCs w:val="0"/>
+          <w:lang w:val="he-IL" w:bidi="he-IL"/>
         </w:rPr>
         <w:t xml:space="preserve">וְעַל זֶה הַזְּמַן בְּחֶשְׁוָן כְּרַבִּי אֱלִיעֶזֶר. </w:t>
       </w:r>
       <w:r>
         <w:rPr>
           <w:rFonts w:ascii="Times New Roman" w:hAnsi="Times New Roman" w:eastAsia="Times New Roman" w:cs="Times New Roman"/>
-          <w:b/>
+          <w:b w:val="1"/>
           <w:sz w:val="19"/>
           <w:rtl w:val="0"/>
+          <w:szCs w:val="19"/>
+          <w:bCs w:val="1"/>
+          <w:lang w:val="en-US"/>
         </w:rPr>
         <w:t xml:space="preserve">is fixed in Cheshvan according to Rabbi Eliezer. </w:t>
       </w:r>
@@ -4585,15 +5695,21 @@
           <w:b w:val="0"/>
           <w:sz w:val="19"/>
           <w:rtl w:val="1"/>
+          <w:szCs w:val="19"/>
+          <w:bCs w:val="0"/>
+          <w:lang w:val="he-IL" w:bidi="he-IL"/>
         </w:rPr>
         <w:t xml:space="preserve">וְהַזְּמַן בְּחֹדֶשׁ מַרְחֶשְׁוָן לְקַבֵּל עָלָיו עוֹל תּוֹרָה בֶּאֱמֶת, </w:t>
       </w:r>
       <w:r>
         <w:rPr>
           <w:rFonts w:ascii="Times New Roman" w:hAnsi="Times New Roman" w:eastAsia="Times New Roman" w:cs="Times New Roman"/>
-          <w:b/>
+          <w:b w:val="1"/>
           <w:sz w:val="19"/>
           <w:rtl w:val="0"/>
+          <w:szCs w:val="19"/>
+          <w:bCs w:val="1"/>
+          <w:lang w:val="en-US"/>
         </w:rPr>
         <w:t xml:space="preserve">And the task in the month of Marcheshvan is to assume the yoke of Torah in truth; </w:t>
       </w:r>
@@ -4621,15 +5737,21 @@
           <w:b w:val="0"/>
           <w:sz w:val="19"/>
           <w:rtl w:val="1"/>
+          <w:szCs w:val="19"/>
+          <w:bCs w:val="0"/>
+          <w:lang w:val="he-IL" w:bidi="he-IL"/>
         </w:rPr>
         <w:t xml:space="preserve">וְעִיקַּר עוֹל תּוֹרָה הוּא בְּלִימּוּד תּוֹרָה שֶׁבְּעַל פֶּה </w:t>
       </w:r>
       <w:r>
         <w:rPr>
           <w:rFonts w:ascii="Times New Roman" w:hAnsi="Times New Roman" w:eastAsia="Times New Roman" w:cs="Times New Roman"/>
-          <w:b/>
+          <w:b w:val="1"/>
           <w:sz w:val="19"/>
           <w:rtl w:val="0"/>
+          <w:szCs w:val="19"/>
+          <w:bCs w:val="1"/>
+          <w:lang w:val="en-US"/>
         </w:rPr>
         <w:t xml:space="preserve">and the essence of the yoke of Torah is in the study of the Oral Torah, </w:t>
       </w:r>
@@ -4642,15 +5764,21 @@
           <w:b w:val="0"/>
           <w:sz w:val="19"/>
           <w:rtl w:val="1"/>
+          <w:szCs w:val="19"/>
+          <w:bCs w:val="0"/>
+          <w:lang w:val="he-IL" w:bidi="he-IL"/>
         </w:rPr>
         <w:t xml:space="preserve">שֶׁיֵּשׁ בָּהּ צַעַר גָּדוֹל וְנִידּוּד שֵׁינָה, </w:t>
       </w:r>
       <w:r>
         <w:rPr>
           <w:rFonts w:ascii="Times New Roman" w:hAnsi="Times New Roman" w:eastAsia="Times New Roman" w:cs="Times New Roman"/>
-          <w:b/>
+          <w:b w:val="1"/>
           <w:sz w:val="19"/>
           <w:rtl w:val="0"/>
+          <w:szCs w:val="19"/>
+          <w:bCs w:val="1"/>
+          <w:lang w:val="en-US"/>
         </w:rPr>
         <w:t xml:space="preserve">which entails great exertion and sleepless nights, </w:t>
       </w:r>
@@ -4663,15 +5791,21 @@
           <w:b w:val="0"/>
           <w:sz w:val="19"/>
           <w:rtl w:val="1"/>
+          <w:szCs w:val="19"/>
+          <w:bCs w:val="0"/>
+          <w:lang w:val="he-IL" w:bidi="he-IL"/>
         </w:rPr>
         <w:t xml:space="preserve">וּמִי שֶׁאוֹהֵב עוֹשֶׁר וְתַעֲנוּג אֵינוֹ יָכוֹל לִלְמוֹד תּוֹרָה שֶׁבְּעַל פֶּה, </w:t>
       </w:r>
       <w:r>
         <w:rPr>
           <w:rFonts w:ascii="Times New Roman" w:hAnsi="Times New Roman" w:eastAsia="Times New Roman" w:cs="Times New Roman"/>
-          <w:b/>
+          <w:b w:val="1"/>
           <w:sz w:val="19"/>
           <w:rtl w:val="0"/>
+          <w:szCs w:val="19"/>
+          <w:bCs w:val="1"/>
+          <w:lang w:val="en-US"/>
         </w:rPr>
         <w:t xml:space="preserve">and one who covets wealth and pleasure cannot master the Oral Torah, </w:t>
       </w:r>
@@ -4684,15 +5818,21 @@
           <w:b w:val="0"/>
           <w:sz w:val="19"/>
           <w:rtl w:val="1"/>
+          <w:szCs w:val="19"/>
+          <w:bCs w:val="0"/>
+          <w:lang w:val="he-IL" w:bidi="he-IL"/>
         </w:rPr>
         <w:t xml:space="preserve">כְּמוֹ שֶׁנֶּאֱמַר (תַּנְחוּמָא נֹחַ ג). </w:t>
       </w:r>
       <w:r>
         <w:rPr>
           <w:rFonts w:ascii="Times New Roman" w:hAnsi="Times New Roman" w:eastAsia="Times New Roman" w:cs="Times New Roman"/>
-          <w:b/>
+          <w:b w:val="1"/>
           <w:sz w:val="19"/>
           <w:rtl w:val="0"/>
+          <w:szCs w:val="19"/>
+          <w:bCs w:val="1"/>
+          <w:lang w:val="en-US"/>
         </w:rPr>
         <w:t xml:space="preserve">as is stated (Tanchuma, Noach 3). </w:t>
       </w:r>
@@ -4705,17 +5845,23 @@
           <w:b w:val="0"/>
           <w:sz w:val="19"/>
           <w:rtl w:val="1"/>
+          <w:szCs w:val="19"/>
+          <w:bCs w:val="0"/>
+          <w:lang w:val="he-IL" w:bidi="he-IL"/>
         </w:rPr>
         <w:t xml:space="preserve">וּתְנַן: "כָּל הַמְקַבֵּל עָלָיו עוֹל תּוֹרָה – מַעֲבִירִין מִמֶּנּוּ וְכוּלֵי"; </w:t>
       </w:r>
       <w:r>
         <w:rPr>
           <w:rFonts w:ascii="Times New Roman" w:hAnsi="Times New Roman" w:eastAsia="Times New Roman" w:cs="Times New Roman"/>
-          <w:b/>
+          <w:b w:val="1"/>
           <w:sz w:val="19"/>
           <w:rtl w:val="0"/>
-        </w:rPr>
-        <w:t xml:space="preserve">And we learned: 'Whoever accepts upon himself the yoke of Torah, they remove from him the yoke of the kingdom, etc.'; </w:t>
+          <w:szCs w:val="19"/>
+          <w:bCs w:val="1"/>
+          <w:lang w:val="en-US"/>
+        </w:rPr>
+        <w:t xml:space="preserve">And we learned: ‘Whoever accepts upon himself the yoke of Torah—they remove from him, etc.’; </w:t>
       </w:r>
       <w:r>
         <w:t xml:space="preserve">  </w:t>
@@ -4726,15 +5872,21 @@
           <w:b w:val="0"/>
           <w:sz w:val="19"/>
           <w:rtl w:val="1"/>
+          <w:szCs w:val="19"/>
+          <w:bCs w:val="0"/>
+          <w:lang w:val="he-IL" w:bidi="he-IL"/>
         </w:rPr>
         <w:t xml:space="preserve">וְעַל כֵּן רוֹב הַגְּזֵירוֹת בְּחֹדֶשׁ זֶה, </w:t>
       </w:r>
       <w:r>
         <w:rPr>
           <w:rFonts w:ascii="Times New Roman" w:hAnsi="Times New Roman" w:eastAsia="Times New Roman" w:cs="Times New Roman"/>
-          <w:b/>
+          <w:b w:val="1"/>
           <w:sz w:val="19"/>
           <w:rtl w:val="0"/>
+          <w:szCs w:val="19"/>
+          <w:bCs w:val="1"/>
+          <w:lang w:val="en-US"/>
         </w:rPr>
         <w:t xml:space="preserve">and therefore most harsh decrees threaten in this month, </w:t>
       </w:r>
@@ -4747,15 +5899,21 @@
           <w:b w:val="0"/>
           <w:sz w:val="19"/>
           <w:rtl w:val="1"/>
+          <w:szCs w:val="19"/>
+          <w:bCs w:val="0"/>
+          <w:lang w:val="he-IL" w:bidi="he-IL"/>
         </w:rPr>
         <w:t xml:space="preserve">כְּדֵי שֶׁיְּקַבְּלוּ הַתּוֹרָה בֶּאֱמֶת, </w:t>
       </w:r>
       <w:r>
         <w:rPr>
           <w:rFonts w:ascii="Times New Roman" w:hAnsi="Times New Roman" w:eastAsia="Times New Roman" w:cs="Times New Roman"/>
-          <w:b/>
+          <w:b w:val="1"/>
           <w:sz w:val="19"/>
           <w:rtl w:val="0"/>
+          <w:szCs w:val="19"/>
+          <w:bCs w:val="1"/>
+          <w:lang w:val="en-US"/>
         </w:rPr>
         <w:t xml:space="preserve">so that people will embrace the Torah in truth; </w:t>
       </w:r>
@@ -4773,15 +5931,21 @@
           <w:b w:val="0"/>
           <w:sz w:val="19"/>
           <w:rtl w:val="1"/>
+          <w:szCs w:val="19"/>
+          <w:bCs w:val="0"/>
+          <w:lang w:val="he-IL" w:bidi="he-IL"/>
         </w:rPr>
         <w:t xml:space="preserve">וְיִהְיוּ הַמַּיִם גִּשְׁמֵי בְרָכָה מִנְּבִיעוּ דְּאוֹרַיְיתָא, כָּאָמוּר: </w:t>
       </w:r>
       <w:r>
         <w:rPr>
           <w:rFonts w:ascii="Times New Roman" w:hAnsi="Times New Roman" w:eastAsia="Times New Roman" w:cs="Times New Roman"/>
-          <w:b/>
+          <w:b w:val="1"/>
           <w:sz w:val="19"/>
           <w:rtl w:val="0"/>
+          <w:szCs w:val="19"/>
+          <w:bCs w:val="1"/>
+          <w:lang w:val="en-US"/>
         </w:rPr>
         <w:t xml:space="preserve">and the waters will become rains of blessing from the wellspring of Torah, as stated. </w:t>
       </w:r>
@@ -4823,15 +5987,21 @@
           <w:b w:val="0"/>
           <w:sz w:val="19"/>
           <w:rtl w:val="1"/>
+          <w:szCs w:val="19"/>
+          <w:bCs w:val="0"/>
+          <w:lang w:val="he-IL" w:bidi="he-IL"/>
         </w:rPr>
         <w:t xml:space="preserve">בְּסֵפֶר יְצִירָה: </w:t>
       </w:r>
       <w:r>
         <w:rPr>
           <w:rFonts w:ascii="Times New Roman" w:hAnsi="Times New Roman" w:eastAsia="Times New Roman" w:cs="Times New Roman"/>
-          <w:b/>
+          <w:b w:val="1"/>
           <w:sz w:val="19"/>
           <w:rtl w:val="0"/>
+          <w:szCs w:val="19"/>
+          <w:bCs w:val="1"/>
+          <w:lang w:val="en-US"/>
         </w:rPr>
         <w:t xml:space="preserve">In Sefer Yetzirah: </w:t>
       </w:r>
@@ -4844,17 +6014,23 @@
           <w:b w:val="0"/>
           <w:sz w:val="19"/>
           <w:rtl w:val="1"/>
+          <w:szCs w:val="19"/>
+          <w:bCs w:val="0"/>
+          <w:lang w:val="he-IL" w:bidi="he-IL"/>
         </w:rPr>
         <w:t xml:space="preserve">"הִמְלִיךְ אוֹת נוּ״ן בְּרֵיחַ וְכוּלֵי וְחֶשְׁוָן בַּשָּׁנָה וְדַקִּין בַּנֶּפֶשׁ וְכוּלֵי". </w:t>
       </w:r>
       <w:r>
         <w:rPr>
           <w:rFonts w:ascii="Times New Roman" w:hAnsi="Times New Roman" w:eastAsia="Times New Roman" w:cs="Times New Roman"/>
-          <w:b/>
+          <w:b w:val="1"/>
           <w:sz w:val="19"/>
           <w:rtl w:val="0"/>
-        </w:rPr>
-        <w:t xml:space="preserve">"He crowned the letter Nun with smell, etc., and Cheshvan in the year, and the small intestines in the soul, etc." </w:t>
+          <w:szCs w:val="19"/>
+          <w:bCs w:val="1"/>
+          <w:lang w:val="en-US"/>
+        </w:rPr>
+        <w:t xml:space="preserve">“He made the letter Nun rule over smell, etc., and Cheshvan in the year, and the small intestines in the person, etc.” </w:t>
       </w:r>
       <w:r>
         <w:rPr>
@@ -4880,15 +6056,21 @@
           <w:b w:val="0"/>
           <w:sz w:val="19"/>
           <w:rtl w:val="1"/>
+          <w:szCs w:val="19"/>
+          <w:bCs w:val="0"/>
+          <w:lang w:val="he-IL" w:bidi="he-IL"/>
         </w:rPr>
         <w:t xml:space="preserve">וּבְפֵירוּשׁ הָרַאֲבַ״ד זִכְרוֹנוֹ לִבְרָכָה, </w:t>
       </w:r>
       <w:r>
         <w:rPr>
           <w:rFonts w:ascii="Times New Roman" w:hAnsi="Times New Roman" w:eastAsia="Times New Roman" w:cs="Times New Roman"/>
-          <w:b/>
+          <w:b w:val="1"/>
           <w:sz w:val="19"/>
           <w:rtl w:val="0"/>
+          <w:szCs w:val="19"/>
+          <w:bCs w:val="1"/>
+          <w:lang w:val="en-US"/>
         </w:rPr>
         <w:t xml:space="preserve">And in the commentary of the Ra'avad of blessed memory, </w:t>
       </w:r>
@@ -4901,15 +6083,21 @@
           <w:b w:val="0"/>
           <w:sz w:val="19"/>
           <w:rtl w:val="1"/>
+          <w:szCs w:val="19"/>
+          <w:bCs w:val="0"/>
+          <w:lang w:val="he-IL" w:bidi="he-IL"/>
         </w:rPr>
         <w:t xml:space="preserve">כְּשֶׁחָשַׁב שְׁנֵים עָשָׂר כֹּחוֹת כְּנֶגֶד שְׁנֵים עָשָׂר שְׁבָטִים, </w:t>
       </w:r>
       <w:r>
         <w:rPr>
           <w:rFonts w:ascii="Times New Roman" w:hAnsi="Times New Roman" w:eastAsia="Times New Roman" w:cs="Times New Roman"/>
-          <w:b/>
+          <w:b w:val="1"/>
           <w:sz w:val="19"/>
           <w:rtl w:val="0"/>
+          <w:szCs w:val="19"/>
+          <w:bCs w:val="1"/>
+          <w:lang w:val="en-US"/>
         </w:rPr>
         <w:t xml:space="preserve">when he correlated twelve faculties against twelve tribes, </w:t>
       </w:r>
@@ -4922,15 +6110,21 @@
           <w:b w:val="0"/>
           <w:sz w:val="19"/>
           <w:rtl w:val="1"/>
+          <w:szCs w:val="19"/>
+          <w:bCs w:val="0"/>
+          <w:lang w:val="he-IL" w:bidi="he-IL"/>
         </w:rPr>
         <w:t xml:space="preserve">חָשַׁב רֵיחַ כְּנֶגֶד יוֹסֵף, </w:t>
       </w:r>
       <w:r>
         <w:rPr>
           <w:rFonts w:ascii="Times New Roman" w:hAnsi="Times New Roman" w:eastAsia="Times New Roman" w:cs="Times New Roman"/>
-          <w:b/>
+          <w:b w:val="1"/>
           <w:sz w:val="19"/>
           <w:rtl w:val="0"/>
+          <w:szCs w:val="19"/>
+          <w:bCs w:val="1"/>
+          <w:lang w:val="en-US"/>
         </w:rPr>
         <w:t xml:space="preserve">he linked smell with Joseph, </w:t>
       </w:r>
@@ -4943,15 +6137,21 @@
           <w:b w:val="0"/>
           <w:sz w:val="19"/>
           <w:rtl w:val="1"/>
+          <w:szCs w:val="19"/>
+          <w:bCs w:val="0"/>
+          <w:lang w:val="he-IL" w:bidi="he-IL"/>
         </w:rPr>
         <w:t xml:space="preserve">שֶׁבְּשָׁעָה שֶׁעָמַד בְּנִסָּיוֹן יָצָא רֵיחוֹ מִסּוֹף הָעוֹלָם וְעַד סוֹפוֹ, עַיֵּין שָׁם, </w:t>
       </w:r>
       <w:r>
         <w:rPr>
           <w:rFonts w:ascii="Times New Roman" w:hAnsi="Times New Roman" w:eastAsia="Times New Roman" w:cs="Times New Roman"/>
-          <w:b/>
+          <w:b w:val="1"/>
           <w:sz w:val="19"/>
           <w:rtl w:val="0"/>
+          <w:szCs w:val="19"/>
+          <w:bCs w:val="1"/>
+          <w:lang w:val="en-US"/>
         </w:rPr>
         <w:t xml:space="preserve">for when he withstood temptation his fragrance spread from one end of the world to the other, see there, </w:t>
       </w:r>
@@ -4964,15 +6164,21 @@
           <w:b w:val="0"/>
           <w:sz w:val="19"/>
           <w:rtl w:val="1"/>
+          <w:szCs w:val="19"/>
+          <w:bCs w:val="0"/>
+          <w:lang w:val="he-IL" w:bidi="he-IL"/>
         </w:rPr>
         <w:t xml:space="preserve">וְלֹא בֵּאֵר הַשּׁוֹרֶשׁ. </w:t>
       </w:r>
       <w:r>
         <w:rPr>
           <w:rFonts w:ascii="Times New Roman" w:hAnsi="Times New Roman" w:eastAsia="Times New Roman" w:cs="Times New Roman"/>
-          <w:b/>
+          <w:b w:val="1"/>
           <w:sz w:val="19"/>
           <w:rtl w:val="0"/>
+          <w:szCs w:val="19"/>
+          <w:bCs w:val="1"/>
+          <w:lang w:val="en-US"/>
         </w:rPr>
         <w:t xml:space="preserve">yet he did not explain the underlying root. </w:t>
       </w:r>
@@ -4985,17 +6191,23 @@
           <w:b w:val="0"/>
           <w:sz w:val="19"/>
           <w:rtl w:val="1"/>
-        </w:rPr>
-        <w:t xml:space="preserve">וְנִרְאֶה עַל פִּי מַה שֶׁנֶּאֱמַר: "וַהֲרִיחוֹ בְּיִרְאַת ה'", </w:t>
-      </w:r>
-      <w:r>
-        <w:rPr>
-          <w:rFonts w:ascii="Times New Roman" w:hAnsi="Times New Roman" w:eastAsia="Times New Roman" w:cs="Times New Roman"/>
-          <w:b/>
+          <w:szCs w:val="19"/>
+          <w:bCs w:val="0"/>
+          <w:lang w:val="he-IL" w:bidi="he-IL"/>
+        </w:rPr>
+        <w:t xml:space="preserve">וְנִרְאֶה עַל פִּי מַה שֶׁנֶּאֱמַר: "וַהֲרִיחוֹ בְּיִרְאַת הַשֵּׁם", </w:t>
+      </w:r>
+      <w:r>
+        <w:rPr>
+          <w:rFonts w:ascii="Times New Roman" w:hAnsi="Times New Roman" w:eastAsia="Times New Roman" w:cs="Times New Roman"/>
+          <w:b w:val="1"/>
           <w:sz w:val="19"/>
           <w:rtl w:val="0"/>
-        </w:rPr>
-        <w:t xml:space="preserve">And it appears rooted in the verse: 'And his scent shall be in the fear of Hashem,' </w:t>
+          <w:szCs w:val="19"/>
+          <w:bCs w:val="1"/>
+          <w:lang w:val="en-US"/>
+        </w:rPr>
+        <w:t xml:space="preserve">And it appears based on the verse: ‘And he shall discern through the fear of Hashem,’ </w:t>
       </w:r>
       <w:r>
         <w:rPr>
@@ -5021,15 +6233,21 @@
           <w:b w:val="0"/>
           <w:sz w:val="19"/>
           <w:rtl w:val="1"/>
+          <w:szCs w:val="19"/>
+          <w:bCs w:val="0"/>
+          <w:lang w:val="he-IL" w:bidi="he-IL"/>
         </w:rPr>
         <w:t xml:space="preserve">וּבְיוֹסֵף כְּתִיב: "אֶת הָאֱלֹהִים אֲנִי יָרֵא". </w:t>
       </w:r>
       <w:r>
         <w:rPr>
           <w:rFonts w:ascii="Times New Roman" w:hAnsi="Times New Roman" w:eastAsia="Times New Roman" w:cs="Times New Roman"/>
-          <w:b/>
+          <w:b w:val="1"/>
           <w:sz w:val="19"/>
           <w:rtl w:val="0"/>
+          <w:szCs w:val="19"/>
+          <w:bCs w:val="1"/>
+          <w:lang w:val="en-US"/>
         </w:rPr>
         <w:t xml:space="preserve">and regarding Joseph it is written: 'I fear God.' </w:t>
       </w:r>
@@ -5042,15 +6260,21 @@
           <w:b w:val="0"/>
           <w:sz w:val="19"/>
           <w:rtl w:val="1"/>
+          <w:szCs w:val="19"/>
+          <w:bCs w:val="0"/>
+          <w:lang w:val="he-IL" w:bidi="he-IL"/>
         </w:rPr>
         <w:t xml:space="preserve">וְזֶה שֶׁאָמְרוּ בַּגְּמָרָא (עֵירוּבִין כא:): </w:t>
       </w:r>
       <w:r>
         <w:rPr>
           <w:rFonts w:ascii="Times New Roman" w:hAnsi="Times New Roman" w:eastAsia="Times New Roman" w:cs="Times New Roman"/>
-          <w:b/>
+          <w:b w:val="1"/>
           <w:sz w:val="19"/>
           <w:rtl w:val="0"/>
+          <w:szCs w:val="19"/>
+          <w:bCs w:val="1"/>
+          <w:lang w:val="en-US"/>
         </w:rPr>
         <w:t xml:space="preserve">And this is what the Gemara stated (Eruvin 21b): </w:t>
       </w:r>
@@ -5078,17 +6302,23 @@
           <w:b w:val="0"/>
           <w:sz w:val="19"/>
           <w:rtl w:val="1"/>
+          <w:szCs w:val="19"/>
+          <w:bCs w:val="0"/>
+          <w:lang w:val="he-IL" w:bidi="he-IL"/>
         </w:rPr>
         <w:t xml:space="preserve">"'הַדּוּדָאִים נָתְנוּ רֵיחַ' – אֵלּוּ בַּחוּרֵי יִשְׂרָאֵל שֶׁלֹּא טָעֲמוּ טַעַם חֵטְא". </w:t>
       </w:r>
       <w:r>
         <w:rPr>
           <w:rFonts w:ascii="Times New Roman" w:hAnsi="Times New Roman" w:eastAsia="Times New Roman" w:cs="Times New Roman"/>
-          <w:b/>
+          <w:b w:val="1"/>
           <w:sz w:val="19"/>
           <w:rtl w:val="0"/>
-        </w:rPr>
-        <w:t xml:space="preserve">"'The mandrakes yield fragrance'—these are the young men of Israel who have not tasted the flavor of sin." </w:t>
+          <w:szCs w:val="19"/>
+          <w:bCs w:val="1"/>
+          <w:lang w:val="en-US"/>
+        </w:rPr>
+        <w:t xml:space="preserve">'The mandrakes yield fragrance'—these are the young men of Israel who have not tasted the flavor of sin." </w:t>
       </w:r>
       <w:r>
         <w:t xml:space="preserve">  </w:t>
@@ -5099,15 +6329,21 @@
           <w:b w:val="0"/>
           <w:sz w:val="19"/>
           <w:rtl w:val="1"/>
+          <w:szCs w:val="19"/>
+          <w:bCs w:val="0"/>
+          <w:lang w:val="he-IL" w:bidi="he-IL"/>
         </w:rPr>
         <w:t xml:space="preserve">וּמִלְּשׁוֹן "בַּחוּרֵי יִשְׂרָאֵל" נִרְאֶה דְּקָאֵי עַל פְּגָם זֶה </w:t>
       </w:r>
       <w:r>
         <w:rPr>
           <w:rFonts w:ascii="Times New Roman" w:hAnsi="Times New Roman" w:eastAsia="Times New Roman" w:cs="Times New Roman"/>
-          <w:b/>
+          <w:b w:val="1"/>
           <w:sz w:val="19"/>
           <w:rtl w:val="0"/>
+          <w:szCs w:val="19"/>
+          <w:bCs w:val="1"/>
+          <w:lang w:val="en-US"/>
         </w:rPr>
         <w:t xml:space="preserve">And from the phrase 'young men of Israel' it indicates this specific blemish (immorality) </w:t>
       </w:r>
@@ -5125,17 +6361,23 @@
           <w:b w:val="0"/>
           <w:sz w:val="19"/>
           <w:rtl w:val="1"/>
+          <w:szCs w:val="19"/>
+          <w:bCs w:val="0"/>
+          <w:lang w:val="he-IL" w:bidi="he-IL"/>
         </w:rPr>
         <w:t xml:space="preserve">שֶׁהַיַּלְדוּת וְהַבַּחֲרוּת גּוֹרֵם; </w:t>
       </w:r>
       <w:r>
         <w:rPr>
           <w:rFonts w:ascii="Times New Roman" w:hAnsi="Times New Roman" w:eastAsia="Times New Roman" w:cs="Times New Roman"/>
-          <w:b/>
+          <w:b w:val="1"/>
           <w:sz w:val="19"/>
           <w:rtl w:val="0"/>
-        </w:rPr>
-        <w:t xml:space="preserve">which youth and bachelorhood tend to cause; </w:t>
+          <w:szCs w:val="19"/>
+          <w:bCs w:val="1"/>
+          <w:lang w:val="en-US"/>
+        </w:rPr>
+        <w:t xml:space="preserve">which childhood and youth tend to cause; </w:t>
       </w:r>
       <w:r>
         <w:t xml:space="preserve">  </w:t>
@@ -5146,15 +6388,21 @@
           <w:b w:val="0"/>
           <w:sz w:val="19"/>
           <w:rtl w:val="1"/>
+          <w:szCs w:val="19"/>
+          <w:bCs w:val="0"/>
+          <w:lang w:val="he-IL" w:bidi="he-IL"/>
         </w:rPr>
         <w:t xml:space="preserve">וְכֵן אִיתָא בַּגְּמָרָא סוֹטָה (מט.): </w:t>
       </w:r>
       <w:r>
         <w:rPr>
           <w:rFonts w:ascii="Times New Roman" w:hAnsi="Times New Roman" w:eastAsia="Times New Roman" w:cs="Times New Roman"/>
-          <w:b/>
+          <w:b w:val="1"/>
           <w:sz w:val="19"/>
           <w:rtl w:val="0"/>
+          <w:szCs w:val="19"/>
+          <w:bCs w:val="1"/>
+          <w:lang w:val="en-US"/>
         </w:rPr>
         <w:t xml:space="preserve">and so it is brought in the Gemara, Sotah (49a): </w:t>
       </w:r>
@@ -5182,17 +6430,23 @@
           <w:b w:val="0"/>
           <w:sz w:val="19"/>
           <w:rtl w:val="1"/>
+          <w:szCs w:val="19"/>
+          <w:bCs w:val="0"/>
+          <w:lang w:val="he-IL" w:bidi="he-IL"/>
         </w:rPr>
         <w:t xml:space="preserve">"מוֹרַחְנָא רֵיחָא דַּחֲנִינְתָא, אֲמַר לֵיהּ: בְּנִי, טָהֳרָה יֵשׁ בְּךָ". </w:t>
       </w:r>
       <w:r>
         <w:rPr>
           <w:rFonts w:ascii="Times New Roman" w:hAnsi="Times New Roman" w:eastAsia="Times New Roman" w:cs="Times New Roman"/>
-          <w:b/>
+          <w:b w:val="1"/>
           <w:sz w:val="19"/>
           <w:rtl w:val="0"/>
-        </w:rPr>
-        <w:t xml:space="preserve">"'I perceive a pleasing scent'; he said to him: 'My son, purity exists within you.'" </w:t>
+          <w:szCs w:val="19"/>
+          <w:bCs w:val="1"/>
+          <w:lang w:val="en-US"/>
+        </w:rPr>
+        <w:t xml:space="preserve">‘I smell the scent of hanunita (a fragrant fruit)’; he said to him: ‘My son, you possess purity.’ </w:t>
       </w:r>
       <w:r>
         <w:t xml:space="preserve">  </w:t>
@@ -5203,17 +6457,23 @@
           <w:b w:val="0"/>
           <w:sz w:val="19"/>
           <w:rtl w:val="1"/>
-        </w:rPr>
-        <w:t xml:space="preserve">וְהוּא גַּם כֵּן עַל פִּי מַה שֶׁנֶּאֱמַר: "וַהֲרִיחוֹ בְּיִרְאַת ה'", </w:t>
-      </w:r>
-      <w:r>
-        <w:rPr>
-          <w:rFonts w:ascii="Times New Roman" w:hAnsi="Times New Roman" w:eastAsia="Times New Roman" w:cs="Times New Roman"/>
-          <w:b/>
+          <w:szCs w:val="19"/>
+          <w:bCs w:val="0"/>
+          <w:lang w:val="he-IL" w:bidi="he-IL"/>
+        </w:rPr>
+        <w:t xml:space="preserve">וְהוּא גַּם כֵּן עַל פִּי מַה שֶׁנֶּאֱמַר: "וַהֲרִיחוֹ בְּיִרְאַת הַשֵּׁם", </w:t>
+      </w:r>
+      <w:r>
+        <w:rPr>
+          <w:rFonts w:ascii="Times New Roman" w:hAnsi="Times New Roman" w:eastAsia="Times New Roman" w:cs="Times New Roman"/>
+          <w:b w:val="1"/>
           <w:sz w:val="19"/>
           <w:rtl w:val="0"/>
-        </w:rPr>
-        <w:t xml:space="preserve">And this too is based upon: 'And his scent shall be in the fear of Hashem,' </w:t>
+          <w:szCs w:val="19"/>
+          <w:bCs w:val="1"/>
+          <w:lang w:val="en-US"/>
+        </w:rPr>
+        <w:t xml:space="preserve">And this too is based upon: ‘And he shall discern through the fear of Hashem,’ </w:t>
       </w:r>
       <w:r>
         <w:t xml:space="preserve">  </w:t>
@@ -5224,15 +6484,21 @@
           <w:b w:val="0"/>
           <w:sz w:val="19"/>
           <w:rtl w:val="1"/>
-        </w:rPr>
-        <w:t xml:space="preserve">וּכְתִיב: "יִרְאַת ה' טְהוֹרָה עוֹמֶדֶת לָעַד". </w:t>
-      </w:r>
-      <w:r>
-        <w:rPr>
-          <w:rFonts w:ascii="Times New Roman" w:hAnsi="Times New Roman" w:eastAsia="Times New Roman" w:cs="Times New Roman"/>
-          <w:b/>
+          <w:szCs w:val="19"/>
+          <w:bCs w:val="0"/>
+          <w:lang w:val="he-IL" w:bidi="he-IL"/>
+        </w:rPr>
+        <w:t xml:space="preserve">וּכְתִיב: "יִרְאַת הַשֵּׁם טְהוֹרָה עוֹמֶדֶת לָעַד". </w:t>
+      </w:r>
+      <w:r>
+        <w:rPr>
+          <w:rFonts w:ascii="Times New Roman" w:hAnsi="Times New Roman" w:eastAsia="Times New Roman" w:cs="Times New Roman"/>
+          <w:b w:val="1"/>
           <w:sz w:val="19"/>
           <w:rtl w:val="0"/>
+          <w:szCs w:val="19"/>
+          <w:bCs w:val="1"/>
+          <w:lang w:val="en-US"/>
         </w:rPr>
         <w:t xml:space="preserve">and it is written: 'The fear of Hashem is pure, enduring forever.' </w:t>
       </w:r>
@@ -5245,15 +6511,21 @@
           <w:b w:val="0"/>
           <w:sz w:val="19"/>
           <w:rtl w:val="1"/>
+          <w:szCs w:val="19"/>
+          <w:bCs w:val="0"/>
+          <w:lang w:val="he-IL" w:bidi="he-IL"/>
         </w:rPr>
         <w:t xml:space="preserve">וּכְשֶׁיֵּשׁ לוֹ חוּשׁ הָרֵיחַ בִּשְׁלֵימוּת </w:t>
       </w:r>
       <w:r>
         <w:rPr>
           <w:rFonts w:ascii="Times New Roman" w:hAnsi="Times New Roman" w:eastAsia="Times New Roman" w:cs="Times New Roman"/>
-          <w:b/>
+          <w:b w:val="1"/>
           <w:sz w:val="19"/>
           <w:rtl w:val="0"/>
+          <w:szCs w:val="19"/>
+          <w:bCs w:val="1"/>
+          <w:lang w:val="en-US"/>
         </w:rPr>
         <w:t xml:space="preserve">And when one possesses the olfactory sense in perfection, </w:t>
       </w:r>
@@ -5266,15 +6538,21 @@
           <w:b w:val="0"/>
           <w:sz w:val="19"/>
           <w:rtl w:val="1"/>
+          <w:szCs w:val="19"/>
+          <w:bCs w:val="0"/>
+          <w:lang w:val="he-IL" w:bidi="he-IL"/>
         </w:rPr>
         <w:t xml:space="preserve">מוֹרֶה שֶׁיֵּשׁ בּוֹ יִרְאָה וְטָהֳרָה, </w:t>
       </w:r>
       <w:r>
         <w:rPr>
           <w:rFonts w:ascii="Times New Roman" w:hAnsi="Times New Roman" w:eastAsia="Times New Roman" w:cs="Times New Roman"/>
-          <w:b/>
+          <w:b w:val="1"/>
           <w:sz w:val="19"/>
           <w:rtl w:val="0"/>
+          <w:szCs w:val="19"/>
+          <w:bCs w:val="1"/>
+          <w:lang w:val="en-US"/>
         </w:rPr>
         <w:t xml:space="preserve">it demonstrates that he possesses fear of God and purity, </w:t>
       </w:r>
@@ -5287,15 +6565,21 @@
           <w:b w:val="0"/>
           <w:sz w:val="19"/>
           <w:rtl w:val="1"/>
+          <w:szCs w:val="19"/>
+          <w:bCs w:val="0"/>
+          <w:lang w:val="he-IL" w:bidi="he-IL"/>
         </w:rPr>
         <w:t xml:space="preserve">וְעַל כֵּן נֶאֱמַר עַל הַטְּהוֹרִים מִפְּגָם זֶה: "הַדּוּדָאִים נָתְנוּ רֵיחַ". </w:t>
       </w:r>
       <w:r>
         <w:rPr>
           <w:rFonts w:ascii="Times New Roman" w:hAnsi="Times New Roman" w:eastAsia="Times New Roman" w:cs="Times New Roman"/>
-          <w:b/>
+          <w:b w:val="1"/>
           <w:sz w:val="19"/>
           <w:rtl w:val="0"/>
+          <w:szCs w:val="19"/>
+          <w:bCs w:val="1"/>
+          <w:lang w:val="en-US"/>
         </w:rPr>
         <w:t xml:space="preserve">and therefore it was declared concerning those untainted by this blemish: 'The mandrakes yield fragrance.' </w:t>
       </w:r>
@@ -5308,17 +6592,23 @@
           <w:b w:val="0"/>
           <w:sz w:val="19"/>
           <w:rtl w:val="1"/>
+          <w:szCs w:val="19"/>
+          <w:bCs w:val="0"/>
+          <w:lang w:val="he-IL" w:bidi="he-IL"/>
         </w:rPr>
         <w:t xml:space="preserve">וְאָמַר "הִמְלִיךְ אוֹת נוּ״ן בְּרֵיחַ", </w:t>
       </w:r>
       <w:r>
         <w:rPr>
           <w:rFonts w:ascii="Times New Roman" w:hAnsi="Times New Roman" w:eastAsia="Times New Roman" w:cs="Times New Roman"/>
-          <w:b/>
+          <w:b w:val="1"/>
           <w:sz w:val="19"/>
           <w:rtl w:val="0"/>
-        </w:rPr>
-        <w:t xml:space="preserve">And it said 'He crowned the letter Nun with smell', </w:t>
+          <w:szCs w:val="19"/>
+          <w:bCs w:val="1"/>
+          <w:lang w:val="en-US"/>
+        </w:rPr>
+        <w:t xml:space="preserve">And it said, ‘He made the letter Nun rule over smell,’ </w:t>
       </w:r>
       <w:r>
         <w:t xml:space="preserve">  </w:t>
@@ -5329,15 +6619,21 @@
           <w:b w:val="0"/>
           <w:sz w:val="19"/>
           <w:rtl w:val="1"/>
+          <w:szCs w:val="19"/>
+          <w:bCs w:val="0"/>
+          <w:lang w:val="he-IL" w:bidi="he-IL"/>
         </w:rPr>
         <w:t xml:space="preserve">עַל פִּי מַה שֶׁכָּתוּב בַּזֹּהַר הַקָּדוֹשׁ (חֵלֶק ב, צא עַמּוּד א): </w:t>
       </w:r>
       <w:r>
         <w:rPr>
           <w:rFonts w:ascii="Times New Roman" w:hAnsi="Times New Roman" w:eastAsia="Times New Roman" w:cs="Times New Roman"/>
-          <w:b/>
+          <w:b w:val="1"/>
           <w:sz w:val="19"/>
           <w:rtl w:val="0"/>
+          <w:szCs w:val="19"/>
+          <w:bCs w:val="1"/>
+          <w:lang w:val="en-US"/>
         </w:rPr>
         <w:t xml:space="preserve">based on what is written in the holy Zohar (Part II, 91a): </w:t>
       </w:r>
@@ -5365,15 +6661,21 @@
           <w:b w:val="0"/>
           <w:sz w:val="19"/>
           <w:rtl w:val="1"/>
+          <w:szCs w:val="19"/>
+          <w:bCs w:val="0"/>
+          <w:lang w:val="he-IL" w:bidi="he-IL"/>
         </w:rPr>
         <w:t xml:space="preserve">"נוּ״ן – רָזָא לְמִדְחַל מִקּוּדְשָׁא בְּרִיךְ הוּא וְכוּלֵי, </w:t>
       </w:r>
       <w:r>
         <w:rPr>
           <w:rFonts w:ascii="Times New Roman" w:hAnsi="Times New Roman" w:eastAsia="Times New Roman" w:cs="Times New Roman"/>
-          <w:b/>
+          <w:b w:val="1"/>
           <w:sz w:val="19"/>
           <w:rtl w:val="0"/>
+          <w:szCs w:val="19"/>
+          <w:bCs w:val="1"/>
+          <w:lang w:val="en-US"/>
         </w:rPr>
         <w:t xml:space="preserve">'The letter Nun is the mystery of fearing the Holy One, etc., </w:t>
       </w:r>
@@ -5386,15 +6688,21 @@
           <w:b w:val="0"/>
           <w:sz w:val="19"/>
           <w:rtl w:val="1"/>
+          <w:szCs w:val="19"/>
+          <w:bCs w:val="0"/>
+          <w:lang w:val="he-IL" w:bidi="he-IL"/>
         </w:rPr>
         <w:t xml:space="preserve">דְּרָזָא דִּילֵיהּ הֵ״א תַּתָּאָה". </w:t>
       </w:r>
       <w:r>
         <w:rPr>
           <w:rFonts w:ascii="Times New Roman" w:hAnsi="Times New Roman" w:eastAsia="Times New Roman" w:cs="Times New Roman"/>
-          <w:b/>
+          <w:b w:val="1"/>
           <w:sz w:val="19"/>
           <w:rtl w:val="0"/>
+          <w:szCs w:val="19"/>
+          <w:bCs w:val="1"/>
+          <w:lang w:val="en-US"/>
         </w:rPr>
         <w:t xml:space="preserve">for its esoteric mystery is the lower Hei.' </w:t>
       </w:r>
@@ -5412,15 +6720,21 @@
           <w:b w:val="0"/>
           <w:sz w:val="19"/>
           <w:rtl w:val="1"/>
-        </w:rPr>
-        <w:t xml:space="preserve">וְהַשֵּׁם נֶגֶד מִדַּת מַלְכוּת הוּא שֵׁם אֲדֹנָי, </w:t>
-      </w:r>
-      <w:r>
-        <w:rPr>
-          <w:rFonts w:ascii="Times New Roman" w:hAnsi="Times New Roman" w:eastAsia="Times New Roman" w:cs="Times New Roman"/>
-          <w:b/>
+          <w:szCs w:val="19"/>
+          <w:bCs w:val="0"/>
+          <w:lang w:val="he-IL" w:bidi="he-IL"/>
+        </w:rPr>
+        <w:t xml:space="preserve">וְהַשֵּׁם נֶגֶד מִדַּת מַלְכוּת הוּא שֵׁם אֲדֹנוּת, </w:t>
+      </w:r>
+      <w:r>
+        <w:rPr>
+          <w:rFonts w:ascii="Times New Roman" w:hAnsi="Times New Roman" w:eastAsia="Times New Roman" w:cs="Times New Roman"/>
+          <w:b w:val="1"/>
           <w:sz w:val="19"/>
           <w:rtl w:val="0"/>
+          <w:szCs w:val="19"/>
+          <w:bCs w:val="1"/>
+          <w:lang w:val="en-US"/>
         </w:rPr>
         <w:t xml:space="preserve">And the Divine Name corresponding to Malchut is the Name Adonai, </w:t>
       </w:r>
@@ -5433,15 +6747,21 @@
           <w:b w:val="0"/>
           <w:sz w:val="19"/>
           <w:rtl w:val="1"/>
+          <w:szCs w:val="19"/>
+          <w:bCs w:val="0"/>
+          <w:lang w:val="he-IL" w:bidi="he-IL"/>
         </w:rPr>
         <w:t xml:space="preserve">כְּמוֹ שֶׁנֶּאֱמַר בַּזֹּהַר הַקָּדוֹשׁ (חֵלֶק ג, יא עַמּוּד ב), </w:t>
       </w:r>
       <w:r>
         <w:rPr>
           <w:rFonts w:ascii="Times New Roman" w:hAnsi="Times New Roman" w:eastAsia="Times New Roman" w:cs="Times New Roman"/>
-          <w:b/>
+          <w:b w:val="1"/>
           <w:sz w:val="19"/>
           <w:rtl w:val="0"/>
+          <w:szCs w:val="19"/>
+          <w:bCs w:val="1"/>
+          <w:lang w:val="en-US"/>
         </w:rPr>
         <w:t xml:space="preserve">as stated in the holy Zohar (Part III, 11b), </w:t>
       </w:r>
@@ -5469,15 +6789,21 @@
           <w:b w:val="0"/>
           <w:sz w:val="19"/>
           <w:rtl w:val="1"/>
+          <w:szCs w:val="19"/>
+          <w:bCs w:val="0"/>
+          <w:lang w:val="he-IL" w:bidi="he-IL"/>
         </w:rPr>
         <w:t xml:space="preserve">שֶׁמּוֹרֶה עַל יִרְאָה, </w:t>
       </w:r>
       <w:r>
         <w:rPr>
           <w:rFonts w:ascii="Times New Roman" w:hAnsi="Times New Roman" w:eastAsia="Times New Roman" w:cs="Times New Roman"/>
-          <w:b/>
+          <w:b w:val="1"/>
           <w:sz w:val="19"/>
           <w:rtl w:val="0"/>
+          <w:szCs w:val="19"/>
+          <w:bCs w:val="1"/>
+          <w:lang w:val="en-US"/>
         </w:rPr>
         <w:t xml:space="preserve">which denotes awe, </w:t>
       </w:r>
@@ -5490,15 +6816,21 @@
           <w:b w:val="0"/>
           <w:sz w:val="19"/>
           <w:rtl w:val="1"/>
+          <w:szCs w:val="19"/>
+          <w:bCs w:val="0"/>
+          <w:lang w:val="he-IL" w:bidi="he-IL"/>
         </w:rPr>
         <w:t xml:space="preserve">כְּמוֹ שֶׁנֶּאֱמַר: "וְאִם אֲדוֹנִים אָנִי אַיֵּה מוֹרָאִי". </w:t>
       </w:r>
       <w:r>
         <w:rPr>
           <w:rFonts w:ascii="Times New Roman" w:hAnsi="Times New Roman" w:eastAsia="Times New Roman" w:cs="Times New Roman"/>
-          <w:b/>
+          <w:b w:val="1"/>
           <w:sz w:val="19"/>
           <w:rtl w:val="0"/>
+          <w:szCs w:val="19"/>
+          <w:bCs w:val="1"/>
+          <w:lang w:val="en-US"/>
         </w:rPr>
         <w:t xml:space="preserve">as is said: 'And if I be a Master, where is My fear?' </w:t>
       </w:r>
@@ -5511,15 +6843,21 @@
           <w:b w:val="0"/>
           <w:sz w:val="19"/>
           <w:rtl w:val="1"/>
+          <w:szCs w:val="19"/>
+          <w:bCs w:val="0"/>
+          <w:lang w:val="he-IL" w:bidi="he-IL"/>
         </w:rPr>
         <w:t xml:space="preserve">וְכֵן מִדַּת מַלְכוּת מוֹרָה עַל יִרְאָה: </w:t>
       </w:r>
       <w:r>
         <w:rPr>
           <w:rFonts w:ascii="Times New Roman" w:hAnsi="Times New Roman" w:eastAsia="Times New Roman" w:cs="Times New Roman"/>
-          <w:b/>
+          <w:b w:val="1"/>
           <w:sz w:val="19"/>
           <w:rtl w:val="0"/>
+          <w:szCs w:val="19"/>
+          <w:bCs w:val="1"/>
+          <w:lang w:val="en-US"/>
         </w:rPr>
         <w:t xml:space="preserve">So too the attribute of Malchut points to awe: </w:t>
       </w:r>
@@ -5532,15 +6870,21 @@
           <w:b w:val="0"/>
           <w:sz w:val="19"/>
           <w:rtl w:val="1"/>
+          <w:szCs w:val="19"/>
+          <w:bCs w:val="0"/>
+          <w:lang w:val="he-IL" w:bidi="he-IL"/>
         </w:rPr>
         <w:t xml:space="preserve">שַׁבָּת דְּעֶרֶב שַׁבָּת אִיהִי יִרְאָה וְשַׁרְיָא בָהּ, </w:t>
       </w:r>
       <w:r>
         <w:rPr>
           <w:rFonts w:ascii="Times New Roman" w:hAnsi="Times New Roman" w:eastAsia="Times New Roman" w:cs="Times New Roman"/>
-          <w:b/>
+          <w:b w:val="1"/>
           <w:sz w:val="19"/>
           <w:rtl w:val="0"/>
+          <w:szCs w:val="19"/>
+          <w:bCs w:val="1"/>
+          <w:lang w:val="en-US"/>
         </w:rPr>
         <w:t xml:space="preserve">the Sabbath of Friday eve is awe, resting within her, </w:t>
       </w:r>
@@ -5553,15 +6897,21 @@
           <w:b w:val="0"/>
           <w:sz w:val="19"/>
           <w:rtl w:val="1"/>
+          <w:szCs w:val="19"/>
+          <w:bCs w:val="0"/>
+          <w:lang w:val="he-IL" w:bidi="he-IL"/>
         </w:rPr>
         <w:t xml:space="preserve">כְּמוֹ שֶׁנֶּאֱמַר בַּזֹּהַר הַקָּדוֹשׁ (חֵלֶק א, ה עַמּוּד ב). </w:t>
       </w:r>
       <w:r>
         <w:rPr>
           <w:rFonts w:ascii="Times New Roman" w:hAnsi="Times New Roman" w:eastAsia="Times New Roman" w:cs="Times New Roman"/>
-          <w:b/>
+          <w:b w:val="1"/>
           <w:sz w:val="19"/>
           <w:rtl w:val="0"/>
+          <w:szCs w:val="19"/>
+          <w:bCs w:val="1"/>
+          <w:lang w:val="en-US"/>
         </w:rPr>
         <w:t xml:space="preserve">as stated in the holy Zohar (Part I, 5b). </w:t>
       </w:r>
@@ -5589,15 +6939,21 @@
           <w:b w:val="0"/>
           <w:sz w:val="19"/>
           <w:rtl w:val="1"/>
+          <w:szCs w:val="19"/>
+          <w:bCs w:val="0"/>
+          <w:lang w:val="he-IL" w:bidi="he-IL"/>
         </w:rPr>
         <w:t xml:space="preserve">וְהַשַּׁיָּיכוּת לְחֹדֶשׁ זֶה, </w:t>
       </w:r>
       <w:r>
         <w:rPr>
           <w:rFonts w:ascii="Times New Roman" w:hAnsi="Times New Roman" w:eastAsia="Times New Roman" w:cs="Times New Roman"/>
-          <w:b/>
+          <w:b w:val="1"/>
           <w:sz w:val="19"/>
           <w:rtl w:val="0"/>
+          <w:szCs w:val="19"/>
+          <w:bCs w:val="1"/>
+          <w:lang w:val="en-US"/>
         </w:rPr>
         <w:t xml:space="preserve">And the connection to this month is, </w:t>
       </w:r>
@@ -5610,15 +6966,21 @@
           <w:b w:val="0"/>
           <w:sz w:val="19"/>
           <w:rtl w:val="1"/>
+          <w:szCs w:val="19"/>
+          <w:bCs w:val="0"/>
+          <w:lang w:val="he-IL" w:bidi="he-IL"/>
         </w:rPr>
         <w:t xml:space="preserve">שֶׁהָעֵסֶק בּוֹ לְקַבֵּל עָלָיו עוֹל תּוֹרָה בֶּאֱמֶת, </w:t>
       </w:r>
       <w:r>
         <w:rPr>
           <w:rFonts w:ascii="Times New Roman" w:hAnsi="Times New Roman" w:eastAsia="Times New Roman" w:cs="Times New Roman"/>
-          <w:b/>
+          <w:b w:val="1"/>
           <w:sz w:val="19"/>
           <w:rtl w:val="0"/>
+          <w:szCs w:val="19"/>
+          <w:bCs w:val="1"/>
+          <w:lang w:val="en-US"/>
         </w:rPr>
         <w:t xml:space="preserve">that the labor therein is to accept the yoke of Torah in truth, </w:t>
       </w:r>
@@ -5631,15 +6993,21 @@
           <w:b w:val="0"/>
           <w:sz w:val="19"/>
           <w:rtl w:val="1"/>
+          <w:szCs w:val="19"/>
+          <w:bCs w:val="0"/>
+          <w:lang w:val="he-IL" w:bidi="he-IL"/>
         </w:rPr>
         <w:t xml:space="preserve">שֶׁעַל יְדֵי זֶה מַעֲבִירִין מִמֶּנּוּ וְכוּלֵי, כְּמוֹ שֶׁאָמַרְנוּ. </w:t>
       </w:r>
       <w:r>
         <w:rPr>
           <w:rFonts w:ascii="Times New Roman" w:hAnsi="Times New Roman" w:eastAsia="Times New Roman" w:cs="Times New Roman"/>
-          <w:b/>
+          <w:b w:val="1"/>
           <w:sz w:val="19"/>
           <w:rtl w:val="0"/>
+          <w:szCs w:val="19"/>
+          <w:bCs w:val="1"/>
+          <w:lang w:val="en-US"/>
         </w:rPr>
         <w:t xml:space="preserve">whereby they remove from him worldly burdens, as we said. </w:t>
       </w:r>
@@ -5652,15 +7020,21 @@
           <w:b w:val="0"/>
           <w:sz w:val="19"/>
           <w:rtl w:val="1"/>
+          <w:szCs w:val="19"/>
+          <w:bCs w:val="0"/>
+          <w:lang w:val="he-IL" w:bidi="he-IL"/>
         </w:rPr>
         <w:t xml:space="preserve">וְהַיְינוּ שֶׁיּוּקְבְּעוּ הַדִּבְרֵי תוֹרָה דִּשְׁמִינִי עֲצֶרֶת </w:t>
       </w:r>
       <w:r>
         <w:rPr>
           <w:rFonts w:ascii="Times New Roman" w:hAnsi="Times New Roman" w:eastAsia="Times New Roman" w:cs="Times New Roman"/>
-          <w:b/>
+          <w:b w:val="1"/>
           <w:sz w:val="19"/>
           <w:rtl w:val="0"/>
+          <w:szCs w:val="19"/>
+          <w:bCs w:val="1"/>
+          <w:lang w:val="en-US"/>
         </w:rPr>
         <w:t xml:space="preserve">Namely, that the Torah of Shemini Atzeret, </w:t>
       </w:r>
@@ -5673,15 +7047,21 @@
           <w:b w:val="0"/>
           <w:sz w:val="19"/>
           <w:rtl w:val="1"/>
+          <w:szCs w:val="19"/>
+          <w:bCs w:val="0"/>
+          <w:lang w:val="he-IL" w:bidi="he-IL"/>
         </w:rPr>
         <w:t xml:space="preserve">– נְבִיעוּ דְּאוֹרַיְיתָא – בַּלֵּב, </w:t>
       </w:r>
       <w:r>
         <w:rPr>
           <w:rFonts w:ascii="Times New Roman" w:hAnsi="Times New Roman" w:eastAsia="Times New Roman" w:cs="Times New Roman"/>
-          <w:b/>
+          <w:b w:val="1"/>
           <w:sz w:val="19"/>
           <w:rtl w:val="0"/>
+          <w:szCs w:val="19"/>
+          <w:bCs w:val="1"/>
+          <w:lang w:val="en-US"/>
         </w:rPr>
         <w:t xml:space="preserve">—the wellspring of Torah—be ingrained in the heart, </w:t>
       </w:r>
@@ -5699,15 +7079,21 @@
           <w:b w:val="0"/>
           <w:sz w:val="19"/>
           <w:rtl w:val="1"/>
+          <w:szCs w:val="19"/>
+          <w:bCs w:val="0"/>
+          <w:lang w:val="he-IL" w:bidi="he-IL"/>
         </w:rPr>
         <w:t xml:space="preserve">וּכְמוֹ שֶׁאָמַרְנוּ. </w:t>
       </w:r>
       <w:r>
         <w:rPr>
           <w:rFonts w:ascii="Times New Roman" w:hAnsi="Times New Roman" w:eastAsia="Times New Roman" w:cs="Times New Roman"/>
-          <w:b/>
+          <w:b w:val="1"/>
           <w:sz w:val="19"/>
           <w:rtl w:val="0"/>
+          <w:szCs w:val="19"/>
+          <w:bCs w:val="1"/>
+          <w:lang w:val="en-US"/>
         </w:rPr>
         <w:t xml:space="preserve">as we explained. </w:t>
       </w:r>
@@ -5720,15 +7106,21 @@
           <w:b w:val="0"/>
           <w:sz w:val="19"/>
           <w:rtl w:val="1"/>
+          <w:szCs w:val="19"/>
+          <w:bCs w:val="0"/>
+          <w:lang w:val="he-IL" w:bidi="he-IL"/>
         </w:rPr>
         <w:t xml:space="preserve">וְאִיתָא (מִדְרָשׁ רַבָּה בְּרָכָה יא, ו): </w:t>
       </w:r>
       <w:r>
         <w:rPr>
           <w:rFonts w:ascii="Times New Roman" w:hAnsi="Times New Roman" w:eastAsia="Times New Roman" w:cs="Times New Roman"/>
-          <w:b/>
+          <w:b w:val="1"/>
           <w:sz w:val="19"/>
           <w:rtl w:val="0"/>
+          <w:szCs w:val="19"/>
+          <w:bCs w:val="1"/>
+          <w:lang w:val="en-US"/>
         </w:rPr>
         <w:t xml:space="preserve">And it is brought (Midrash Rabbah, Berakhah 11:6): </w:t>
       </w:r>
@@ -5756,17 +7148,23 @@
           <w:b w:val="0"/>
           <w:sz w:val="19"/>
           <w:rtl w:val="1"/>
+          <w:szCs w:val="19"/>
+          <w:bCs w:val="0"/>
+          <w:lang w:val="he-IL" w:bidi="he-IL"/>
         </w:rPr>
         <w:t xml:space="preserve">"חַיֵּיכֶם, כָּל הַחָכְמָה וְכָל הַתּוֹרָה דָּבָר אֶחָד קַל הוּא: </w:t>
       </w:r>
       <w:r>
         <w:rPr>
           <w:rFonts w:ascii="Times New Roman" w:hAnsi="Times New Roman" w:eastAsia="Times New Roman" w:cs="Times New Roman"/>
-          <w:b/>
+          <w:b w:val="1"/>
           <w:sz w:val="19"/>
           <w:rtl w:val="0"/>
-        </w:rPr>
-        <w:t xml:space="preserve">"'By your lives, all wisdom and the entire Torah is one simple matter: </w:t>
+          <w:szCs w:val="19"/>
+          <w:bCs w:val="1"/>
+          <w:lang w:val="en-US"/>
+        </w:rPr>
+        <w:t xml:space="preserve">'By your lives, all wisdom and the entire Torah is one simple matter: </w:t>
       </w:r>
       <w:r>
         <w:t xml:space="preserve">  </w:t>
@@ -5777,15 +7175,21 @@
           <w:b w:val="0"/>
           <w:sz w:val="19"/>
           <w:rtl w:val="1"/>
+          <w:szCs w:val="19"/>
+          <w:bCs w:val="0"/>
+          <w:lang w:val="he-IL" w:bidi="he-IL"/>
         </w:rPr>
         <w:t xml:space="preserve">כָּל מִי שֶׁמִּתְיָירֵא אוֹתִי וְעוֹשֶׂה דִּבְרֵי תוֹרָה, </w:t>
       </w:r>
       <w:r>
         <w:rPr>
           <w:rFonts w:ascii="Times New Roman" w:hAnsi="Times New Roman" w:eastAsia="Times New Roman" w:cs="Times New Roman"/>
-          <w:b/>
+          <w:b w:val="1"/>
           <w:sz w:val="19"/>
           <w:rtl w:val="0"/>
+          <w:szCs w:val="19"/>
+          <w:bCs w:val="1"/>
+          <w:lang w:val="en-US"/>
         </w:rPr>
         <w:t xml:space="preserve">whoever fears Me and performs the words of Torah, </w:t>
       </w:r>
@@ -5798,15 +7202,21 @@
           <w:b w:val="0"/>
           <w:sz w:val="19"/>
           <w:rtl w:val="1"/>
+          <w:szCs w:val="19"/>
+          <w:bCs w:val="0"/>
+          <w:lang w:val="he-IL" w:bidi="he-IL"/>
         </w:rPr>
         <w:t xml:space="preserve">כָּל הַחָכְמָה וְכָל הַתּוֹרָה בְּלִבּוֹ. </w:t>
       </w:r>
       <w:r>
         <w:rPr>
           <w:rFonts w:ascii="Times New Roman" w:hAnsi="Times New Roman" w:eastAsia="Times New Roman" w:cs="Times New Roman"/>
-          <w:b/>
+          <w:b w:val="1"/>
           <w:sz w:val="19"/>
           <w:rtl w:val="0"/>
+          <w:szCs w:val="19"/>
+          <w:bCs w:val="1"/>
+          <w:lang w:val="en-US"/>
         </w:rPr>
         <w:t xml:space="preserve">all wisdom and the entire Torah is in his heart.' </w:t>
       </w:r>
@@ -5819,15 +7229,21 @@
           <w:b w:val="0"/>
           <w:sz w:val="19"/>
           <w:rtl w:val="1"/>
-        </w:rPr>
-        <w:t xml:space="preserve">מִנַּיִן? שֶׁנֶּאֱמַר: 'רֵאשִׁית חָכְמָה יִרְאַת ה', שֵׂכֶל טוֹב לְכָל עֹשֵׂיהֶם', </w:t>
-      </w:r>
-      <w:r>
-        <w:rPr>
-          <w:rFonts w:ascii="Times New Roman" w:hAnsi="Times New Roman" w:eastAsia="Times New Roman" w:cs="Times New Roman"/>
-          <w:b/>
+          <w:szCs w:val="19"/>
+          <w:bCs w:val="0"/>
+          <w:lang w:val="he-IL" w:bidi="he-IL"/>
+        </w:rPr>
+        <w:t xml:space="preserve">מִנַּיִן? שֶׁנֶּאֱמַר: 'רֵאשִׁית חָכְמָה יִרְאַת הַשֵּׁם, שֵׂכֶל טוֹב לְכָל עֹשֵׂיהֶם', </w:t>
+      </w:r>
+      <w:r>
+        <w:rPr>
+          <w:rFonts w:ascii="Times New Roman" w:hAnsi="Times New Roman" w:eastAsia="Times New Roman" w:cs="Times New Roman"/>
+          <w:b w:val="1"/>
           <w:sz w:val="19"/>
           <w:rtl w:val="0"/>
+          <w:szCs w:val="19"/>
+          <w:bCs w:val="1"/>
+          <w:lang w:val="en-US"/>
         </w:rPr>
         <w:t xml:space="preserve">Whence? For it is said: 'The beginning of wisdom is the fear of Hashem, good understanding to all who do them'; </w:t>
       </w:r>
@@ -5855,15 +7271,21 @@
           <w:b w:val="0"/>
           <w:sz w:val="19"/>
           <w:rtl w:val="1"/>
-        </w:rPr>
-        <w:t xml:space="preserve">'יִרְאַת ה' טְהוֹרָה עוֹמֶדֶת לָעַד', </w:t>
-      </w:r>
-      <w:r>
-        <w:rPr>
-          <w:rFonts w:ascii="Times New Roman" w:hAnsi="Times New Roman" w:eastAsia="Times New Roman" w:cs="Times New Roman"/>
-          <w:b/>
+          <w:szCs w:val="19"/>
+          <w:bCs w:val="0"/>
+          <w:lang w:val="he-IL" w:bidi="he-IL"/>
+        </w:rPr>
+        <w:t xml:space="preserve">'יִרְאַת הַשֵּׁם טְהוֹרָה עוֹמֶדֶת לָעַד', </w:t>
+      </w:r>
+      <w:r>
+        <w:rPr>
+          <w:rFonts w:ascii="Times New Roman" w:hAnsi="Times New Roman" w:eastAsia="Times New Roman" w:cs="Times New Roman"/>
+          <w:b w:val="1"/>
           <w:sz w:val="19"/>
           <w:rtl w:val="0"/>
+          <w:szCs w:val="19"/>
+          <w:bCs w:val="1"/>
+          <w:lang w:val="en-US"/>
         </w:rPr>
         <w:t xml:space="preserve">'The fear of Hashem is pure, enduring forever'; </w:t>
       </w:r>
@@ -5876,15 +7298,21 @@
           <w:b w:val="0"/>
           <w:sz w:val="19"/>
           <w:rtl w:val="1"/>
+          <w:szCs w:val="19"/>
+          <w:bCs w:val="0"/>
+          <w:lang w:val="he-IL" w:bidi="he-IL"/>
         </w:rPr>
         <w:t xml:space="preserve">'הֵן יִרְאַת אֲדֹנָי הִיא חָכְמָה'". </w:t>
       </w:r>
       <w:r>
         <w:rPr>
           <w:rFonts w:ascii="Times New Roman" w:hAnsi="Times New Roman" w:eastAsia="Times New Roman" w:cs="Times New Roman"/>
-          <w:b/>
+          <w:b w:val="1"/>
           <w:sz w:val="19"/>
           <w:rtl w:val="0"/>
+          <w:szCs w:val="19"/>
+          <w:bCs w:val="1"/>
+          <w:lang w:val="en-US"/>
         </w:rPr>
         <w:t xml:space="preserve">'Behold, the fear of the Lord, that is wisdom.' </w:t>
       </w:r>
@@ -5897,15 +7325,21 @@
           <w:b w:val="0"/>
           <w:sz w:val="19"/>
           <w:rtl w:val="1"/>
+          <w:szCs w:val="19"/>
+          <w:bCs w:val="0"/>
+          <w:lang w:val="he-IL" w:bidi="he-IL"/>
         </w:rPr>
         <w:t xml:space="preserve">מֵבִיא שְׁלֹשָׁה פְּסוּקִים אֵלּוּ, </w:t>
       </w:r>
       <w:r>
         <w:rPr>
           <w:rFonts w:ascii="Times New Roman" w:hAnsi="Times New Roman" w:eastAsia="Times New Roman" w:cs="Times New Roman"/>
-          <w:b/>
+          <w:b w:val="1"/>
           <w:sz w:val="19"/>
           <w:rtl w:val="0"/>
+          <w:szCs w:val="19"/>
+          <w:bCs w:val="1"/>
+          <w:lang w:val="en-US"/>
         </w:rPr>
         <w:t xml:space="preserve">He cites these three verses, </w:t>
       </w:r>
@@ -5918,15 +7352,21 @@
           <w:b w:val="0"/>
           <w:sz w:val="19"/>
           <w:rtl w:val="1"/>
+          <w:szCs w:val="19"/>
+          <w:bCs w:val="0"/>
+          <w:lang w:val="he-IL" w:bidi="he-IL"/>
         </w:rPr>
         <w:t xml:space="preserve">דְּעִיקַּר הַחָכְמָה הִיא הַיִּרְאָה </w:t>
       </w:r>
       <w:r>
         <w:rPr>
           <w:rFonts w:ascii="Times New Roman" w:hAnsi="Times New Roman" w:eastAsia="Times New Roman" w:cs="Times New Roman"/>
-          <w:b/>
+          <w:b w:val="1"/>
           <w:sz w:val="19"/>
           <w:rtl w:val="0"/>
+          <w:szCs w:val="19"/>
+          <w:bCs w:val="1"/>
+          <w:lang w:val="en-US"/>
         </w:rPr>
         <w:t xml:space="preserve">to prove that the essence of wisdom is fear of God, </w:t>
       </w:r>
@@ -5939,15 +7379,21 @@
           <w:b w:val="0"/>
           <w:sz w:val="19"/>
           <w:rtl w:val="1"/>
+          <w:szCs w:val="19"/>
+          <w:bCs w:val="0"/>
+          <w:lang w:val="he-IL" w:bidi="he-IL"/>
         </w:rPr>
         <w:t xml:space="preserve">וְלַעֲשׂוֹת הַדִּבְרֵי תוֹרָה, </w:t>
       </w:r>
       <w:r>
         <w:rPr>
           <w:rFonts w:ascii="Times New Roman" w:hAnsi="Times New Roman" w:eastAsia="Times New Roman" w:cs="Times New Roman"/>
-          <w:b/>
+          <w:b w:val="1"/>
           <w:sz w:val="19"/>
           <w:rtl w:val="0"/>
+          <w:szCs w:val="19"/>
+          <w:bCs w:val="1"/>
+          <w:lang w:val="en-US"/>
         </w:rPr>
         <w:t xml:space="preserve">and to fulfill the words of Torah, </w:t>
       </w:r>
@@ -5960,15 +7406,21 @@
           <w:b w:val="0"/>
           <w:sz w:val="19"/>
           <w:rtl w:val="1"/>
+          <w:szCs w:val="19"/>
+          <w:bCs w:val="0"/>
+          <w:lang w:val="he-IL" w:bidi="he-IL"/>
         </w:rPr>
         <w:t xml:space="preserve">כְּמוֹ שֶׁנֶּאֱמַר בַּגְּמָרָא (בְּרָכוֹת יז.): </w:t>
       </w:r>
       <w:r>
         <w:rPr>
           <w:rFonts w:ascii="Times New Roman" w:hAnsi="Times New Roman" w:eastAsia="Times New Roman" w:cs="Times New Roman"/>
-          <w:b/>
+          <w:b w:val="1"/>
           <w:sz w:val="19"/>
           <w:rtl w:val="0"/>
+          <w:szCs w:val="19"/>
+          <w:bCs w:val="1"/>
+          <w:lang w:val="en-US"/>
         </w:rPr>
         <w:t xml:space="preserve">as stated in the Gemara (Berakhot 17a): </w:t>
       </w:r>
@@ -6001,17 +7453,23 @@
           <w:b w:val="0"/>
           <w:sz w:val="19"/>
           <w:rtl w:val="1"/>
+          <w:szCs w:val="19"/>
+          <w:bCs w:val="0"/>
+          <w:lang w:val="he-IL" w:bidi="he-IL"/>
         </w:rPr>
         <w:t xml:space="preserve">"'לְלוֹמְדֵיהֶם' לֹא נֶאֱמַר, אֶלָּא 'לְעֹשֵׂיהֶם' – </w:t>
       </w:r>
       <w:r>
         <w:rPr>
           <w:rFonts w:ascii="Times New Roman" w:hAnsi="Times New Roman" w:eastAsia="Times New Roman" w:cs="Times New Roman"/>
-          <w:b/>
+          <w:b w:val="1"/>
           <w:sz w:val="19"/>
           <w:rtl w:val="0"/>
-        </w:rPr>
-        <w:t xml:space="preserve">"'To those who study them' is not said, but 'to those who do them'— </w:t>
+          <w:szCs w:val="19"/>
+          <w:bCs w:val="1"/>
+          <w:lang w:val="en-US"/>
+        </w:rPr>
+        <w:t xml:space="preserve">'To those who study them' is not said, but 'to those who do them'— </w:t>
       </w:r>
       <w:r>
         <w:t xml:space="preserve">  </w:t>
@@ -6022,17 +7480,23 @@
           <w:b w:val="0"/>
           <w:sz w:val="19"/>
           <w:rtl w:val="1"/>
+          <w:szCs w:val="19"/>
+          <w:bCs w:val="0"/>
+          <w:lang w:val="he-IL" w:bidi="he-IL"/>
         </w:rPr>
         <w:t xml:space="preserve">לָעוֹשִׂים לִשְׁמָהּ, </w:t>
       </w:r>
       <w:r>
         <w:rPr>
           <w:rFonts w:ascii="Times New Roman" w:hAnsi="Times New Roman" w:eastAsia="Times New Roman" w:cs="Times New Roman"/>
-          <w:b/>
+          <w:b w:val="1"/>
           <w:sz w:val="19"/>
           <w:rtl w:val="0"/>
-        </w:rPr>
-        <w:t xml:space="preserve">to those who perform them for their own sake, </w:t>
+          <w:szCs w:val="19"/>
+          <w:bCs w:val="1"/>
+          <w:lang w:val="en-US"/>
+        </w:rPr>
+        <w:t xml:space="preserve">to those who act for the sake of Torah itself (lishmah), </w:t>
       </w:r>
       <w:r>
         <w:t xml:space="preserve">  </w:t>
@@ -6043,17 +7507,23 @@
           <w:b w:val="0"/>
           <w:sz w:val="19"/>
           <w:rtl w:val="1"/>
+          <w:szCs w:val="19"/>
+          <w:bCs w:val="0"/>
+          <w:lang w:val="he-IL" w:bidi="he-IL"/>
         </w:rPr>
         <w:t xml:space="preserve">שֶׁנֶּאֱמַר: 'שֵׂכֶל טוֹב לְכָל עֹשֵׂיהֶם'". </w:t>
       </w:r>
       <w:r>
         <w:rPr>
           <w:rFonts w:ascii="Times New Roman" w:hAnsi="Times New Roman" w:eastAsia="Times New Roman" w:cs="Times New Roman"/>
-          <w:b/>
+          <w:b w:val="1"/>
           <w:sz w:val="19"/>
           <w:rtl w:val="0"/>
-        </w:rPr>
-        <w:t xml:space="preserve">as it is said: 'A good understanding have all those who do them.'" </w:t>
+          <w:szCs w:val="19"/>
+          <w:bCs w:val="1"/>
+          <w:lang w:val="en-US"/>
+        </w:rPr>
+        <w:t xml:space="preserve">as it is said: 'A good understanding have all those who do them.' </w:t>
       </w:r>
       <w:r>
         <w:t xml:space="preserve">  </w:t>
@@ -6064,15 +7534,21 @@
           <w:b w:val="0"/>
           <w:sz w:val="19"/>
           <w:rtl w:val="1"/>
-        </w:rPr>
-        <w:t xml:space="preserve">וְהֵבִיא מַה שֶּׁנֶּאֱמַר "יִרְאַת ה' טְהוֹרָה עוֹמֶדֶת לָעַד", </w:t>
-      </w:r>
-      <w:r>
-        <w:rPr>
-          <w:rFonts w:ascii="Times New Roman" w:hAnsi="Times New Roman" w:eastAsia="Times New Roman" w:cs="Times New Roman"/>
-          <w:b/>
+          <w:szCs w:val="19"/>
+          <w:bCs w:val="0"/>
+          <w:lang w:val="he-IL" w:bidi="he-IL"/>
+        </w:rPr>
+        <w:t xml:space="preserve">וְהֵבִיא מַה שֶּׁנֶּאֱמַר "יִרְאַת הַשֵּׁם טְהוֹרָה עוֹמֶדֶת לָעַד", </w:t>
+      </w:r>
+      <w:r>
+        <w:rPr>
+          <w:rFonts w:ascii="Times New Roman" w:hAnsi="Times New Roman" w:eastAsia="Times New Roman" w:cs="Times New Roman"/>
+          <w:b w:val="1"/>
           <w:sz w:val="19"/>
           <w:rtl w:val="0"/>
+          <w:szCs w:val="19"/>
+          <w:bCs w:val="1"/>
+          <w:lang w:val="en-US"/>
         </w:rPr>
         <w:t xml:space="preserve">And he cites 'The fear of Hashem is pure, enduring forever', </w:t>
       </w:r>
@@ -6100,15 +7576,21 @@
           <w:b w:val="0"/>
           <w:sz w:val="19"/>
           <w:rtl w:val="1"/>
+          <w:szCs w:val="19"/>
+          <w:bCs w:val="0"/>
+          <w:lang w:val="he-IL" w:bidi="he-IL"/>
         </w:rPr>
         <w:t xml:space="preserve">שֶׁעַל יְדֵי הַיִּרְאָה יוּקְבְּעוּ הַדִּבְרֵי תוֹרָה לְעוֹלְמֵי עַד, </w:t>
       </w:r>
       <w:r>
         <w:rPr>
           <w:rFonts w:ascii="Times New Roman" w:hAnsi="Times New Roman" w:eastAsia="Times New Roman" w:cs="Times New Roman"/>
-          <w:b/>
+          <w:b w:val="1"/>
           <w:sz w:val="19"/>
           <w:rtl w:val="0"/>
+          <w:szCs w:val="19"/>
+          <w:bCs w:val="1"/>
+          <w:lang w:val="en-US"/>
         </w:rPr>
         <w:t xml:space="preserve">for through awe the words of Torah become fixed for all eternity, </w:t>
       </w:r>
@@ -6121,15 +7603,21 @@
           <w:b w:val="0"/>
           <w:sz w:val="19"/>
           <w:rtl w:val="1"/>
+          <w:szCs w:val="19"/>
+          <w:bCs w:val="0"/>
+          <w:lang w:val="he-IL" w:bidi="he-IL"/>
         </w:rPr>
         <w:t xml:space="preserve">כֵּיוָן שֶׁהַיִּרְאָה עוֹמֶדֶת לָעַד </w:t>
       </w:r>
       <w:r>
         <w:rPr>
           <w:rFonts w:ascii="Times New Roman" w:hAnsi="Times New Roman" w:eastAsia="Times New Roman" w:cs="Times New Roman"/>
-          <w:b/>
+          <w:b w:val="1"/>
           <w:sz w:val="19"/>
           <w:rtl w:val="0"/>
+          <w:szCs w:val="19"/>
+          <w:bCs w:val="1"/>
+          <w:lang w:val="en-US"/>
         </w:rPr>
         <w:t xml:space="preserve">since fear of God endures forever, </w:t>
       </w:r>
@@ -6142,15 +7630,21 @@
           <w:b w:val="0"/>
           <w:sz w:val="19"/>
           <w:rtl w:val="1"/>
-        </w:rPr>
-        <w:t xml:space="preserve">וְיִרְאַת ה' הוּא חָכְמָה. </w:t>
-      </w:r>
-      <w:r>
-        <w:rPr>
-          <w:rFonts w:ascii="Times New Roman" w:hAnsi="Times New Roman" w:eastAsia="Times New Roman" w:cs="Times New Roman"/>
-          <w:b/>
+          <w:szCs w:val="19"/>
+          <w:bCs w:val="0"/>
+          <w:lang w:val="he-IL" w:bidi="he-IL"/>
+        </w:rPr>
+        <w:t xml:space="preserve">וְיִרְאַת הַשֵּׁם הוּא חָכְמָה. </w:t>
+      </w:r>
+      <w:r>
+        <w:rPr>
+          <w:rFonts w:ascii="Times New Roman" w:hAnsi="Times New Roman" w:eastAsia="Times New Roman" w:cs="Times New Roman"/>
+          <w:b w:val="1"/>
           <w:sz w:val="19"/>
           <w:rtl w:val="0"/>
+          <w:szCs w:val="19"/>
+          <w:bCs w:val="1"/>
+          <w:lang w:val="en-US"/>
         </w:rPr>
         <w:t xml:space="preserve">and the fear of Hashem is wisdom. </w:t>
       </w:r>
@@ -6192,15 +7686,21 @@
           <w:b w:val="0"/>
           <w:sz w:val="19"/>
           <w:rtl w:val="1"/>
+          <w:szCs w:val="19"/>
+          <w:bCs w:val="0"/>
+          <w:lang w:val="he-IL" w:bidi="he-IL"/>
         </w:rPr>
         <w:t xml:space="preserve">וּלְפִיכָךְ אָמַר: </w:t>
       </w:r>
       <w:r>
         <w:rPr>
           <w:rFonts w:ascii="Times New Roman" w:hAnsi="Times New Roman" w:eastAsia="Times New Roman" w:cs="Times New Roman"/>
-          <w:b/>
+          <w:b w:val="1"/>
           <w:sz w:val="19"/>
           <w:rtl w:val="0"/>
+          <w:szCs w:val="19"/>
+          <w:bCs w:val="1"/>
+          <w:lang w:val="en-US"/>
         </w:rPr>
         <w:t xml:space="preserve">Therefore it said: </w:t>
       </w:r>
@@ -6213,17 +7713,23 @@
           <w:b w:val="0"/>
           <w:sz w:val="19"/>
           <w:rtl w:val="1"/>
+          <w:szCs w:val="19"/>
+          <w:bCs w:val="0"/>
+          <w:lang w:val="he-IL" w:bidi="he-IL"/>
         </w:rPr>
         <w:t xml:space="preserve">"הִמְלִיךְ אוֹת נוּ״ן בְּרֵיחַ וְחֶשְׁוָן בַּשָּׁנָה". </w:t>
       </w:r>
       <w:r>
         <w:rPr>
           <w:rFonts w:ascii="Times New Roman" w:hAnsi="Times New Roman" w:eastAsia="Times New Roman" w:cs="Times New Roman"/>
-          <w:b/>
+          <w:b w:val="1"/>
           <w:sz w:val="19"/>
           <w:rtl w:val="0"/>
-        </w:rPr>
-        <w:t xml:space="preserve">'He crowned the letter Nun with smell, and Cheshvan in the year.' </w:t>
+          <w:szCs w:val="19"/>
+          <w:bCs w:val="1"/>
+          <w:lang w:val="en-US"/>
+        </w:rPr>
+        <w:t xml:space="preserve">‘He made the letter Nun rule over smell, and Cheshvan in the year.’ </w:t>
       </w:r>
       <w:r>
         <w:t xml:space="preserve">  </w:t>
@@ -6234,15 +7740,21 @@
           <w:b w:val="0"/>
           <w:sz w:val="19"/>
           <w:rtl w:val="1"/>
+          <w:szCs w:val="19"/>
+          <w:bCs w:val="0"/>
+          <w:lang w:val="he-IL" w:bidi="he-IL"/>
         </w:rPr>
         <w:t xml:space="preserve">וְחֹדֶשׁ זֶה הָיָה הַמַּבּוּל, </w:t>
       </w:r>
       <w:r>
         <w:rPr>
           <w:rFonts w:ascii="Times New Roman" w:hAnsi="Times New Roman" w:eastAsia="Times New Roman" w:cs="Times New Roman"/>
-          <w:b/>
+          <w:b w:val="1"/>
           <w:sz w:val="19"/>
           <w:rtl w:val="0"/>
+          <w:szCs w:val="19"/>
+          <w:bCs w:val="1"/>
+          <w:lang w:val="en-US"/>
         </w:rPr>
         <w:t xml:space="preserve">And in this month the Flood occurred, </w:t>
       </w:r>
@@ -6255,15 +7767,21 @@
           <w:b w:val="0"/>
           <w:sz w:val="19"/>
           <w:rtl w:val="1"/>
+          <w:szCs w:val="19"/>
+          <w:bCs w:val="0"/>
+          <w:lang w:val="he-IL" w:bidi="he-IL"/>
         </w:rPr>
         <w:t xml:space="preserve">וְאִיתָא בַּגְּמָרָא (נִדָּה יג:) </w:t>
       </w:r>
       <w:r>
         <w:rPr>
           <w:rFonts w:ascii="Times New Roman" w:hAnsi="Times New Roman" w:eastAsia="Times New Roman" w:cs="Times New Roman"/>
-          <w:b/>
+          <w:b w:val="1"/>
           <w:sz w:val="19"/>
           <w:rtl w:val="0"/>
+          <w:szCs w:val="19"/>
+          <w:bCs w:val="1"/>
+          <w:lang w:val="en-US"/>
         </w:rPr>
         <w:t xml:space="preserve">and it is taught in the Gemara (Niddah 13b) </w:t>
       </w:r>
@@ -6291,15 +7809,21 @@
           <w:b w:val="0"/>
           <w:sz w:val="19"/>
           <w:rtl w:val="1"/>
+          <w:szCs w:val="19"/>
+          <w:bCs w:val="0"/>
+          <w:lang w:val="he-IL" w:bidi="he-IL"/>
         </w:rPr>
         <w:t xml:space="preserve">עַל פְּגָם הַבְּרִית: </w:t>
       </w:r>
       <w:r>
         <w:rPr>
           <w:rFonts w:ascii="Times New Roman" w:hAnsi="Times New Roman" w:eastAsia="Times New Roman" w:cs="Times New Roman"/>
-          <w:b/>
+          <w:b w:val="1"/>
           <w:sz w:val="19"/>
           <w:rtl w:val="0"/>
+          <w:szCs w:val="19"/>
+          <w:bCs w:val="1"/>
+          <w:lang w:val="en-US"/>
         </w:rPr>
         <w:t xml:space="preserve">regarding the blemish of the Covenant: </w:t>
       </w:r>
@@ -6312,15 +7836,21 @@
           <w:b w:val="0"/>
           <w:sz w:val="19"/>
           <w:rtl w:val="1"/>
+          <w:szCs w:val="19"/>
+          <w:bCs w:val="0"/>
+          <w:lang w:val="he-IL" w:bidi="he-IL"/>
         </w:rPr>
         <w:t xml:space="preserve">"בְּנֵי מַבּוּל נִינְהוּ". </w:t>
       </w:r>
       <w:r>
         <w:rPr>
           <w:rFonts w:ascii="Times New Roman" w:hAnsi="Times New Roman" w:eastAsia="Times New Roman" w:cs="Times New Roman"/>
-          <w:b/>
+          <w:b w:val="1"/>
           <w:sz w:val="19"/>
           <w:rtl w:val="0"/>
+          <w:szCs w:val="19"/>
+          <w:bCs w:val="1"/>
+          <w:lang w:val="en-US"/>
         </w:rPr>
         <w:t xml:space="preserve">'they are offspring of the Flood.' </w:t>
       </w:r>
@@ -6333,15 +7863,21 @@
           <w:b w:val="0"/>
           <w:sz w:val="19"/>
           <w:rtl w:val="1"/>
+          <w:szCs w:val="19"/>
+          <w:bCs w:val="0"/>
+          <w:lang w:val="he-IL" w:bidi="he-IL"/>
         </w:rPr>
         <w:t xml:space="preserve">וְחֹדֶשׁ זֶה הַזְּמַן לְתַקֵּן פְּגַם הַמַּבּוּל, </w:t>
       </w:r>
       <w:r>
         <w:rPr>
           <w:rFonts w:ascii="Times New Roman" w:hAnsi="Times New Roman" w:eastAsia="Times New Roman" w:cs="Times New Roman"/>
-          <w:b/>
+          <w:b w:val="1"/>
           <w:sz w:val="19"/>
           <w:rtl w:val="0"/>
+          <w:szCs w:val="19"/>
+          <w:bCs w:val="1"/>
+          <w:lang w:val="en-US"/>
         </w:rPr>
         <w:t xml:space="preserve">And this month is the season to rectify the blemish of the Flood; </w:t>
       </w:r>
@@ -6354,15 +7890,21 @@
           <w:b w:val="0"/>
           <w:sz w:val="19"/>
           <w:rtl w:val="1"/>
+          <w:szCs w:val="19"/>
+          <w:bCs w:val="0"/>
+          <w:lang w:val="he-IL" w:bidi="he-IL"/>
         </w:rPr>
         <w:t xml:space="preserve">וְזֶה הַפְּגָם גּוֹרֵם הָעַבְדוּת, </w:t>
       </w:r>
       <w:r>
         <w:rPr>
           <w:rFonts w:ascii="Times New Roman" w:hAnsi="Times New Roman" w:eastAsia="Times New Roman" w:cs="Times New Roman"/>
-          <w:b/>
+          <w:b w:val="1"/>
           <w:sz w:val="19"/>
           <w:rtl w:val="0"/>
+          <w:szCs w:val="19"/>
+          <w:bCs w:val="1"/>
+          <w:lang w:val="en-US"/>
         </w:rPr>
         <w:t xml:space="preserve">and this specific defect causes servitude, </w:t>
       </w:r>
@@ -6375,15 +7917,21 @@
           <w:b w:val="0"/>
           <w:sz w:val="19"/>
           <w:rtl w:val="1"/>
+          <w:szCs w:val="19"/>
+          <w:bCs w:val="0"/>
+          <w:lang w:val="he-IL" w:bidi="he-IL"/>
         </w:rPr>
         <w:t xml:space="preserve">וּכְמוֹ שֶׁנֶּאֱמַר (בְּרֵאשִׁית רַבָּה פָּרָשָׁה פד): </w:t>
       </w:r>
       <w:r>
         <w:rPr>
           <w:rFonts w:ascii="Times New Roman" w:hAnsi="Times New Roman" w:eastAsia="Times New Roman" w:cs="Times New Roman"/>
-          <w:b/>
+          <w:b w:val="1"/>
           <w:sz w:val="19"/>
           <w:rtl w:val="0"/>
+          <w:szCs w:val="19"/>
+          <w:bCs w:val="1"/>
+          <w:lang w:val="en-US"/>
         </w:rPr>
         <w:t xml:space="preserve">as stated (Bereishit Rabbah, Parashah 84): </w:t>
       </w:r>
@@ -6411,17 +7959,23 @@
           <w:b w:val="0"/>
           <w:sz w:val="19"/>
           <w:rtl w:val="1"/>
+          <w:szCs w:val="19"/>
+          <w:bCs w:val="0"/>
+          <w:lang w:val="he-IL" w:bidi="he-IL"/>
         </w:rPr>
         <w:t xml:space="preserve">"נֵלֵךְ וְנִתְפּוֹס דַּרְכּוֹ שֶׁל עוֹלָם; </w:t>
       </w:r>
       <w:r>
         <w:rPr>
           <w:rFonts w:ascii="Times New Roman" w:hAnsi="Times New Roman" w:eastAsia="Times New Roman" w:cs="Times New Roman"/>
-          <w:b/>
+          <w:b w:val="1"/>
           <w:sz w:val="19"/>
           <w:rtl w:val="0"/>
-        </w:rPr>
-        <w:t xml:space="preserve">"'Let us go and follow the way of the world; </w:t>
+          <w:szCs w:val="19"/>
+          <w:bCs w:val="1"/>
+          <w:lang w:val="en-US"/>
+        </w:rPr>
+        <w:t xml:space="preserve">'Let us go and follow the way of the world; </w:t>
       </w:r>
       <w:r>
         <w:t xml:space="preserve">  </w:t>
@@ -6432,15 +7986,21 @@
           <w:b w:val="0"/>
           <w:sz w:val="19"/>
           <w:rtl w:val="1"/>
+          <w:szCs w:val="19"/>
+          <w:bCs w:val="0"/>
+          <w:lang w:val="he-IL" w:bidi="he-IL"/>
         </w:rPr>
         <w:t xml:space="preserve">כְּנַעַן שֶׁחָטָא, לֹא לְעֶבֶד נִתְקַלֵּל וְכוּלֵי?". </w:t>
       </w:r>
       <w:r>
         <w:rPr>
           <w:rFonts w:ascii="Times New Roman" w:hAnsi="Times New Roman" w:eastAsia="Times New Roman" w:cs="Times New Roman"/>
-          <w:b/>
+          <w:b w:val="1"/>
           <w:sz w:val="19"/>
           <w:rtl w:val="0"/>
+          <w:szCs w:val="19"/>
+          <w:bCs w:val="1"/>
+          <w:lang w:val="en-US"/>
         </w:rPr>
         <w:t xml:space="preserve">Canaan who sinned, was he not cursed to be a slave, etc.?' </w:t>
       </w:r>
@@ -6453,15 +8013,21 @@
           <w:b w:val="0"/>
           <w:sz w:val="19"/>
           <w:rtl w:val="1"/>
+          <w:szCs w:val="19"/>
+          <w:bCs w:val="0"/>
+          <w:lang w:val="he-IL" w:bidi="he-IL"/>
         </w:rPr>
         <w:t xml:space="preserve">וּפְגַם כְּנַעַן הוּא שֶׁנּוֹלַד מֵחָם, </w:t>
       </w:r>
       <w:r>
         <w:rPr>
           <w:rFonts w:ascii="Times New Roman" w:hAnsi="Times New Roman" w:eastAsia="Times New Roman" w:cs="Times New Roman"/>
-          <w:b/>
+          <w:b w:val="1"/>
           <w:sz w:val="19"/>
           <w:rtl w:val="0"/>
+          <w:szCs w:val="19"/>
+          <w:bCs w:val="1"/>
+          <w:lang w:val="en-US"/>
         </w:rPr>
         <w:t xml:space="preserve">And the blemish of Canaan stems from his birth from Ham, </w:t>
       </w:r>
@@ -6479,15 +8045,21 @@
           <w:b w:val="0"/>
           <w:sz w:val="19"/>
           <w:rtl w:val="1"/>
+          <w:szCs w:val="19"/>
+          <w:bCs w:val="0"/>
+          <w:lang w:val="he-IL" w:bidi="he-IL"/>
         </w:rPr>
         <w:t xml:space="preserve">דְּאִיתָא בַּגְּמָרָא (סַנְהֶדְרִין ע.): </w:t>
       </w:r>
       <w:r>
         <w:rPr>
           <w:rFonts w:ascii="Times New Roman" w:hAnsi="Times New Roman" w:eastAsia="Times New Roman" w:cs="Times New Roman"/>
-          <w:b/>
+          <w:b w:val="1"/>
           <w:sz w:val="19"/>
           <w:rtl w:val="0"/>
+          <w:szCs w:val="19"/>
+          <w:bCs w:val="1"/>
+          <w:lang w:val="en-US"/>
         </w:rPr>
         <w:t xml:space="preserve">for it is taught in the Gemara (Sanhedrin 70a): </w:t>
       </w:r>
@@ -6515,15 +8087,21 @@
           <w:b w:val="0"/>
           <w:sz w:val="19"/>
           <w:rtl w:val="1"/>
+          <w:szCs w:val="19"/>
+          <w:bCs w:val="0"/>
+          <w:lang w:val="he-IL" w:bidi="he-IL"/>
         </w:rPr>
         <w:t xml:space="preserve">חַד אָמַר: רְבָעוֹ; </w:t>
       </w:r>
       <w:r>
         <w:rPr>
           <w:rFonts w:ascii="Times New Roman" w:hAnsi="Times New Roman" w:eastAsia="Times New Roman" w:cs="Times New Roman"/>
-          <w:b/>
+          <w:b w:val="1"/>
           <w:sz w:val="19"/>
           <w:rtl w:val="0"/>
+          <w:szCs w:val="19"/>
+          <w:bCs w:val="1"/>
+          <w:lang w:val="en-US"/>
         </w:rPr>
         <w:t xml:space="preserve">one authority says he sodomized him; </w:t>
       </w:r>
@@ -6536,15 +8114,21 @@
           <w:b w:val="0"/>
           <w:sz w:val="19"/>
           <w:rtl w:val="1"/>
+          <w:szCs w:val="19"/>
+          <w:bCs w:val="0"/>
+          <w:lang w:val="he-IL" w:bidi="he-IL"/>
         </w:rPr>
         <w:t xml:space="preserve">וְשִׁמֵּשׁ בַּתֵּיבָה (כְּמוֹ שֶׁכָּתוּב שָׁם קח:), </w:t>
       </w:r>
       <w:r>
         <w:rPr>
           <w:rFonts w:ascii="Times New Roman" w:hAnsi="Times New Roman" w:eastAsia="Times New Roman" w:cs="Times New Roman"/>
-          <w:b/>
+          <w:b w:val="1"/>
           <w:sz w:val="19"/>
           <w:rtl w:val="0"/>
+          <w:szCs w:val="19"/>
+          <w:bCs w:val="1"/>
+          <w:lang w:val="en-US"/>
         </w:rPr>
         <w:t xml:space="preserve">and he cohabited in the Ark (as written there, 108b), </w:t>
       </w:r>
@@ -6572,15 +8156,21 @@
           <w:b w:val="0"/>
           <w:sz w:val="19"/>
           <w:rtl w:val="1"/>
+          <w:szCs w:val="19"/>
+          <w:bCs w:val="0"/>
+          <w:lang w:val="he-IL" w:bidi="he-IL"/>
         </w:rPr>
         <w:t xml:space="preserve">וְזֶה הָיָה גַּם כֵּן פְּגַם הַבְּרִית </w:t>
       </w:r>
       <w:r>
         <w:rPr>
           <w:rFonts w:ascii="Times New Roman" w:hAnsi="Times New Roman" w:eastAsia="Times New Roman" w:cs="Times New Roman"/>
-          <w:b/>
+          <w:b w:val="1"/>
           <w:sz w:val="19"/>
           <w:rtl w:val="0"/>
+          <w:szCs w:val="19"/>
+          <w:bCs w:val="1"/>
+          <w:lang w:val="en-US"/>
         </w:rPr>
         <w:t xml:space="preserve">and this was also a breach of the Covenant </w:t>
       </w:r>
@@ -6593,15 +8183,21 @@
           <w:b w:val="0"/>
           <w:sz w:val="19"/>
           <w:rtl w:val="1"/>
+          <w:szCs w:val="19"/>
+          <w:bCs w:val="0"/>
+          <w:lang w:val="he-IL" w:bidi="he-IL"/>
         </w:rPr>
         <w:t xml:space="preserve">כֵּיוָן שֶׁנֶּאֱסַר לָהֶם. </w:t>
       </w:r>
       <w:r>
         <w:rPr>
           <w:rFonts w:ascii="Times New Roman" w:hAnsi="Times New Roman" w:eastAsia="Times New Roman" w:cs="Times New Roman"/>
-          <w:b/>
+          <w:b w:val="1"/>
           <w:sz w:val="19"/>
           <w:rtl w:val="0"/>
+          <w:szCs w:val="19"/>
+          <w:bCs w:val="1"/>
+          <w:lang w:val="en-US"/>
         </w:rPr>
         <w:t xml:space="preserve">since marital relations were forbidden to them. </w:t>
       </w:r>
@@ -6614,15 +8210,21 @@
           <w:b w:val="0"/>
           <w:sz w:val="19"/>
           <w:rtl w:val="1"/>
+          <w:szCs w:val="19"/>
+          <w:bCs w:val="0"/>
+          <w:lang w:val="he-IL" w:bidi="he-IL"/>
         </w:rPr>
         <w:t xml:space="preserve">וְיָצָא מִמֶּנּוּ כְּנַעַן וְנִתְקַלֵּל לְעֶבֶד, </w:t>
       </w:r>
       <w:r>
         <w:rPr>
           <w:rFonts w:ascii="Times New Roman" w:hAnsi="Times New Roman" w:eastAsia="Times New Roman" w:cs="Times New Roman"/>
-          <w:b/>
+          <w:b w:val="1"/>
           <w:sz w:val="19"/>
           <w:rtl w:val="0"/>
+          <w:szCs w:val="19"/>
+          <w:bCs w:val="1"/>
+          <w:lang w:val="en-US"/>
         </w:rPr>
         <w:t xml:space="preserve">And from him issued Canaan, cursed to be a slave, </w:t>
       </w:r>
@@ -6635,15 +8237,21 @@
           <w:b w:val="0"/>
           <w:sz w:val="19"/>
           <w:rtl w:val="1"/>
+          <w:szCs w:val="19"/>
+          <w:bCs w:val="0"/>
+          <w:lang w:val="he-IL" w:bidi="he-IL"/>
         </w:rPr>
         <w:t xml:space="preserve">שֶׁחֵטְא זֶה גּוֹרֵם הָעַבְדוּת. </w:t>
       </w:r>
       <w:r>
         <w:rPr>
           <w:rFonts w:ascii="Times New Roman" w:hAnsi="Times New Roman" w:eastAsia="Times New Roman" w:cs="Times New Roman"/>
-          <w:b/>
+          <w:b w:val="1"/>
           <w:sz w:val="19"/>
           <w:rtl w:val="0"/>
+          <w:szCs w:val="19"/>
+          <w:bCs w:val="1"/>
+          <w:lang w:val="en-US"/>
         </w:rPr>
         <w:t xml:space="preserve">for this sin precipitates enslavement. </w:t>
       </w:r>
@@ -6656,15 +8264,21 @@
           <w:b w:val="0"/>
           <w:sz w:val="19"/>
           <w:rtl w:val="1"/>
+          <w:szCs w:val="19"/>
+          <w:bCs w:val="0"/>
+          <w:lang w:val="he-IL" w:bidi="he-IL"/>
         </w:rPr>
         <w:t xml:space="preserve">וְהַשְּׁבָטִים חָשְׁדוּ אֶת יוֹסֵף שֶׁאֵינוֹ נָקִי מִפְּגָם זֶה, </w:t>
       </w:r>
       <w:r>
         <w:rPr>
           <w:rFonts w:ascii="Times New Roman" w:hAnsi="Times New Roman" w:eastAsia="Times New Roman" w:cs="Times New Roman"/>
-          <w:b/>
+          <w:b w:val="1"/>
           <w:sz w:val="19"/>
           <w:rtl w:val="0"/>
+          <w:szCs w:val="19"/>
+          <w:bCs w:val="1"/>
+          <w:lang w:val="en-US"/>
         </w:rPr>
         <w:t xml:space="preserve">And the tribes suspected Joseph of not being free of this flaw, </w:t>
       </w:r>
@@ -6677,15 +8291,21 @@
           <w:b w:val="0"/>
           <w:sz w:val="19"/>
           <w:rtl w:val="1"/>
+          <w:szCs w:val="19"/>
+          <w:bCs w:val="0"/>
+          <w:lang w:val="he-IL" w:bidi="he-IL"/>
         </w:rPr>
         <w:t xml:space="preserve">מִפְּנֵי שֶׁאָמַר עֲלֵיהֶם שֶׁהֵם נוֹשְׂאִים עֵינֵיהֶם בִּבְנוֹת הָאָרֶץ, </w:t>
       </w:r>
       <w:r>
         <w:rPr>
           <w:rFonts w:ascii="Times New Roman" w:hAnsi="Times New Roman" w:eastAsia="Times New Roman" w:cs="Times New Roman"/>
-          <w:b/>
+          <w:b w:val="1"/>
           <w:sz w:val="19"/>
           <w:rtl w:val="0"/>
+          <w:szCs w:val="19"/>
+          <w:bCs w:val="1"/>
+          <w:lang w:val="en-US"/>
         </w:rPr>
         <w:t xml:space="preserve">because he alleged that they cast eyes on the daughters of the land, </w:t>
       </w:r>
@@ -6698,15 +8318,21 @@
           <w:b w:val="0"/>
           <w:sz w:val="19"/>
           <w:rtl w:val="1"/>
+          <w:szCs w:val="19"/>
+          <w:bCs w:val="0"/>
+          <w:lang w:val="he-IL" w:bidi="he-IL"/>
         </w:rPr>
         <w:t xml:space="preserve">כְּמוֹ שֶׁכָּתוּב בִּבְרֵאשִׁית רַבָּה; </w:t>
       </w:r>
       <w:r>
         <w:rPr>
           <w:rFonts w:ascii="Times New Roman" w:hAnsi="Times New Roman" w:eastAsia="Times New Roman" w:cs="Times New Roman"/>
-          <w:b/>
+          <w:b w:val="1"/>
           <w:sz w:val="19"/>
           <w:rtl w:val="0"/>
+          <w:szCs w:val="19"/>
+          <w:bCs w:val="1"/>
+          <w:lang w:val="en-US"/>
         </w:rPr>
         <w:t xml:space="preserve">as written in Bereishit Rabbah; </w:t>
       </w:r>
@@ -6719,15 +8345,21 @@
           <w:b w:val="0"/>
           <w:sz w:val="19"/>
           <w:rtl w:val="1"/>
+          <w:szCs w:val="19"/>
+          <w:bCs w:val="0"/>
+          <w:lang w:val="he-IL" w:bidi="he-IL"/>
         </w:rPr>
         <w:t xml:space="preserve">וְהֵם יָדְעוּ בְּעַצְמָם שֶׁהֵם נְקִיִּים בָּזֶה, </w:t>
       </w:r>
       <w:r>
         <w:rPr>
           <w:rFonts w:ascii="Times New Roman" w:hAnsi="Times New Roman" w:eastAsia="Times New Roman" w:cs="Times New Roman"/>
-          <w:b/>
+          <w:b w:val="1"/>
           <w:sz w:val="19"/>
           <w:rtl w:val="0"/>
+          <w:szCs w:val="19"/>
+          <w:bCs w:val="1"/>
+          <w:lang w:val="en-US"/>
         </w:rPr>
         <w:t xml:space="preserve">and they knew within themselves that they were pure in this, </w:t>
       </w:r>
@@ -6740,15 +8372,21 @@
           <w:b w:val="0"/>
           <w:sz w:val="19"/>
           <w:rtl w:val="1"/>
+          <w:szCs w:val="19"/>
+          <w:bCs w:val="0"/>
+          <w:lang w:val="he-IL" w:bidi="he-IL"/>
         </w:rPr>
         <w:t xml:space="preserve">וְסָבְרוּ שֶׁהוּא פָּגוּם בָּזֶה, </w:t>
       </w:r>
       <w:r>
         <w:rPr>
           <w:rFonts w:ascii="Times New Roman" w:hAnsi="Times New Roman" w:eastAsia="Times New Roman" w:cs="Times New Roman"/>
-          <w:b/>
+          <w:b w:val="1"/>
           <w:sz w:val="19"/>
           <w:rtl w:val="0"/>
+          <w:szCs w:val="19"/>
+          <w:bCs w:val="1"/>
+          <w:lang w:val="en-US"/>
         </w:rPr>
         <w:t xml:space="preserve">and presumed that he was compromised therein, </w:t>
       </w:r>
@@ -6766,15 +8404,21 @@
           <w:b w:val="0"/>
           <w:sz w:val="19"/>
           <w:rtl w:val="1"/>
+          <w:szCs w:val="19"/>
+          <w:bCs w:val="0"/>
+          <w:lang w:val="he-IL" w:bidi="he-IL"/>
         </w:rPr>
         <w:t xml:space="preserve">דְּ"כָּל הַפּוֹסֵל – בְּמוּמוֹ פּוֹסֵל", </w:t>
       </w:r>
       <w:r>
         <w:rPr>
           <w:rFonts w:ascii="Times New Roman" w:hAnsi="Times New Roman" w:eastAsia="Times New Roman" w:cs="Times New Roman"/>
-          <w:b/>
+          <w:b w:val="1"/>
           <w:sz w:val="19"/>
           <w:rtl w:val="0"/>
+          <w:szCs w:val="19"/>
+          <w:bCs w:val="1"/>
+          <w:lang w:val="en-US"/>
         </w:rPr>
         <w:t xml:space="preserve">for 'whoever invalidates others—disqualifies through his own blemish', </w:t>
       </w:r>
@@ -6787,15 +8431,21 @@
           <w:b w:val="0"/>
           <w:sz w:val="19"/>
           <w:rtl w:val="1"/>
+          <w:szCs w:val="19"/>
+          <w:bCs w:val="0"/>
+          <w:lang w:val="he-IL" w:bidi="he-IL"/>
         </w:rPr>
         <w:t xml:space="preserve">וּמִשּׁוּם הָכִי מְכָרוּהוּ לְעֶבֶד. </w:t>
       </w:r>
       <w:r>
         <w:rPr>
           <w:rFonts w:ascii="Times New Roman" w:hAnsi="Times New Roman" w:eastAsia="Times New Roman" w:cs="Times New Roman"/>
-          <w:b/>
+          <w:b w:val="1"/>
           <w:sz w:val="19"/>
           <w:rtl w:val="0"/>
+          <w:szCs w:val="19"/>
+          <w:bCs w:val="1"/>
+          <w:lang w:val="en-US"/>
         </w:rPr>
         <w:t xml:space="preserve">and for this reason they sold him as a slave. </w:t>
       </w:r>
@@ -6808,15 +8458,21 @@
           <w:b w:val="0"/>
           <w:sz w:val="19"/>
           <w:rtl w:val="1"/>
+          <w:szCs w:val="19"/>
+          <w:bCs w:val="0"/>
+          <w:lang w:val="he-IL" w:bidi="he-IL"/>
         </w:rPr>
         <w:t xml:space="preserve">וּמִי שֶׁיְּתַקֵּן פְּגָם זֶה בַּחֹדֶשׁ הַזֶּה הַמְּסֻגָּל לָזֶה </w:t>
       </w:r>
       <w:r>
         <w:rPr>
           <w:rFonts w:ascii="Times New Roman" w:hAnsi="Times New Roman" w:eastAsia="Times New Roman" w:cs="Times New Roman"/>
-          <w:b/>
+          <w:b w:val="1"/>
           <w:sz w:val="19"/>
           <w:rtl w:val="0"/>
+          <w:szCs w:val="19"/>
+          <w:bCs w:val="1"/>
+          <w:lang w:val="en-US"/>
         </w:rPr>
         <w:t xml:space="preserve">And whoever rectifies this blemish during this month propitious for it </w:t>
       </w:r>
@@ -6829,15 +8485,21 @@
           <w:b w:val="0"/>
           <w:sz w:val="19"/>
           <w:rtl w:val="1"/>
+          <w:szCs w:val="19"/>
+          <w:bCs w:val="0"/>
+          <w:lang w:val="he-IL" w:bidi="he-IL"/>
         </w:rPr>
         <w:t xml:space="preserve">יִנָּצֵל מֵעַבְדוּת. </w:t>
       </w:r>
       <w:r>
         <w:rPr>
           <w:rFonts w:ascii="Times New Roman" w:hAnsi="Times New Roman" w:eastAsia="Times New Roman" w:cs="Times New Roman"/>
-          <w:b/>
+          <w:b w:val="1"/>
           <w:sz w:val="19"/>
           <w:rtl w:val="0"/>
+          <w:szCs w:val="19"/>
+          <w:bCs w:val="1"/>
+          <w:lang w:val="en-US"/>
         </w:rPr>
         <w:t xml:space="preserve">will be spared from servitude. </w:t>
       </w:r>
@@ -6850,15 +8512,21 @@
           <w:b w:val="0"/>
           <w:sz w:val="19"/>
           <w:rtl w:val="1"/>
+          <w:szCs w:val="19"/>
+          <w:bCs w:val="0"/>
+          <w:lang w:val="he-IL" w:bidi="he-IL"/>
         </w:rPr>
         <w:t xml:space="preserve">וְעִיקַּר הַתִּיקּוּן עַל יְדֵי מִדַּת הַיִּרְאָה וְהַפַּחַד, </w:t>
       </w:r>
       <w:r>
         <w:rPr>
           <w:rFonts w:ascii="Times New Roman" w:hAnsi="Times New Roman" w:eastAsia="Times New Roman" w:cs="Times New Roman"/>
-          <w:b/>
+          <w:b w:val="1"/>
           <w:sz w:val="19"/>
           <w:rtl w:val="0"/>
+          <w:szCs w:val="19"/>
+          <w:bCs w:val="1"/>
+          <w:lang w:val="en-US"/>
         </w:rPr>
         <w:t xml:space="preserve">And the primary rectification is attained through the attribute of awe and reverence, </w:t>
       </w:r>
@@ -6871,15 +8539,21 @@
           <w:b w:val="0"/>
           <w:sz w:val="19"/>
           <w:rtl w:val="1"/>
+          <w:szCs w:val="19"/>
+          <w:bCs w:val="0"/>
+          <w:lang w:val="he-IL" w:bidi="he-IL"/>
         </w:rPr>
         <w:t xml:space="preserve">שֶׁהוּא עֵסֶק וְעִנְיַן חֹדֶשׁ זֶה, כָּאָמוּר: </w:t>
       </w:r>
       <w:r>
         <w:rPr>
           <w:rFonts w:ascii="Times New Roman" w:hAnsi="Times New Roman" w:eastAsia="Times New Roman" w:cs="Times New Roman"/>
-          <w:b/>
+          <w:b w:val="1"/>
           <w:sz w:val="19"/>
           <w:rtl w:val="0"/>
+          <w:szCs w:val="19"/>
+          <w:bCs w:val="1"/>
+          <w:lang w:val="en-US"/>
         </w:rPr>
         <w:t xml:space="preserve">which constitutes the inner labor and theme of this month, as stated. </w:t>
       </w:r>
@@ -6921,17 +8595,23 @@
           <w:b w:val="0"/>
           <w:sz w:val="19"/>
           <w:rtl w:val="1"/>
+          <w:szCs w:val="19"/>
+          <w:bCs w:val="0"/>
+          <w:lang w:val="he-IL" w:bidi="he-IL"/>
         </w:rPr>
         <w:t xml:space="preserve">וְאָמַר "וְדַקִּין בַּנֶּפֶשׁ", </w:t>
       </w:r>
       <w:r>
         <w:rPr>
           <w:rFonts w:ascii="Times New Roman" w:hAnsi="Times New Roman" w:eastAsia="Times New Roman" w:cs="Times New Roman"/>
-          <w:b/>
+          <w:b w:val="1"/>
           <w:sz w:val="19"/>
           <w:rtl w:val="0"/>
-        </w:rPr>
-        <w:t xml:space="preserve">And it said 'and the small intestines in the soul', </w:t>
+          <w:szCs w:val="19"/>
+          <w:bCs w:val="1"/>
+          <w:lang w:val="en-US"/>
+        </w:rPr>
+        <w:t xml:space="preserve">And it said, ‘and the small intestines in the person,’ </w:t>
       </w:r>
       <w:r>
         <w:t xml:space="preserve">  </w:t>
@@ -6942,15 +8622,21 @@
           <w:b w:val="0"/>
           <w:sz w:val="19"/>
           <w:rtl w:val="1"/>
+          <w:szCs w:val="19"/>
+          <w:bCs w:val="0"/>
+          <w:lang w:val="he-IL" w:bidi="he-IL"/>
         </w:rPr>
         <w:t xml:space="preserve">הוּא עַל פִּי מַה שֶׁכָּתוּב בַּזֹּהַר הַקָּדוֹשׁ (חֵלֶק ב, קמח עַמּוּד ב): </w:t>
       </w:r>
       <w:r>
         <w:rPr>
           <w:rFonts w:ascii="Times New Roman" w:hAnsi="Times New Roman" w:eastAsia="Times New Roman" w:cs="Times New Roman"/>
-          <w:b/>
+          <w:b w:val="1"/>
           <w:sz w:val="19"/>
           <w:rtl w:val="0"/>
+          <w:szCs w:val="19"/>
+          <w:bCs w:val="1"/>
+          <w:lang w:val="en-US"/>
         </w:rPr>
         <w:t xml:space="preserve">which is based on what is written in the holy Zohar (Part II, 148b): </w:t>
       </w:r>
@@ -6978,15 +8664,21 @@
           <w:b w:val="0"/>
           <w:sz w:val="19"/>
           <w:rtl w:val="1"/>
+          <w:szCs w:val="19"/>
+          <w:bCs w:val="0"/>
+          <w:lang w:val="he-IL" w:bidi="he-IL"/>
         </w:rPr>
         <w:t xml:space="preserve">"בְּכָל אֲתַר הַאי נָחָשׁ אָזְלָא בָּתַר רָזָא דְּאֵשֶׁת חַיִל, </w:t>
       </w:r>
       <w:r>
         <w:rPr>
           <w:rFonts w:ascii="Times New Roman" w:hAnsi="Times New Roman" w:eastAsia="Times New Roman" w:cs="Times New Roman"/>
-          <w:b/>
+          <w:b w:val="1"/>
           <w:sz w:val="19"/>
           <w:rtl w:val="0"/>
+          <w:szCs w:val="19"/>
+          <w:bCs w:val="1"/>
+          <w:lang w:val="en-US"/>
         </w:rPr>
         <w:t xml:space="preserve">'Everywhere this Serpent stalks following the mystery of the Woman of Valor, </w:t>
       </w:r>
@@ -6999,17 +8691,23 @@
           <w:b w:val="0"/>
           <w:sz w:val="19"/>
           <w:rtl w:val="1"/>
+          <w:szCs w:val="19"/>
+          <w:bCs w:val="0"/>
+          <w:lang w:val="he-IL" w:bidi="he-IL"/>
         </w:rPr>
         <w:t xml:space="preserve">וּבָעְיָא אֵשֶׁת זְנוּנִים וְכוּלֵי". </w:t>
       </w:r>
       <w:r>
         <w:rPr>
           <w:rFonts w:ascii="Times New Roman" w:hAnsi="Times New Roman" w:eastAsia="Times New Roman" w:cs="Times New Roman"/>
-          <w:b/>
+          <w:b w:val="1"/>
           <w:sz w:val="19"/>
           <w:rtl w:val="0"/>
-        </w:rPr>
-        <w:t xml:space="preserve">seeking to become the Harlot Woman, etc.' </w:t>
+          <w:szCs w:val="19"/>
+          <w:bCs w:val="1"/>
+          <w:lang w:val="en-US"/>
+        </w:rPr>
+        <w:t xml:space="preserve">and the Woman of Harlotry seeks, etc. (to fashion herself in the same form). </w:t>
       </w:r>
       <w:r>
         <w:t xml:space="preserve">  </w:t>
@@ -7020,15 +8718,21 @@
           <w:b w:val="0"/>
           <w:sz w:val="19"/>
           <w:rtl w:val="1"/>
+          <w:szCs w:val="19"/>
+          <w:bCs w:val="0"/>
+          <w:lang w:val="he-IL" w:bidi="he-IL"/>
         </w:rPr>
         <w:t xml:space="preserve">נִקְרָא הַנָּחָשׁ "אֵשֶׁת זְנוּנִים", </w:t>
       </w:r>
       <w:r>
         <w:rPr>
           <w:rFonts w:ascii="Times New Roman" w:hAnsi="Times New Roman" w:eastAsia="Times New Roman" w:cs="Times New Roman"/>
-          <w:b/>
+          <w:b w:val="1"/>
           <w:sz w:val="19"/>
           <w:rtl w:val="0"/>
+          <w:szCs w:val="19"/>
+          <w:bCs w:val="1"/>
+          <w:lang w:val="en-US"/>
         </w:rPr>
         <w:t xml:space="preserve">The primordial Serpent is thus termed the 'Harlot Woman', </w:t>
       </w:r>
@@ -7041,15 +8745,21 @@
           <w:b w:val="0"/>
           <w:sz w:val="19"/>
           <w:rtl w:val="1"/>
+          <w:szCs w:val="19"/>
+          <w:bCs w:val="0"/>
+          <w:lang w:val="he-IL" w:bidi="he-IL"/>
         </w:rPr>
         <w:t xml:space="preserve">וְעִיקַּר פִּיתּוּי הַנָּחָשׁ בְּרֵאשִׁיתוֹ </w:t>
       </w:r>
       <w:r>
         <w:rPr>
           <w:rFonts w:ascii="Times New Roman" w:hAnsi="Times New Roman" w:eastAsia="Times New Roman" w:cs="Times New Roman"/>
-          <w:b/>
+          <w:b w:val="1"/>
           <w:sz w:val="19"/>
           <w:rtl w:val="0"/>
+          <w:szCs w:val="19"/>
+          <w:bCs w:val="1"/>
+          <w:lang w:val="en-US"/>
         </w:rPr>
         <w:t xml:space="preserve">and the core seduction of the Serpent at the outset </w:t>
       </w:r>
@@ -7062,15 +8772,21 @@
           <w:b w:val="0"/>
           <w:sz w:val="19"/>
           <w:rtl w:val="1"/>
+          <w:szCs w:val="19"/>
+          <w:bCs w:val="0"/>
+          <w:lang w:val="he-IL" w:bidi="he-IL"/>
         </w:rPr>
         <w:t xml:space="preserve">הָיָה בְּתַאֲוַות אֲכִילָה, </w:t>
       </w:r>
       <w:r>
         <w:rPr>
           <w:rFonts w:ascii="Times New Roman" w:hAnsi="Times New Roman" w:eastAsia="Times New Roman" w:cs="Times New Roman"/>
-          <w:b/>
+          <w:b w:val="1"/>
           <w:sz w:val="19"/>
           <w:rtl w:val="0"/>
+          <w:szCs w:val="19"/>
+          <w:bCs w:val="1"/>
+          <w:lang w:val="en-US"/>
         </w:rPr>
         <w:t xml:space="preserve">was via the lust for eating, </w:t>
       </w:r>
@@ -7083,15 +8799,21 @@
           <w:b w:val="0"/>
           <w:sz w:val="19"/>
           <w:rtl w:val="1"/>
+          <w:szCs w:val="19"/>
+          <w:bCs w:val="0"/>
+          <w:lang w:val="he-IL" w:bidi="he-IL"/>
         </w:rPr>
         <w:t xml:space="preserve">לְהַכְנִיס בְּלִבּוֹ הַתַּאֲוָה לְהַרְגִּישׁ הֲנָאַת הַגּוּף; </w:t>
       </w:r>
       <w:r>
         <w:rPr>
           <w:rFonts w:ascii="Times New Roman" w:hAnsi="Times New Roman" w:eastAsia="Times New Roman" w:cs="Times New Roman"/>
-          <w:b/>
+          <w:b w:val="1"/>
           <w:sz w:val="19"/>
           <w:rtl w:val="0"/>
+          <w:szCs w:val="19"/>
+          <w:bCs w:val="1"/>
+          <w:lang w:val="en-US"/>
         </w:rPr>
         <w:t xml:space="preserve">to implant in man's heart the lust to experience bodily pleasure; </w:t>
       </w:r>
@@ -7104,15 +8826,21 @@
           <w:b w:val="0"/>
           <w:sz w:val="19"/>
           <w:rtl w:val="1"/>
+          <w:szCs w:val="19"/>
+          <w:bCs w:val="0"/>
+          <w:lang w:val="he-IL" w:bidi="he-IL"/>
         </w:rPr>
         <w:t xml:space="preserve">וְאַחַר כָּךְ בָּא עַל חַוָּה וְהֵטִיל בָּהּ זוּהֲמָא (שַׁבָּת קמו.), </w:t>
       </w:r>
       <w:r>
         <w:rPr>
           <w:rFonts w:ascii="Times New Roman" w:hAnsi="Times New Roman" w:eastAsia="Times New Roman" w:cs="Times New Roman"/>
-          <w:b/>
+          <w:b w:val="1"/>
           <w:sz w:val="19"/>
           <w:rtl w:val="0"/>
+          <w:szCs w:val="19"/>
+          <w:bCs w:val="1"/>
+          <w:lang w:val="en-US"/>
         </w:rPr>
         <w:t xml:space="preserve">and afterward he cohabited with Eve and injected defilement into her (Shabbat 146a), </w:t>
       </w:r>
@@ -7140,15 +8868,21 @@
           <w:b w:val="0"/>
           <w:sz w:val="19"/>
           <w:rtl w:val="1"/>
+          <w:szCs w:val="19"/>
+          <w:bCs w:val="0"/>
+          <w:lang w:val="he-IL" w:bidi="he-IL"/>
         </w:rPr>
         <w:t xml:space="preserve">וְעַל יְדֵי שֶׁנּוֹלְדוּ הַכֹּל מֵחַוָּה </w:t>
       </w:r>
       <w:r>
         <w:rPr>
           <w:rFonts w:ascii="Times New Roman" w:hAnsi="Times New Roman" w:eastAsia="Times New Roman" w:cs="Times New Roman"/>
-          <w:b/>
+          <w:b w:val="1"/>
           <w:sz w:val="19"/>
           <w:rtl w:val="0"/>
+          <w:szCs w:val="19"/>
+          <w:bCs w:val="1"/>
+          <w:lang w:val="en-US"/>
         </w:rPr>
         <w:t xml:space="preserve">and because all humanity descended from Eve, </w:t>
       </w:r>
@@ -7161,15 +8895,21 @@
           <w:b w:val="0"/>
           <w:sz w:val="19"/>
           <w:rtl w:val="1"/>
+          <w:szCs w:val="19"/>
+          <w:bCs w:val="0"/>
+          <w:lang w:val="he-IL" w:bidi="he-IL"/>
         </w:rPr>
         <w:t xml:space="preserve">בָּא הַזּוּהֲמָא גַּם בְּזַרְעָהּ, </w:t>
       </w:r>
       <w:r>
         <w:rPr>
           <w:rFonts w:ascii="Times New Roman" w:hAnsi="Times New Roman" w:eastAsia="Times New Roman" w:cs="Times New Roman"/>
-          <w:b/>
+          <w:b w:val="1"/>
           <w:sz w:val="19"/>
           <w:rtl w:val="0"/>
+          <w:szCs w:val="19"/>
+          <w:bCs w:val="1"/>
+          <w:lang w:val="en-US"/>
         </w:rPr>
         <w:t xml:space="preserve">this pollution entered into her offspring as well, </w:t>
       </w:r>
@@ -7182,15 +8922,21 @@
           <w:b w:val="0"/>
           <w:sz w:val="19"/>
           <w:rtl w:val="1"/>
+          <w:szCs w:val="19"/>
+          <w:bCs w:val="0"/>
+          <w:lang w:val="he-IL" w:bidi="he-IL"/>
         </w:rPr>
         <w:t xml:space="preserve">וְעַל יְדֵי זוּהֲמַת הַנָּחָשׁ גּוֹרֵם הַפְּגָם בָּזֶה. </w:t>
       </w:r>
       <w:r>
         <w:rPr>
           <w:rFonts w:ascii="Times New Roman" w:hAnsi="Times New Roman" w:eastAsia="Times New Roman" w:cs="Times New Roman"/>
-          <w:b/>
+          <w:b w:val="1"/>
           <w:sz w:val="19"/>
           <w:rtl w:val="0"/>
+          <w:szCs w:val="19"/>
+          <w:bCs w:val="1"/>
+          <w:lang w:val="en-US"/>
         </w:rPr>
         <w:t xml:space="preserve">and through the Serpent's defilement this moral blemish is induced. </w:t>
       </w:r>
@@ -7208,15 +8954,21 @@
           <w:b w:val="0"/>
           <w:sz w:val="19"/>
           <w:rtl w:val="1"/>
+          <w:szCs w:val="19"/>
+          <w:bCs w:val="0"/>
+          <w:lang w:val="he-IL" w:bidi="he-IL"/>
         </w:rPr>
         <w:t xml:space="preserve">וְחֹדֶשׁ זֶה שֶׁנִּבְרָא בְּאוֹת נוּ״ן, </w:t>
       </w:r>
       <w:r>
         <w:rPr>
           <w:rFonts w:ascii="Times New Roman" w:hAnsi="Times New Roman" w:eastAsia="Times New Roman" w:cs="Times New Roman"/>
-          <w:b/>
+          <w:b w:val="1"/>
           <w:sz w:val="19"/>
           <w:rtl w:val="0"/>
+          <w:szCs w:val="19"/>
+          <w:bCs w:val="1"/>
+          <w:lang w:val="en-US"/>
         </w:rPr>
         <w:t xml:space="preserve">And this month, which was formed with the letter Nun, </w:t>
       </w:r>
@@ -7229,15 +8981,21 @@
           <w:b w:val="0"/>
           <w:sz w:val="19"/>
           <w:rtl w:val="1"/>
+          <w:szCs w:val="19"/>
+          <w:bCs w:val="0"/>
+          <w:lang w:val="he-IL" w:bidi="he-IL"/>
         </w:rPr>
         <w:t xml:space="preserve">דְּרָזָא דִּילֵיהּ הֵ״א תַּתָּאָה – </w:t>
       </w:r>
       <w:r>
         <w:rPr>
           <w:rFonts w:ascii="Times New Roman" w:hAnsi="Times New Roman" w:eastAsia="Times New Roman" w:cs="Times New Roman"/>
-          <w:b/>
+          <w:b w:val="1"/>
           <w:sz w:val="19"/>
           <w:rtl w:val="0"/>
+          <w:szCs w:val="19"/>
+          <w:bCs w:val="1"/>
+          <w:lang w:val="en-US"/>
         </w:rPr>
         <w:t xml:space="preserve">whose esoteric secret is the lower Hei— </w:t>
       </w:r>
@@ -7250,15 +9008,21 @@
           <w:b w:val="0"/>
           <w:sz w:val="19"/>
           <w:rtl w:val="1"/>
-        </w:rPr>
-        <w:t xml:space="preserve">"אֵשֶׁת חַיִל", "יִרְאַת ה'", </w:t>
-      </w:r>
-      <w:r>
-        <w:rPr>
-          <w:rFonts w:ascii="Times New Roman" w:hAnsi="Times New Roman" w:eastAsia="Times New Roman" w:cs="Times New Roman"/>
-          <w:b/>
+          <w:szCs w:val="19"/>
+          <w:bCs w:val="0"/>
+          <w:lang w:val="he-IL" w:bidi="he-IL"/>
+        </w:rPr>
+        <w:t xml:space="preserve">"אֵשֶׁת חַיִל", "יִרְאַת הַשֵּׁם", </w:t>
+      </w:r>
+      <w:r>
+        <w:rPr>
+          <w:rFonts w:ascii="Times New Roman" w:hAnsi="Times New Roman" w:eastAsia="Times New Roman" w:cs="Times New Roman"/>
+          <w:b w:val="1"/>
           <w:sz w:val="19"/>
           <w:rtl w:val="0"/>
+          <w:szCs w:val="19"/>
+          <w:bCs w:val="1"/>
+          <w:lang w:val="en-US"/>
         </w:rPr>
         <w:t xml:space="preserve">'a Woman of Valor', the 'fear of Hashem', </w:t>
       </w:r>
@@ -7271,15 +9035,21 @@
           <w:b w:val="0"/>
           <w:sz w:val="19"/>
           <w:rtl w:val="1"/>
+          <w:szCs w:val="19"/>
+          <w:bCs w:val="0"/>
+          <w:lang w:val="he-IL" w:bidi="he-IL"/>
         </w:rPr>
         <w:t xml:space="preserve">לָכֵן בּוֹ הַזְּמַן לְתַקֵּן פְּגָם זֶה, </w:t>
       </w:r>
       <w:r>
         <w:rPr>
           <w:rFonts w:ascii="Times New Roman" w:hAnsi="Times New Roman" w:eastAsia="Times New Roman" w:cs="Times New Roman"/>
-          <w:b/>
+          <w:b w:val="1"/>
           <w:sz w:val="19"/>
           <w:rtl w:val="0"/>
+          <w:szCs w:val="19"/>
+          <w:bCs w:val="1"/>
+          <w:lang w:val="en-US"/>
         </w:rPr>
         <w:t xml:space="preserve">is therefore the season to rectify this defect, </w:t>
       </w:r>
@@ -7292,15 +9062,21 @@
           <w:b w:val="0"/>
           <w:sz w:val="19"/>
           <w:rtl w:val="1"/>
+          <w:szCs w:val="19"/>
+          <w:bCs w:val="0"/>
+          <w:lang w:val="he-IL" w:bidi="he-IL"/>
         </w:rPr>
         <w:t xml:space="preserve">וּמִמֵּילָא יְתוּקַּן שׁוֹרֶשׁ קִלְקוּל הַנָּחָשׁ – </w:t>
       </w:r>
       <w:r>
         <w:rPr>
           <w:rFonts w:ascii="Times New Roman" w:hAnsi="Times New Roman" w:eastAsia="Times New Roman" w:cs="Times New Roman"/>
-          <w:b/>
+          <w:b w:val="1"/>
           <w:sz w:val="19"/>
           <w:rtl w:val="0"/>
+          <w:szCs w:val="19"/>
+          <w:bCs w:val="1"/>
+          <w:lang w:val="en-US"/>
         </w:rPr>
         <w:t xml:space="preserve">and automatically the root corruption of the Serpent is repaired— </w:t>
       </w:r>
@@ -7313,15 +9089,21 @@
           <w:b w:val="0"/>
           <w:sz w:val="19"/>
           <w:rtl w:val="1"/>
+          <w:szCs w:val="19"/>
+          <w:bCs w:val="0"/>
+          <w:lang w:val="he-IL" w:bidi="he-IL"/>
         </w:rPr>
         <w:t xml:space="preserve">אֵשֶׁת זְנוּנִים שֶׁהָיָה בַּאֲכִילָה; </w:t>
       </w:r>
       <w:r>
         <w:rPr>
           <w:rFonts w:ascii="Times New Roman" w:hAnsi="Times New Roman" w:eastAsia="Times New Roman" w:cs="Times New Roman"/>
-          <w:b/>
+          <w:b w:val="1"/>
           <w:sz w:val="19"/>
           <w:rtl w:val="0"/>
+          <w:szCs w:val="19"/>
+          <w:bCs w:val="1"/>
+          <w:lang w:val="en-US"/>
         </w:rPr>
         <w:t xml:space="preserve">the Harlot Woman that originated through eating; </w:t>
       </w:r>
@@ -7334,17 +9116,23 @@
           <w:b w:val="0"/>
           <w:sz w:val="19"/>
           <w:rtl w:val="1"/>
+          <w:szCs w:val="19"/>
+          <w:bCs w:val="0"/>
+          <w:lang w:val="he-IL" w:bidi="he-IL"/>
         </w:rPr>
         <w:t xml:space="preserve">וְזֶה שֶׁנֶּאֱמַר: "וְדַקִּין בַּנֶּפֶשׁ". </w:t>
       </w:r>
       <w:r>
         <w:rPr>
           <w:rFonts w:ascii="Times New Roman" w:hAnsi="Times New Roman" w:eastAsia="Times New Roman" w:cs="Times New Roman"/>
-          <w:b/>
+          <w:b w:val="1"/>
           <w:sz w:val="19"/>
           <w:rtl w:val="0"/>
-        </w:rPr>
-        <w:t xml:space="preserve">and this is why it says: 'and the small intestines in the soul.' </w:t>
+          <w:szCs w:val="19"/>
+          <w:bCs w:val="1"/>
+          <w:lang w:val="en-US"/>
+        </w:rPr>
+        <w:t xml:space="preserve">and this is why it says: ‘and the small intestines in the person.’ </w:t>
       </w:r>
       <w:r>
         <w:t xml:space="preserve">  </w:t>
@@ -7355,15 +9143,21 @@
           <w:b w:val="0"/>
           <w:sz w:val="19"/>
           <w:rtl w:val="1"/>
+          <w:szCs w:val="19"/>
+          <w:bCs w:val="0"/>
+          <w:lang w:val="he-IL" w:bidi="he-IL"/>
         </w:rPr>
         <w:t xml:space="preserve">וְכֵן עַל יְדֵי הַיִּרְאָה יוּקְבְּעוּ דִּבְרֵי תוֹרָה בַּלֵּב, </w:t>
       </w:r>
       <w:r>
         <w:rPr>
           <w:rFonts w:ascii="Times New Roman" w:hAnsi="Times New Roman" w:eastAsia="Times New Roman" w:cs="Times New Roman"/>
-          <w:b/>
+          <w:b w:val="1"/>
           <w:sz w:val="19"/>
           <w:rtl w:val="0"/>
+          <w:szCs w:val="19"/>
+          <w:bCs w:val="1"/>
+          <w:lang w:val="en-US"/>
         </w:rPr>
         <w:t xml:space="preserve">And likewise, through fear of God words of Torah are inscribed in the heart, </w:t>
       </w:r>
@@ -7376,15 +9170,21 @@
           <w:b w:val="0"/>
           <w:sz w:val="19"/>
           <w:rtl w:val="1"/>
+          <w:szCs w:val="19"/>
+          <w:bCs w:val="0"/>
+          <w:lang w:val="he-IL" w:bidi="he-IL"/>
         </w:rPr>
         <w:t xml:space="preserve">שֶׁהוּא הָעִיקָּר שֶׁנִּבְרָא הַיֵּצֶר – </w:t>
       </w:r>
       <w:r>
         <w:rPr>
           <w:rFonts w:ascii="Times New Roman" w:hAnsi="Times New Roman" w:eastAsia="Times New Roman" w:cs="Times New Roman"/>
-          <w:b/>
+          <w:b w:val="1"/>
           <w:sz w:val="19"/>
           <w:rtl w:val="0"/>
+          <w:szCs w:val="19"/>
+          <w:bCs w:val="1"/>
+          <w:lang w:val="en-US"/>
         </w:rPr>
         <w:t xml:space="preserve">which is the ultimate purpose for which the inclination was created— </w:t>
       </w:r>
@@ -7397,15 +9197,21 @@
           <w:b w:val="0"/>
           <w:sz w:val="19"/>
           <w:rtl w:val="1"/>
+          <w:szCs w:val="19"/>
+          <w:bCs w:val="0"/>
+          <w:lang w:val="he-IL" w:bidi="he-IL"/>
         </w:rPr>
         <w:t xml:space="preserve">שֶׁיִּהְיֶה חֵשֶׁק לְדִבְרֵי תוֹרָה, </w:t>
       </w:r>
       <w:r>
         <w:rPr>
           <w:rFonts w:ascii="Times New Roman" w:hAnsi="Times New Roman" w:eastAsia="Times New Roman" w:cs="Times New Roman"/>
-          <w:b/>
+          <w:b w:val="1"/>
           <w:sz w:val="19"/>
           <w:rtl w:val="0"/>
+          <w:szCs w:val="19"/>
+          <w:bCs w:val="1"/>
+          <w:lang w:val="en-US"/>
         </w:rPr>
         <w:t xml:space="preserve">that passion be directed toward words of Torah, </w:t>
       </w:r>
@@ -7418,15 +9224,21 @@
           <w:b w:val="0"/>
           <w:sz w:val="19"/>
           <w:rtl w:val="1"/>
+          <w:szCs w:val="19"/>
+          <w:bCs w:val="0"/>
+          <w:lang w:val="he-IL" w:bidi="he-IL"/>
         </w:rPr>
         <w:t xml:space="preserve">וּכְמוֹ שֶׁנֶּאֱמַר בַּגְּמָרָא (סֻכָּה נב.): </w:t>
       </w:r>
       <w:r>
         <w:rPr>
           <w:rFonts w:ascii="Times New Roman" w:hAnsi="Times New Roman" w:eastAsia="Times New Roman" w:cs="Times New Roman"/>
-          <w:b/>
+          <w:b w:val="1"/>
           <w:sz w:val="19"/>
           <w:rtl w:val="0"/>
+          <w:szCs w:val="19"/>
+          <w:bCs w:val="1"/>
+          <w:lang w:val="en-US"/>
         </w:rPr>
         <w:t xml:space="preserve">and as stated in the Gemara (Sukkah 52a): </w:t>
       </w:r>
@@ -7454,17 +9266,23 @@
           <w:b w:val="0"/>
           <w:sz w:val="19"/>
           <w:rtl w:val="1"/>
-        </w:rPr>
-        <w:t xml:space="preserve">"אִם פָּגַע בְּךָ מְנֻוָּול זֶה – מָשְׁכֵהוּ לְבֵית הַמִּדְרָשׁ". </w:t>
-      </w:r>
-      <w:r>
-        <w:rPr>
-          <w:rFonts w:ascii="Times New Roman" w:hAnsi="Times New Roman" w:eastAsia="Times New Roman" w:cs="Times New Roman"/>
-          <w:b/>
+          <w:szCs w:val="19"/>
+          <w:bCs w:val="0"/>
+          <w:lang w:val="he-IL" w:bidi="he-IL"/>
+        </w:rPr>
+        <w:t xml:space="preserve">"אִם פָּגַע בְּךָ מְנוּוָּל זֶה – מָשְׁכֵהוּ לְבֵית הַמִּדְרָשׁ". </w:t>
+      </w:r>
+      <w:r>
+        <w:rPr>
+          <w:rFonts w:ascii="Times New Roman" w:hAnsi="Times New Roman" w:eastAsia="Times New Roman" w:cs="Times New Roman"/>
+          <w:b w:val="1"/>
           <w:sz w:val="19"/>
           <w:rtl w:val="0"/>
-        </w:rPr>
-        <w:t xml:space="preserve">"'If this vile one confronts you, drag him to the study hall.' </w:t>
+          <w:szCs w:val="19"/>
+          <w:bCs w:val="1"/>
+          <w:lang w:val="en-US"/>
+        </w:rPr>
+        <w:t xml:space="preserve">'If this vile one confronts you, drag him to the study hall.' </w:t>
       </w:r>
       <w:r>
         <w:t xml:space="preserve">  </w:t>
@@ -7480,15 +9298,21 @@
           <w:b w:val="0"/>
           <w:sz w:val="19"/>
           <w:rtl w:val="1"/>
-        </w:rPr>
-        <w:t xml:space="preserve">"מְנֻוָּול" נִקְרָא יֵצֶר הָרָע שֶׁל תַּאֲוַות אֵשֶׁת זְנוּנִים, </w:t>
-      </w:r>
-      <w:r>
-        <w:rPr>
-          <w:rFonts w:ascii="Times New Roman" w:hAnsi="Times New Roman" w:eastAsia="Times New Roman" w:cs="Times New Roman"/>
-          <w:b/>
+          <w:szCs w:val="19"/>
+          <w:bCs w:val="0"/>
+          <w:lang w:val="he-IL" w:bidi="he-IL"/>
+        </w:rPr>
+        <w:t xml:space="preserve">"מְנוּוָּל" נִקְרָא יֵצֶר הָרָע שֶׁל תַּאֲוַות אֵשֶׁת זְנוּנִים, </w:t>
+      </w:r>
+      <w:r>
+        <w:rPr>
+          <w:rFonts w:ascii="Times New Roman" w:hAnsi="Times New Roman" w:eastAsia="Times New Roman" w:cs="Times New Roman"/>
+          <w:b w:val="1"/>
           <w:sz w:val="19"/>
           <w:rtl w:val="0"/>
+          <w:szCs w:val="19"/>
+          <w:bCs w:val="1"/>
+          <w:lang w:val="en-US"/>
         </w:rPr>
         <w:t xml:space="preserve">'Vile one' is the title of the evil inclination of lust for the Harlot Woman, </w:t>
       </w:r>
@@ -7501,15 +9325,21 @@
           <w:b w:val="0"/>
           <w:sz w:val="19"/>
           <w:rtl w:val="1"/>
+          <w:szCs w:val="19"/>
+          <w:bCs w:val="0"/>
+          <w:lang w:val="he-IL" w:bidi="he-IL"/>
         </w:rPr>
         <w:t xml:space="preserve">וּכְמוֹ שֶׁנֶּאֱמַר בַּגְּמָרָא (שַׁבָּת קנב.): </w:t>
       </w:r>
       <w:r>
         <w:rPr>
           <w:rFonts w:ascii="Times New Roman" w:hAnsi="Times New Roman" w:eastAsia="Times New Roman" w:cs="Times New Roman"/>
-          <w:b/>
+          <w:b w:val="1"/>
           <w:sz w:val="19"/>
           <w:rtl w:val="0"/>
+          <w:szCs w:val="19"/>
+          <w:bCs w:val="1"/>
+          <w:lang w:val="en-US"/>
         </w:rPr>
         <w:t xml:space="preserve">and as stated in the Gemara (Shabbat 152a): </w:t>
       </w:r>
@@ -7537,17 +9367,23 @@
           <w:b w:val="0"/>
           <w:sz w:val="19"/>
           <w:rtl w:val="1"/>
+          <w:szCs w:val="19"/>
+          <w:bCs w:val="0"/>
+          <w:lang w:val="he-IL" w:bidi="he-IL"/>
         </w:rPr>
         <w:t xml:space="preserve">"אִשָּׁה חֲמַת מָלֵא צוֹאָה וְכוּלֵי", </w:t>
       </w:r>
       <w:r>
         <w:rPr>
           <w:rFonts w:ascii="Times New Roman" w:hAnsi="Times New Roman" w:eastAsia="Times New Roman" w:cs="Times New Roman"/>
-          <w:b/>
+          <w:b w:val="1"/>
           <w:sz w:val="19"/>
           <w:rtl w:val="0"/>
-        </w:rPr>
-        <w:t xml:space="preserve">"'A woman is a vessel full of filth, etc.'," </w:t>
+          <w:szCs w:val="19"/>
+          <w:bCs w:val="1"/>
+          <w:lang w:val="en-US"/>
+        </w:rPr>
+        <w:t xml:space="preserve">'A woman is a vessel full of filth, etc.'," </w:t>
       </w:r>
       <w:r>
         <w:t xml:space="preserve">  </w:t>
@@ -7558,15 +9394,21 @@
           <w:b w:val="0"/>
           <w:sz w:val="19"/>
           <w:rtl w:val="1"/>
+          <w:szCs w:val="19"/>
+          <w:bCs w:val="0"/>
+          <w:lang w:val="he-IL" w:bidi="he-IL"/>
         </w:rPr>
         <w:t xml:space="preserve">וְהָעֵצָה: "מָשְׁכֵהוּ לְבֵית הַמִּדְרָשׁ" – </w:t>
       </w:r>
       <w:r>
         <w:rPr>
           <w:rFonts w:ascii="Times New Roman" w:hAnsi="Times New Roman" w:eastAsia="Times New Roman" w:cs="Times New Roman"/>
-          <w:b/>
+          <w:b w:val="1"/>
           <w:sz w:val="19"/>
           <w:rtl w:val="0"/>
+          <w:szCs w:val="19"/>
+          <w:bCs w:val="1"/>
+          <w:lang w:val="en-US"/>
         </w:rPr>
         <w:t xml:space="preserve">and the counsel is: 'drag him to the study hall'— </w:t>
       </w:r>
@@ -7579,15 +9421,21 @@
           <w:b w:val="0"/>
           <w:sz w:val="19"/>
           <w:rtl w:val="1"/>
+          <w:szCs w:val="19"/>
+          <w:bCs w:val="0"/>
+          <w:lang w:val="he-IL" w:bidi="he-IL"/>
         </w:rPr>
         <w:t xml:space="preserve">שֶׁיִּמְשׁוֹךְ הַחֵשֶׁק לְדִבְרֵי תוֹרָה, </w:t>
       </w:r>
       <w:r>
         <w:rPr>
           <w:rFonts w:ascii="Times New Roman" w:hAnsi="Times New Roman" w:eastAsia="Times New Roman" w:cs="Times New Roman"/>
-          <w:b/>
+          <w:b w:val="1"/>
           <w:sz w:val="19"/>
           <w:rtl w:val="0"/>
+          <w:szCs w:val="19"/>
+          <w:bCs w:val="1"/>
+          <w:lang w:val="en-US"/>
         </w:rPr>
         <w:t xml:space="preserve">that he channel the passion into words of Torah, </w:t>
       </w:r>
@@ -7600,15 +9448,21 @@
           <w:b w:val="0"/>
           <w:sz w:val="19"/>
           <w:rtl w:val="1"/>
+          <w:szCs w:val="19"/>
+          <w:bCs w:val="0"/>
+          <w:lang w:val="he-IL" w:bidi="he-IL"/>
         </w:rPr>
         <w:t xml:space="preserve">שֶׁלְּתַכְלִית זֶה נִבְרָא הַיֵּצֶר, </w:t>
       </w:r>
       <w:r>
         <w:rPr>
           <w:rFonts w:ascii="Times New Roman" w:hAnsi="Times New Roman" w:eastAsia="Times New Roman" w:cs="Times New Roman"/>
-          <w:b/>
+          <w:b w:val="1"/>
           <w:sz w:val="19"/>
           <w:rtl w:val="0"/>
+          <w:szCs w:val="19"/>
+          <w:bCs w:val="1"/>
+          <w:lang w:val="en-US"/>
         </w:rPr>
         <w:t xml:space="preserve">for for this purpose the inclination was created, </w:t>
       </w:r>
@@ -7621,17 +9475,23 @@
           <w:b w:val="0"/>
           <w:sz w:val="19"/>
           <w:rtl w:val="1"/>
+          <w:szCs w:val="19"/>
+          <w:bCs w:val="0"/>
+          <w:lang w:val="he-IL" w:bidi="he-IL"/>
         </w:rPr>
         <w:t xml:space="preserve">שֶׁהוּא הַחֵשֶׁק לִהְיוֹת חֲמִידוּ דְּאוֹרַיְיתָא. </w:t>
       </w:r>
       <w:r>
         <w:rPr>
           <w:rFonts w:ascii="Times New Roman" w:hAnsi="Times New Roman" w:eastAsia="Times New Roman" w:cs="Times New Roman"/>
-          <w:b/>
+          <w:b w:val="1"/>
           <w:sz w:val="19"/>
           <w:rtl w:val="0"/>
-        </w:rPr>
-        <w:t xml:space="preserve">which is the deep drive to become passionate delight for Torah. </w:t>
+          <w:szCs w:val="19"/>
+          <w:bCs w:val="1"/>
+          <w:lang w:val="en-US"/>
+        </w:rPr>
+        <w:t xml:space="preserve">namely, the desire to delight in Torah. </w:t>
       </w:r>
       <w:r>
         <w:t xml:space="preserve">  </w:t>
@@ -7642,15 +9502,21 @@
           <w:b w:val="0"/>
           <w:sz w:val="19"/>
           <w:rtl w:val="1"/>
+          <w:szCs w:val="19"/>
+          <w:bCs w:val="0"/>
+          <w:lang w:val="he-IL" w:bidi="he-IL"/>
         </w:rPr>
         <w:t xml:space="preserve">וּכְמוֹ שֶׁיִּהְיֶה לֶעָתִיד, </w:t>
       </w:r>
       <w:r>
         <w:rPr>
           <w:rFonts w:ascii="Times New Roman" w:hAnsi="Times New Roman" w:eastAsia="Times New Roman" w:cs="Times New Roman"/>
-          <w:b/>
+          <w:b w:val="1"/>
           <w:sz w:val="19"/>
           <w:rtl w:val="0"/>
+          <w:szCs w:val="19"/>
+          <w:bCs w:val="1"/>
+          <w:lang w:val="en-US"/>
         </w:rPr>
         <w:t xml:space="preserve">And as it will be in the ultimate future, </w:t>
       </w:r>
@@ -7663,15 +9529,21 @@
           <w:b w:val="0"/>
           <w:sz w:val="19"/>
           <w:rtl w:val="1"/>
+          <w:szCs w:val="19"/>
+          <w:bCs w:val="0"/>
+          <w:lang w:val="he-IL" w:bidi="he-IL"/>
         </w:rPr>
         <w:t xml:space="preserve">שֶׁיּוּשְׁאַר הַיֵּצֶר לִהְיוֹת חֲמִידוּ דְּאוֹרַיְיתָא, </w:t>
       </w:r>
       <w:r>
         <w:rPr>
           <w:rFonts w:ascii="Times New Roman" w:hAnsi="Times New Roman" w:eastAsia="Times New Roman" w:cs="Times New Roman"/>
-          <w:b/>
+          <w:b w:val="1"/>
           <w:sz w:val="19"/>
           <w:rtl w:val="0"/>
+          <w:szCs w:val="19"/>
+          <w:bCs w:val="1"/>
+          <w:lang w:val="en-US"/>
         </w:rPr>
         <w:t xml:space="preserve">when the drive will remain purely for the delight of Torah, </w:t>
       </w:r>
@@ -7684,15 +9556,21 @@
           <w:b w:val="0"/>
           <w:sz w:val="19"/>
           <w:rtl w:val="1"/>
+          <w:szCs w:val="19"/>
+          <w:bCs w:val="0"/>
+          <w:lang w:val="he-IL" w:bidi="he-IL"/>
         </w:rPr>
         <w:t xml:space="preserve">כְּמוֹ שֶׁנֶּאֱמַר בְּמִדְרַשׁ הַנֶּעֱלָם (זֹהַר חֵלֶק א, קלא עַמּוּד א): </w:t>
       </w:r>
       <w:r>
         <w:rPr>
           <w:rFonts w:ascii="Times New Roman" w:hAnsi="Times New Roman" w:eastAsia="Times New Roman" w:cs="Times New Roman"/>
-          <w:b/>
+          <w:b w:val="1"/>
           <w:sz w:val="19"/>
           <w:rtl w:val="0"/>
+          <w:szCs w:val="19"/>
+          <w:bCs w:val="1"/>
+          <w:lang w:val="en-US"/>
         </w:rPr>
         <w:t xml:space="preserve">as stated in the Midrash HaNe'elam (Zohar Part I, 131a): </w:t>
       </w:r>
@@ -7705,17 +9583,23 @@
           <w:b w:val="0"/>
           <w:sz w:val="19"/>
           <w:rtl w:val="1"/>
+          <w:szCs w:val="19"/>
+          <w:bCs w:val="0"/>
+          <w:lang w:val="he-IL" w:bidi="he-IL"/>
         </w:rPr>
         <w:t xml:space="preserve">"דְּאִלְמָלֵא יֵצֶר הָרָע, חֶדְוָותָא דִּשְׁמַעְתְּתָא לָא לֶיהֱוֵי"; </w:t>
       </w:r>
       <w:r>
         <w:rPr>
           <w:rFonts w:ascii="Times New Roman" w:hAnsi="Times New Roman" w:eastAsia="Times New Roman" w:cs="Times New Roman"/>
-          <w:b/>
+          <w:b w:val="1"/>
           <w:sz w:val="19"/>
           <w:rtl w:val="0"/>
-        </w:rPr>
-        <w:t xml:space="preserve">'for without the evil inclination, there would be no ecstatic joy in Torah learning'; </w:t>
+          <w:szCs w:val="19"/>
+          <w:bCs w:val="1"/>
+          <w:lang w:val="en-US"/>
+        </w:rPr>
+        <w:t xml:space="preserve">‘for without the evil inclination, there would be no joy in Torah learning’; </w:t>
       </w:r>
       <w:r>
         <w:rPr>
@@ -7741,15 +9625,21 @@
           <w:b w:val="0"/>
           <w:sz w:val="19"/>
           <w:rtl w:val="1"/>
+          <w:szCs w:val="19"/>
+          <w:bCs w:val="0"/>
+          <w:lang w:val="he-IL" w:bidi="he-IL"/>
         </w:rPr>
         <w:t xml:space="preserve">וְכֵן כָּתוּב בְּתַנְחוּמָא בְּרֵאשִׁית: </w:t>
       </w:r>
       <w:r>
         <w:rPr>
           <w:rFonts w:ascii="Times New Roman" w:hAnsi="Times New Roman" w:eastAsia="Times New Roman" w:cs="Times New Roman"/>
-          <w:b/>
+          <w:b w:val="1"/>
           <w:sz w:val="19"/>
           <w:rtl w:val="0"/>
+          <w:szCs w:val="19"/>
+          <w:bCs w:val="1"/>
+          <w:lang w:val="en-US"/>
         </w:rPr>
         <w:t xml:space="preserve">and so is written in Tanchuma, Bereishit: </w:t>
       </w:r>
@@ -7767,15 +9657,21 @@
           <w:b w:val="0"/>
           <w:sz w:val="19"/>
           <w:rtl w:val="1"/>
+          <w:szCs w:val="19"/>
+          <w:bCs w:val="0"/>
+          <w:lang w:val="he-IL" w:bidi="he-IL"/>
         </w:rPr>
         <w:t xml:space="preserve">אָמַר הַקָּדוֹשׁ בָּרוּךְ הוּא: "אַתָּה עוֹשֶׂה אוֹתוֹ רַע וְכוּלֵי", </w:t>
       </w:r>
       <w:r>
         <w:rPr>
           <w:rFonts w:ascii="Times New Roman" w:hAnsi="Times New Roman" w:eastAsia="Times New Roman" w:cs="Times New Roman"/>
-          <w:b/>
+          <w:b w:val="1"/>
           <w:sz w:val="19"/>
           <w:rtl w:val="0"/>
+          <w:szCs w:val="19"/>
+          <w:bCs w:val="1"/>
+          <w:lang w:val="en-US"/>
         </w:rPr>
         <w:t xml:space="preserve">the Holy One said: 'You make it evil, etc.', </w:t>
       </w:r>
@@ -7788,15 +9684,21 @@
           <w:b w:val="0"/>
           <w:sz w:val="19"/>
           <w:rtl w:val="1"/>
+          <w:szCs w:val="19"/>
+          <w:bCs w:val="0"/>
+          <w:lang w:val="he-IL" w:bidi="he-IL"/>
         </w:rPr>
         <w:t xml:space="preserve">שֶׁהַשֵּׁם יִתְבָּרַךְ בָּרָא הַיֵּצֶר הָרָע </w:t>
       </w:r>
       <w:r>
         <w:rPr>
           <w:rFonts w:ascii="Times New Roman" w:hAnsi="Times New Roman" w:eastAsia="Times New Roman" w:cs="Times New Roman"/>
-          <w:b/>
+          <w:b w:val="1"/>
           <w:sz w:val="19"/>
           <w:rtl w:val="0"/>
+          <w:szCs w:val="19"/>
+          <w:bCs w:val="1"/>
+          <w:lang w:val="en-US"/>
         </w:rPr>
         <w:t xml:space="preserve">for Hashem created the impulse </w:t>
       </w:r>
@@ -7809,15 +9711,21 @@
           <w:b w:val="0"/>
           <w:sz w:val="19"/>
           <w:rtl w:val="1"/>
+          <w:szCs w:val="19"/>
+          <w:bCs w:val="0"/>
+          <w:lang w:val="he-IL" w:bidi="he-IL"/>
         </w:rPr>
         <w:t xml:space="preserve">– יֵצֶר חֵשֶׁק לְדִבְרֵי תוֹרָה, </w:t>
       </w:r>
       <w:r>
         <w:rPr>
           <w:rFonts w:ascii="Times New Roman" w:hAnsi="Times New Roman" w:eastAsia="Times New Roman" w:cs="Times New Roman"/>
-          <w:b/>
+          <w:b w:val="1"/>
           <w:sz w:val="19"/>
           <w:rtl w:val="0"/>
+          <w:szCs w:val="19"/>
+          <w:bCs w:val="1"/>
+          <w:lang w:val="en-US"/>
         </w:rPr>
         <w:t xml:space="preserve">—as an impetus of zeal for Torah, </w:t>
       </w:r>
@@ -7830,17 +9738,23 @@
           <w:b w:val="0"/>
           <w:sz w:val="19"/>
           <w:rtl w:val="1"/>
+          <w:szCs w:val="19"/>
+          <w:bCs w:val="0"/>
+          <w:lang w:val="he-IL" w:bidi="he-IL"/>
         </w:rPr>
         <w:t xml:space="preserve">שֶׁיִּהְיֶה חֶדְוָותָא דִּשְׁמַעְתְּתָא. </w:t>
       </w:r>
       <w:r>
         <w:rPr>
           <w:rFonts w:ascii="Times New Roman" w:hAnsi="Times New Roman" w:eastAsia="Times New Roman" w:cs="Times New Roman"/>
-          <w:b/>
+          <w:b w:val="1"/>
           <w:sz w:val="19"/>
           <w:rtl w:val="0"/>
-        </w:rPr>
-        <w:t xml:space="preserve">so that there be radiant joy in Talmudic analysis. </w:t>
+          <w:szCs w:val="19"/>
+          <w:bCs w:val="1"/>
+          <w:lang w:val="en-US"/>
+        </w:rPr>
+        <w:t xml:space="preserve">so that there be joy in Talmudic discussion. </w:t>
       </w:r>
       <w:r>
         <w:t xml:space="preserve">  </w:t>
@@ -7851,15 +9765,21 @@
           <w:b w:val="0"/>
           <w:sz w:val="19"/>
           <w:rtl w:val="1"/>
+          <w:szCs w:val="19"/>
+          <w:bCs w:val="0"/>
+          <w:lang w:val="he-IL" w:bidi="he-IL"/>
         </w:rPr>
         <w:t xml:space="preserve">וְזֶהוּ "מָשְׁכֵהוּ לְבֵית הַמִּדְרָשׁ" – </w:t>
       </w:r>
       <w:r>
         <w:rPr>
           <w:rFonts w:ascii="Times New Roman" w:hAnsi="Times New Roman" w:eastAsia="Times New Roman" w:cs="Times New Roman"/>
-          <w:b/>
+          <w:b w:val="1"/>
           <w:sz w:val="19"/>
           <w:rtl w:val="0"/>
+          <w:szCs w:val="19"/>
+          <w:bCs w:val="1"/>
+          <w:lang w:val="en-US"/>
         </w:rPr>
         <w:t xml:space="preserve">And this is 'drag him to the study hall'— </w:t>
       </w:r>
@@ -7872,15 +9792,21 @@
           <w:b w:val="0"/>
           <w:sz w:val="19"/>
           <w:rtl w:val="1"/>
+          <w:szCs w:val="19"/>
+          <w:bCs w:val="0"/>
+          <w:lang w:val="he-IL" w:bidi="he-IL"/>
         </w:rPr>
         <w:t xml:space="preserve">מְקוֹם חִדּוּשׁ הֲלָכוֹת תּוֹרָה שֶׁבְּעַל פֶּה. </w:t>
       </w:r>
       <w:r>
         <w:rPr>
           <w:rFonts w:ascii="Times New Roman" w:hAnsi="Times New Roman" w:eastAsia="Times New Roman" w:cs="Times New Roman"/>
-          <w:b/>
+          <w:b w:val="1"/>
           <w:sz w:val="19"/>
           <w:rtl w:val="0"/>
+          <w:szCs w:val="19"/>
+          <w:bCs w:val="1"/>
+          <w:lang w:val="en-US"/>
         </w:rPr>
         <w:t xml:space="preserve">the setting where novel insights of the Oral Torah are forged. </w:t>
       </w:r>
@@ -7893,15 +9819,21 @@
           <w:b w:val="0"/>
           <w:sz w:val="19"/>
           <w:rtl w:val="1"/>
+          <w:szCs w:val="19"/>
+          <w:bCs w:val="0"/>
+          <w:lang w:val="he-IL" w:bidi="he-IL"/>
         </w:rPr>
         <w:t xml:space="preserve">וְזֶה עִיקַּר עֵסֶק חֹדֶשׁ זֶה שֶׁנִּבְרָא בְּאוֹת נוּ״ן, </w:t>
       </w:r>
       <w:r>
         <w:rPr>
           <w:rFonts w:ascii="Times New Roman" w:hAnsi="Times New Roman" w:eastAsia="Times New Roman" w:cs="Times New Roman"/>
-          <w:b/>
+          <w:b w:val="1"/>
           <w:sz w:val="19"/>
           <w:rtl w:val="0"/>
+          <w:szCs w:val="19"/>
+          <w:bCs w:val="1"/>
+          <w:lang w:val="en-US"/>
         </w:rPr>
         <w:t xml:space="preserve">And this is the prime undertaking of this month, formed with the letter Nun, </w:t>
       </w:r>
@@ -7914,15 +9846,21 @@
           <w:b w:val="0"/>
           <w:sz w:val="19"/>
           <w:rtl w:val="1"/>
+          <w:szCs w:val="19"/>
+          <w:bCs w:val="0"/>
+          <w:lang w:val="he-IL" w:bidi="he-IL"/>
         </w:rPr>
         <w:t xml:space="preserve">שֶׁמּוֹרָה עַל יִרְאָה, </w:t>
       </w:r>
       <w:r>
         <w:rPr>
           <w:rFonts w:ascii="Times New Roman" w:hAnsi="Times New Roman" w:eastAsia="Times New Roman" w:cs="Times New Roman"/>
-          <w:b/>
+          <w:b w:val="1"/>
           <w:sz w:val="19"/>
           <w:rtl w:val="0"/>
+          <w:szCs w:val="19"/>
+          <w:bCs w:val="1"/>
+          <w:lang w:val="en-US"/>
         </w:rPr>
         <w:t xml:space="preserve">which signifies awe, </w:t>
       </w:r>
@@ -7935,15 +9873,21 @@
           <w:b w:val="0"/>
           <w:sz w:val="19"/>
           <w:rtl w:val="1"/>
+          <w:szCs w:val="19"/>
+          <w:bCs w:val="0"/>
+          <w:lang w:val="he-IL" w:bidi="he-IL"/>
         </w:rPr>
         <w:t xml:space="preserve">וּבְכֹחַ הָרֵיחַ, </w:t>
       </w:r>
       <w:r>
         <w:rPr>
           <w:rFonts w:ascii="Times New Roman" w:hAnsi="Times New Roman" w:eastAsia="Times New Roman" w:cs="Times New Roman"/>
-          <w:b/>
+          <w:b w:val="1"/>
           <w:sz w:val="19"/>
           <w:rtl w:val="0"/>
+          <w:szCs w:val="19"/>
+          <w:bCs w:val="1"/>
+          <w:lang w:val="en-US"/>
         </w:rPr>
         <w:t xml:space="preserve">and through the potency of smell, </w:t>
       </w:r>
@@ -7956,15 +9900,21 @@
           <w:b w:val="0"/>
           <w:sz w:val="19"/>
           <w:rtl w:val="1"/>
+          <w:szCs w:val="19"/>
+          <w:bCs w:val="0"/>
+          <w:lang w:val="he-IL" w:bidi="he-IL"/>
         </w:rPr>
         <w:t xml:space="preserve">לְתַקֵּן פְּגָם הַנָּחָשׁ בַּאֲכִילָה וּבְתַאֲוָה, </w:t>
       </w:r>
       <w:r>
         <w:rPr>
           <w:rFonts w:ascii="Times New Roman" w:hAnsi="Times New Roman" w:eastAsia="Times New Roman" w:cs="Times New Roman"/>
-          <w:b/>
+          <w:b w:val="1"/>
           <w:sz w:val="19"/>
           <w:rtl w:val="0"/>
+          <w:szCs w:val="19"/>
+          <w:bCs w:val="1"/>
+          <w:lang w:val="en-US"/>
         </w:rPr>
         <w:t xml:space="preserve">to rectify the defect of the Serpent in eating and lust, </w:t>
       </w:r>
@@ -7977,15 +9927,21 @@
           <w:b w:val="0"/>
           <w:sz w:val="19"/>
           <w:rtl w:val="1"/>
+          <w:szCs w:val="19"/>
+          <w:bCs w:val="0"/>
+          <w:lang w:val="he-IL" w:bidi="he-IL"/>
         </w:rPr>
         <w:t xml:space="preserve">וְשֶׁיּוּקְבְּעוּ דִּבְרֵי תוֹרָה בַּלֵּב </w:t>
       </w:r>
       <w:r>
         <w:rPr>
           <w:rFonts w:ascii="Times New Roman" w:hAnsi="Times New Roman" w:eastAsia="Times New Roman" w:cs="Times New Roman"/>
-          <w:b/>
+          <w:b w:val="1"/>
           <w:sz w:val="19"/>
           <w:rtl w:val="0"/>
+          <w:szCs w:val="19"/>
+          <w:bCs w:val="1"/>
+          <w:lang w:val="en-US"/>
         </w:rPr>
         <w:t xml:space="preserve">and that words of Torah be embedded in the heart, </w:t>
       </w:r>
@@ -7998,15 +9954,21 @@
           <w:b w:val="0"/>
           <w:sz w:val="19"/>
           <w:rtl w:val="1"/>
+          <w:szCs w:val="19"/>
+          <w:bCs w:val="0"/>
+          <w:lang w:val="he-IL" w:bidi="he-IL"/>
         </w:rPr>
         <w:t xml:space="preserve">לְקַבֵּל עָלָיו עוֹל תּוֹרָה בֶּאֱמֶת. </w:t>
       </w:r>
       <w:r>
         <w:rPr>
           <w:rFonts w:ascii="Times New Roman" w:hAnsi="Times New Roman" w:eastAsia="Times New Roman" w:cs="Times New Roman"/>
-          <w:b/>
+          <w:b w:val="1"/>
           <w:sz w:val="19"/>
           <w:rtl w:val="0"/>
+          <w:szCs w:val="19"/>
+          <w:bCs w:val="1"/>
+          <w:lang w:val="en-US"/>
         </w:rPr>
         <w:t xml:space="preserve">to take upon oneself the yoke of Torah in truth. </w:t>
       </w:r>
@@ -12917,7 +14879,7 @@
           <w:sz w:val="17"/>
           <w:szCs w:val="17"/>
         </w:rPr>
-        <w:t xml:space="preserve">  Zohar II 137 — Rav Tzadok’s citation; source passage not independently located. </w:t>
+        <w:t xml:space="preserve">    Zohar II 137b, variant reading; also indexed as Zohar Addenda Volume II 8:167.  </w:t>
       </w:r>
     </w:p>
     <w:p>
@@ -12961,7 +14923,7 @@
           <w:sz w:val="17"/>
           <w:szCs w:val="17"/>
         </w:rPr>
-        <w:t xml:space="preserve">The Biblical text has been verified. Rav Tzadok also refers to Zohar II 137 (“be-sitra achara”), but the relevant independent Zohar passage could not be conclusively recovered from the accessible kabbalah excerpts or cross-index. The Biblical quotation must not be mistaken for a direct English quotation from the Zohar. The older Zohar reference is retained pending collation against a paginated print edition.</w:t>
+        <w:t xml:space="preserve">The Biblical quotation above is Deuteronomy 31:9, not a direct quotation from the Zohar. The variant reading at Zohar II 137b identifies “the Torah of Hashem” with the Oral Torah transmitted from Moses to Joshua, and contrasts it with the Written Torah entrusted to the Levites, citing Deuteronomy 31:25–26. The abbreviation be-sefarim acherim means “in other books,” indicating a variant reading; it does not mean sitra achara, “the Other Side.” This passage is also indexed on Sefaria as Zohar, Addenda, Volume II 8:167.</w:t>
       </w:r>
     </w:p>
     <w:p>
@@ -17345,7 +19307,7 @@
           <w:sz w:val="17"/>
           <w:szCs w:val="17"/>
         </w:rPr>
-        <w:t xml:space="preserve">“The purpose of wisdom is repentance and good deeds. ... As it is said, ‘The beginning of wisdom is the fear of Hashem; a good understanding belongs to all those who DO them.’ It does not say ‘those who STUDY them,’ but rather ‘those who DO them’—those who act for their own sake and not those who act without proper intention.”</w:t>
+        <w:t xml:space="preserve">“The purpose of wisdom is repentance and good deeds. ... As it is said, ‘The beginning of wisdom is the fear of Hashem; a good understanding belongs to all those who do them.’ It does not say ‘those who do,’ but rather ‘those who do them’—those who act for its own sake, and not those who act without that intention.” The distinction in the Gemara is between la-osim and la-oseihem; Rav Tzadok restates its practical emphasis as doing rather than merely studying.</w:t>
       </w:r>
     </w:p>
     <w:p>
